--- a/MF0964_3 Desarrollo de elementos software para gestión de/JAVA/EJERCICIOS DE ARRAYLIST.docx
+++ b/MF0964_3 Desarrollo de elementos software para gestión de/JAVA/EJERCICIOS DE ARRAYLIST.docx
@@ -517,33 +517,29 @@
       <w:pPr>
         <w:shd w:val="clear" w:color="auto" w:fill="D9D9D9" w:themeFill="background1" w:themeFillShade="D9"/>
         <w:spacing w:after="0"/>
-      </w:pPr>
-      <w:proofErr w:type="spellStart"/>
-      <w:r>
-        <w:t>public</w:t>
-      </w:r>
-      <w:proofErr w:type="spellEnd"/>
-      <w:r>
-        <w:t xml:space="preserve"> </w:t>
-      </w:r>
-      <w:proofErr w:type="spellStart"/>
-      <w:r>
-        <w:t>class</w:t>
-      </w:r>
-      <w:proofErr w:type="spellEnd"/>
-      <w:r>
-        <w:t xml:space="preserve"> Ejercicio2 {</w:t>
-      </w:r>
-    </w:p>
-    <w:p>
-      <w:pPr>
-        <w:shd w:val="clear" w:color="auto" w:fill="D9D9D9" w:themeFill="background1" w:themeFillShade="D9"/>
-        <w:spacing w:after="0"/>
-        <w:rPr>
-          <w:lang w:val="en-GB"/>
-        </w:rPr>
-      </w:pPr>
-      <w:r>
+        <w:rPr>
+          <w:lang w:val="en-GB"/>
+        </w:rPr>
+      </w:pPr>
+      <w:r>
+        <w:rPr>
+          <w:lang w:val="en-GB"/>
+        </w:rPr>
+        <w:t>public class Ejercicio2 {</w:t>
+      </w:r>
+    </w:p>
+    <w:p>
+      <w:pPr>
+        <w:shd w:val="clear" w:color="auto" w:fill="D9D9D9" w:themeFill="background1" w:themeFillShade="D9"/>
+        <w:spacing w:after="0"/>
+        <w:rPr>
+          <w:lang w:val="en-GB"/>
+        </w:rPr>
+      </w:pPr>
+      <w:r>
+        <w:rPr>
+          <w:lang w:val="en-GB"/>
+        </w:rPr>
         <w:t xml:space="preserve">    </w:t>
       </w:r>
       <w:r>
@@ -1462,28 +1458,21 @@
       <w:pPr>
         <w:shd w:val="clear" w:color="auto" w:fill="D9D9D9" w:themeFill="background1" w:themeFillShade="D9"/>
         <w:spacing w:after="0"/>
-        <w:rPr>
-          <w:lang w:val="en-GB"/>
-        </w:rPr>
-      </w:pPr>
-      <w:r>
-        <w:rPr>
-          <w:lang w:val="en-GB"/>
-        </w:rPr>
-        <w:t xml:space="preserve">import </w:t>
-      </w:r>
-      <w:proofErr w:type="spellStart"/>
-      <w:r>
-        <w:rPr>
-          <w:lang w:val="en-GB"/>
-        </w:rPr>
+      </w:pPr>
+      <w:proofErr w:type="spellStart"/>
+      <w:r>
+        <w:t>import</w:t>
+      </w:r>
+      <w:proofErr w:type="spellEnd"/>
+      <w:r>
+        <w:t xml:space="preserve"> </w:t>
+      </w:r>
+      <w:proofErr w:type="spellStart"/>
+      <w:r>
         <w:t>java.util.ArrayList</w:t>
       </w:r>
       <w:proofErr w:type="spellEnd"/>
       <w:r>
-        <w:rPr>
-          <w:lang w:val="en-GB"/>
-        </w:rPr>
         <w:t>;</w:t>
       </w:r>
     </w:p>
@@ -1997,28 +1986,21 @@
       <w:pPr>
         <w:shd w:val="clear" w:color="auto" w:fill="D9D9D9" w:themeFill="background1" w:themeFillShade="D9"/>
         <w:spacing w:after="0"/>
-        <w:rPr>
-          <w:lang w:val="en-GB"/>
-        </w:rPr>
-      </w:pPr>
-      <w:r>
-        <w:rPr>
-          <w:lang w:val="en-GB"/>
-        </w:rPr>
-        <w:t xml:space="preserve">import </w:t>
-      </w:r>
-      <w:proofErr w:type="spellStart"/>
-      <w:r>
-        <w:rPr>
-          <w:lang w:val="en-GB"/>
-        </w:rPr>
+      </w:pPr>
+      <w:proofErr w:type="spellStart"/>
+      <w:r>
+        <w:t>import</w:t>
+      </w:r>
+      <w:proofErr w:type="spellEnd"/>
+      <w:r>
+        <w:t xml:space="preserve"> </w:t>
+      </w:r>
+      <w:proofErr w:type="spellStart"/>
+      <w:r>
         <w:t>java.util.ArrayList</w:t>
       </w:r>
       <w:proofErr w:type="spellEnd"/>
       <w:r>
-        <w:rPr>
-          <w:lang w:val="en-GB"/>
-        </w:rPr>
         <w:t>;</w:t>
       </w:r>
     </w:p>
@@ -2540,28 +2522,21 @@
       <w:pPr>
         <w:shd w:val="clear" w:color="auto" w:fill="D9D9D9" w:themeFill="background1" w:themeFillShade="D9"/>
         <w:spacing w:after="0"/>
-        <w:rPr>
-          <w:lang w:val="en-GB"/>
-        </w:rPr>
-      </w:pPr>
-      <w:r>
-        <w:rPr>
-          <w:lang w:val="en-GB"/>
-        </w:rPr>
-        <w:t xml:space="preserve">import </w:t>
-      </w:r>
-      <w:proofErr w:type="spellStart"/>
-      <w:r>
-        <w:rPr>
-          <w:lang w:val="en-GB"/>
-        </w:rPr>
+      </w:pPr>
+      <w:proofErr w:type="spellStart"/>
+      <w:r>
+        <w:t>import</w:t>
+      </w:r>
+      <w:proofErr w:type="spellEnd"/>
+      <w:r>
+        <w:t xml:space="preserve"> </w:t>
+      </w:r>
+      <w:proofErr w:type="spellStart"/>
+      <w:r>
         <w:t>java.util.ArrayList</w:t>
       </w:r>
       <w:proofErr w:type="spellEnd"/>
       <w:r>
-        <w:rPr>
-          <w:lang w:val="en-GB"/>
-        </w:rPr>
         <w:t>;</w:t>
       </w:r>
     </w:p>
@@ -3681,7 +3656,7 @@
       </w:pPr>
       <w:r>
         <w:pict w14:anchorId="01F40734">
-          <v:rect id="_x0000_i1035" style="width:0;height:1.5pt" o:hralign="center" o:hrstd="t" o:hr="t" fillcolor="#a0a0a0" stroked="f"/>
+          <v:rect id="_x0000_i1034" style="width:0;height:1.5pt" o:hralign="center" o:hrstd="t" o:hr="t" fillcolor="#a0a0a0" stroked="f"/>
         </w:pict>
       </w:r>
     </w:p>
@@ -4206,6 +4181,9 @@
       <w:pPr>
         <w:shd w:val="clear" w:color="auto" w:fill="D9D9D9" w:themeFill="background1" w:themeFillShade="D9"/>
         <w:spacing w:after="0"/>
+        <w:rPr>
+          <w:lang w:val="en-GB"/>
+        </w:rPr>
       </w:pPr>
       <w:r>
         <w:rPr>
@@ -4213,27 +4191,45 @@
         </w:rPr>
         <w:t xml:space="preserve">        </w:t>
       </w:r>
-      <w:proofErr w:type="spellStart"/>
-      <w:r>
-        <w:t>double</w:t>
-      </w:r>
-      <w:proofErr w:type="spellEnd"/>
-      <w:r>
-        <w:t xml:space="preserve"> suma = 0;</w:t>
-      </w:r>
-    </w:p>
-    <w:p>
-      <w:pPr>
-        <w:shd w:val="clear" w:color="auto" w:fill="D9D9D9" w:themeFill="background1" w:themeFillShade="D9"/>
-        <w:spacing w:after="0"/>
-      </w:pPr>
-    </w:p>
-    <w:p>
-      <w:pPr>
-        <w:shd w:val="clear" w:color="auto" w:fill="D9D9D9" w:themeFill="background1" w:themeFillShade="D9"/>
-        <w:spacing w:after="0"/>
-      </w:pPr>
-      <w:r>
+      <w:r>
+        <w:rPr>
+          <w:lang w:val="en-GB"/>
+        </w:rPr>
+        <w:t xml:space="preserve">double </w:t>
+      </w:r>
+      <w:proofErr w:type="spellStart"/>
+      <w:r>
+        <w:rPr>
+          <w:lang w:val="en-GB"/>
+        </w:rPr>
+        <w:t>suma</w:t>
+      </w:r>
+      <w:proofErr w:type="spellEnd"/>
+      <w:r>
+        <w:rPr>
+          <w:lang w:val="en-GB"/>
+        </w:rPr>
+        <w:t xml:space="preserve"> = 0;</w:t>
+      </w:r>
+    </w:p>
+    <w:p>
+      <w:pPr>
+        <w:shd w:val="clear" w:color="auto" w:fill="D9D9D9" w:themeFill="background1" w:themeFillShade="D9"/>
+        <w:spacing w:after="0"/>
+        <w:rPr>
+          <w:lang w:val="en-GB"/>
+        </w:rPr>
+      </w:pPr>
+    </w:p>
+    <w:p>
+      <w:pPr>
+        <w:shd w:val="clear" w:color="auto" w:fill="D9D9D9" w:themeFill="background1" w:themeFillShade="D9"/>
+        <w:spacing w:after="0"/>
+      </w:pPr>
+      <w:r>
+        <w:rPr>
+          <w:lang w:val="en-GB"/>
+        </w:rPr>
         <w:t xml:space="preserve">        </w:t>
       </w:r>
       <w:proofErr w:type="spellStart"/>
@@ -4444,7 +4440,7 @@
       </w:pPr>
       <w:r>
         <w:pict w14:anchorId="67EB2279">
-          <v:rect id="_x0000_i1037" style="width:0;height:1.5pt" o:hralign="center" o:hrstd="t" o:hr="t" fillcolor="#a0a0a0" stroked="f"/>
+          <v:rect id="_x0000_i1035" style="width:0;height:1.5pt" o:hralign="center" o:hrstd="t" o:hr="t" fillcolor="#a0a0a0" stroked="f"/>
         </w:pict>
       </w:r>
     </w:p>
@@ -4594,7 +4590,7 @@
       </w:pPr>
       <w:r>
         <w:pict w14:anchorId="3996FDAA">
-          <v:rect id="_x0000_i1038" style="width:0;height:1.5pt" o:hralign="center" o:hrstd="t" o:hr="t" fillcolor="#a0a0a0" stroked="f"/>
+          <v:rect id="_x0000_i1036" style="width:0;height:1.5pt" o:hralign="center" o:hrstd="t" o:hr="t" fillcolor="#a0a0a0" stroked="f"/>
         </w:pict>
       </w:r>
     </w:p>
@@ -4771,16 +4767,25 @@
       <w:pPr>
         <w:shd w:val="clear" w:color="auto" w:fill="D9D9D9" w:themeFill="background1" w:themeFillShade="D9"/>
         <w:spacing w:after="0"/>
+        <w:rPr>
+          <w:lang w:val="en-GB"/>
+        </w:rPr>
       </w:pPr>
       <w:r>
         <w:t xml:space="preserve">        </w:t>
       </w:r>
       <w:proofErr w:type="spellStart"/>
       <w:r>
+        <w:rPr>
+          <w:lang w:val="en-GB"/>
+        </w:rPr>
         <w:t>this.nota</w:t>
       </w:r>
       <w:proofErr w:type="spellEnd"/>
       <w:r>
+        <w:rPr>
+          <w:lang w:val="en-GB"/>
+        </w:rPr>
         <w:t xml:space="preserve"> = nota;</w:t>
       </w:r>
     </w:p>
@@ -4788,8 +4793,14 @@
       <w:pPr>
         <w:shd w:val="clear" w:color="auto" w:fill="D9D9D9" w:themeFill="background1" w:themeFillShade="D9"/>
         <w:spacing w:after="0"/>
-      </w:pPr>
-      <w:r>
+        <w:rPr>
+          <w:lang w:val="en-GB"/>
+        </w:rPr>
+      </w:pPr>
+      <w:r>
+        <w:rPr>
+          <w:lang w:val="en-GB"/>
+        </w:rPr>
         <w:t xml:space="preserve">    }</w:t>
       </w:r>
     </w:p>
@@ -4797,14 +4808,23 @@
       <w:pPr>
         <w:shd w:val="clear" w:color="auto" w:fill="D9D9D9" w:themeFill="background1" w:themeFillShade="D9"/>
         <w:spacing w:after="0"/>
-      </w:pPr>
-    </w:p>
-    <w:p>
-      <w:pPr>
-        <w:shd w:val="clear" w:color="auto" w:fill="D9D9D9" w:themeFill="background1" w:themeFillShade="D9"/>
-        <w:spacing w:after="0"/>
-      </w:pPr>
-      <w:r>
+        <w:rPr>
+          <w:lang w:val="en-GB"/>
+        </w:rPr>
+      </w:pPr>
+    </w:p>
+    <w:p>
+      <w:pPr>
+        <w:shd w:val="clear" w:color="auto" w:fill="D9D9D9" w:themeFill="background1" w:themeFillShade="D9"/>
+        <w:spacing w:after="0"/>
+        <w:rPr>
+          <w:lang w:val="en-GB"/>
+        </w:rPr>
+      </w:pPr>
+      <w:r>
+        <w:rPr>
+          <w:lang w:val="en-GB"/>
+        </w:rPr>
         <w:t xml:space="preserve">    @Override</w:t>
       </w:r>
     </w:p>
@@ -4812,42 +4832,346 @@
       <w:pPr>
         <w:shd w:val="clear" w:color="auto" w:fill="D9D9D9" w:themeFill="background1" w:themeFillShade="D9"/>
         <w:spacing w:after="0"/>
-      </w:pPr>
-      <w:r>
+        <w:rPr>
+          <w:lang w:val="en-GB"/>
+        </w:rPr>
+      </w:pPr>
+      <w:r>
+        <w:rPr>
+          <w:lang w:val="en-GB"/>
+        </w:rPr>
+        <w:t xml:space="preserve">    public String </w:t>
+      </w:r>
+      <w:proofErr w:type="spellStart"/>
+      <w:r>
+        <w:rPr>
+          <w:lang w:val="en-GB"/>
+        </w:rPr>
+        <w:t>toString</w:t>
+      </w:r>
+      <w:proofErr w:type="spellEnd"/>
+      <w:r>
+        <w:rPr>
+          <w:lang w:val="en-GB"/>
+        </w:rPr>
+        <w:t>() {</w:t>
+      </w:r>
+    </w:p>
+    <w:p>
+      <w:pPr>
+        <w:shd w:val="clear" w:color="auto" w:fill="D9D9D9" w:themeFill="background1" w:themeFillShade="D9"/>
+        <w:spacing w:after="0"/>
+        <w:rPr>
+          <w:lang w:val="en-GB"/>
+        </w:rPr>
+      </w:pPr>
+      <w:r>
+        <w:rPr>
+          <w:lang w:val="en-GB"/>
+        </w:rPr>
+        <w:t xml:space="preserve">        return </w:t>
+      </w:r>
+      <w:proofErr w:type="spellStart"/>
+      <w:r>
+        <w:rPr>
+          <w:lang w:val="en-GB"/>
+        </w:rPr>
+        <w:t>nombre</w:t>
+      </w:r>
+      <w:proofErr w:type="spellEnd"/>
+      <w:r>
+        <w:rPr>
+          <w:lang w:val="en-GB"/>
+        </w:rPr>
+        <w:t xml:space="preserve"> + " - Nota: " + nota;</w:t>
+      </w:r>
+    </w:p>
+    <w:p>
+      <w:pPr>
+        <w:shd w:val="clear" w:color="auto" w:fill="D9D9D9" w:themeFill="background1" w:themeFillShade="D9"/>
+        <w:spacing w:after="0"/>
+        <w:rPr>
+          <w:lang w:val="en-GB"/>
+        </w:rPr>
+      </w:pPr>
+      <w:r>
+        <w:rPr>
+          <w:lang w:val="en-GB"/>
+        </w:rPr>
+        <w:t xml:space="preserve">    }</w:t>
+      </w:r>
+    </w:p>
+    <w:p>
+      <w:pPr>
+        <w:shd w:val="clear" w:color="auto" w:fill="D9D9D9" w:themeFill="background1" w:themeFillShade="D9"/>
+        <w:spacing w:after="0"/>
+        <w:rPr>
+          <w:lang w:val="en-GB"/>
+        </w:rPr>
+      </w:pPr>
+      <w:r>
+        <w:rPr>
+          <w:lang w:val="en-GB"/>
+        </w:rPr>
+        <w:t>}</w:t>
+      </w:r>
+    </w:p>
+    <w:p>
+      <w:pPr>
+        <w:shd w:val="clear" w:color="auto" w:fill="D9D9D9" w:themeFill="background1" w:themeFillShade="D9"/>
+        <w:spacing w:after="0"/>
+        <w:rPr>
+          <w:b/>
+          <w:bCs/>
+          <w:lang w:val="en-GB"/>
+        </w:rPr>
+      </w:pPr>
+      <w:r>
+        <w:rPr>
+          <w:b/>
+          <w:bCs/>
+          <w:lang w:val="en-GB"/>
+        </w:rPr>
+        <w:t>Main</w:t>
+      </w:r>
+    </w:p>
+    <w:p>
+      <w:pPr>
+        <w:shd w:val="clear" w:color="auto" w:fill="D9D9D9" w:themeFill="background1" w:themeFillShade="D9"/>
+        <w:spacing w:after="0"/>
+        <w:rPr>
+          <w:lang w:val="en-GB"/>
+        </w:rPr>
+      </w:pPr>
+      <w:r>
+        <w:rPr>
+          <w:lang w:val="en-GB"/>
+        </w:rPr>
+        <w:t xml:space="preserve">import </w:t>
+      </w:r>
+      <w:proofErr w:type="spellStart"/>
+      <w:r>
+        <w:rPr>
+          <w:lang w:val="en-GB"/>
+        </w:rPr>
+        <w:t>java.util.ArrayList</w:t>
+      </w:r>
+      <w:proofErr w:type="spellEnd"/>
+      <w:r>
+        <w:rPr>
+          <w:lang w:val="en-GB"/>
+        </w:rPr>
+        <w:t>;</w:t>
+      </w:r>
+    </w:p>
+    <w:p>
+      <w:pPr>
+        <w:shd w:val="clear" w:color="auto" w:fill="D9D9D9" w:themeFill="background1" w:themeFillShade="D9"/>
+        <w:spacing w:after="0"/>
+        <w:rPr>
+          <w:lang w:val="en-GB"/>
+        </w:rPr>
+      </w:pPr>
+    </w:p>
+    <w:p>
+      <w:pPr>
+        <w:shd w:val="clear" w:color="auto" w:fill="D9D9D9" w:themeFill="background1" w:themeFillShade="D9"/>
+        <w:spacing w:after="0"/>
+        <w:rPr>
+          <w:lang w:val="en-GB"/>
+        </w:rPr>
+      </w:pPr>
+      <w:r>
+        <w:rPr>
+          <w:lang w:val="en-GB"/>
+        </w:rPr>
+        <w:t>public class Ejercicio1 {</w:t>
+      </w:r>
+    </w:p>
+    <w:p>
+      <w:pPr>
+        <w:shd w:val="clear" w:color="auto" w:fill="D9D9D9" w:themeFill="background1" w:themeFillShade="D9"/>
+        <w:spacing w:after="0"/>
+        <w:rPr>
+          <w:lang w:val="en-GB"/>
+        </w:rPr>
+      </w:pPr>
+      <w:r>
+        <w:rPr>
+          <w:lang w:val="en-GB"/>
+        </w:rPr>
         <w:t xml:space="preserve">    </w:t>
       </w:r>
-      <w:proofErr w:type="spellStart"/>
-      <w:r>
-        <w:t>public</w:t>
-      </w:r>
-      <w:proofErr w:type="spellEnd"/>
-      <w:r>
-        <w:t xml:space="preserve"> String </w:t>
-      </w:r>
-      <w:proofErr w:type="spellStart"/>
-      <w:r>
-        <w:t>toString</w:t>
-      </w:r>
-      <w:proofErr w:type="spellEnd"/>
-      <w:r>
-        <w:t>() {</w:t>
-      </w:r>
-    </w:p>
-    <w:p>
-      <w:pPr>
-        <w:shd w:val="clear" w:color="auto" w:fill="D9D9D9" w:themeFill="background1" w:themeFillShade="D9"/>
-        <w:spacing w:after="0"/>
-      </w:pPr>
-      <w:r>
+      <w:r>
+        <w:rPr>
+          <w:lang w:val="en-GB"/>
+        </w:rPr>
+        <w:t xml:space="preserve">public static void main(String[] </w:t>
+      </w:r>
+      <w:proofErr w:type="spellStart"/>
+      <w:r>
+        <w:rPr>
+          <w:lang w:val="en-GB"/>
+        </w:rPr>
+        <w:t>args</w:t>
+      </w:r>
+      <w:proofErr w:type="spellEnd"/>
+      <w:r>
+        <w:rPr>
+          <w:lang w:val="en-GB"/>
+        </w:rPr>
+        <w:t>) {</w:t>
+      </w:r>
+    </w:p>
+    <w:p>
+      <w:pPr>
+        <w:shd w:val="clear" w:color="auto" w:fill="D9D9D9" w:themeFill="background1" w:themeFillShade="D9"/>
+        <w:spacing w:after="0"/>
+        <w:rPr>
+          <w:lang w:val="en-GB"/>
+        </w:rPr>
+      </w:pPr>
+    </w:p>
+    <w:p>
+      <w:pPr>
+        <w:shd w:val="clear" w:color="auto" w:fill="D9D9D9" w:themeFill="background1" w:themeFillShade="D9"/>
+        <w:spacing w:after="0"/>
+      </w:pPr>
+      <w:r>
+        <w:rPr>
+          <w:lang w:val="en-GB"/>
+        </w:rPr>
         <w:t xml:space="preserve">        </w:t>
       </w:r>
       <w:proofErr w:type="spellStart"/>
       <w:r>
-        <w:t>return</w:t>
-      </w:r>
-      <w:proofErr w:type="spellEnd"/>
-      <w:r>
-        <w:t xml:space="preserve"> nombre + " - Nota: " + nota;</w:t>
+        <w:t>var</w:t>
+      </w:r>
+      <w:proofErr w:type="spellEnd"/>
+      <w:r>
+        <w:t xml:space="preserve"> alumnos = new </w:t>
+      </w:r>
+      <w:proofErr w:type="spellStart"/>
+      <w:r>
+        <w:t>ArrayList</w:t>
+      </w:r>
+      <w:proofErr w:type="spellEnd"/>
+      <w:r>
+        <w:t>&lt;Alumno&gt;();</w:t>
+      </w:r>
+    </w:p>
+    <w:p>
+      <w:pPr>
+        <w:shd w:val="clear" w:color="auto" w:fill="D9D9D9" w:themeFill="background1" w:themeFillShade="D9"/>
+        <w:spacing w:after="0"/>
+      </w:pPr>
+    </w:p>
+    <w:p>
+      <w:pPr>
+        <w:shd w:val="clear" w:color="auto" w:fill="D9D9D9" w:themeFill="background1" w:themeFillShade="D9"/>
+        <w:spacing w:after="0"/>
+      </w:pPr>
+      <w:r>
+        <w:t xml:space="preserve">        </w:t>
+      </w:r>
+      <w:proofErr w:type="spellStart"/>
+      <w:r>
+        <w:t>alumnos.add</w:t>
+      </w:r>
+      <w:proofErr w:type="spellEnd"/>
+      <w:r>
+        <w:t>(new Alumno("Ana", 7.5));</w:t>
+      </w:r>
+    </w:p>
+    <w:p>
+      <w:pPr>
+        <w:shd w:val="clear" w:color="auto" w:fill="D9D9D9" w:themeFill="background1" w:themeFillShade="D9"/>
+        <w:spacing w:after="0"/>
+      </w:pPr>
+      <w:r>
+        <w:t xml:space="preserve">        </w:t>
+      </w:r>
+      <w:proofErr w:type="spellStart"/>
+      <w:r>
+        <w:t>alumnos.add</w:t>
+      </w:r>
+      <w:proofErr w:type="spellEnd"/>
+      <w:r>
+        <w:t>(new Alumno("Luis", 8.0));</w:t>
+      </w:r>
+    </w:p>
+    <w:p>
+      <w:pPr>
+        <w:shd w:val="clear" w:color="auto" w:fill="D9D9D9" w:themeFill="background1" w:themeFillShade="D9"/>
+        <w:spacing w:after="0"/>
+      </w:pPr>
+      <w:r>
+        <w:t xml:space="preserve">        </w:t>
+      </w:r>
+      <w:proofErr w:type="spellStart"/>
+      <w:r>
+        <w:t>alumnos.add</w:t>
+      </w:r>
+      <w:proofErr w:type="spellEnd"/>
+      <w:r>
+        <w:t>(new Alumno("Marta", 6.5));</w:t>
+      </w:r>
+    </w:p>
+    <w:p>
+      <w:pPr>
+        <w:shd w:val="clear" w:color="auto" w:fill="D9D9D9" w:themeFill="background1" w:themeFillShade="D9"/>
+        <w:spacing w:after="0"/>
+      </w:pPr>
+    </w:p>
+    <w:p>
+      <w:pPr>
+        <w:shd w:val="clear" w:color="auto" w:fill="D9D9D9" w:themeFill="background1" w:themeFillShade="D9"/>
+        <w:spacing w:after="0"/>
+      </w:pPr>
+      <w:r>
+        <w:t xml:space="preserve">        </w:t>
+      </w:r>
+      <w:proofErr w:type="spellStart"/>
+      <w:r>
+        <w:t>for</w:t>
+      </w:r>
+      <w:proofErr w:type="spellEnd"/>
+      <w:r>
+        <w:t xml:space="preserve"> (</w:t>
+      </w:r>
+      <w:proofErr w:type="spellStart"/>
+      <w:r>
+        <w:t>var</w:t>
+      </w:r>
+      <w:proofErr w:type="spellEnd"/>
+      <w:r>
+        <w:t xml:space="preserve"> alumno : alumnos) {</w:t>
+      </w:r>
+    </w:p>
+    <w:p>
+      <w:pPr>
+        <w:shd w:val="clear" w:color="auto" w:fill="D9D9D9" w:themeFill="background1" w:themeFillShade="D9"/>
+        <w:spacing w:after="0"/>
+      </w:pPr>
+      <w:r>
+        <w:t xml:space="preserve">            </w:t>
+      </w:r>
+      <w:proofErr w:type="spellStart"/>
+      <w:r>
+        <w:t>System.out.println</w:t>
+      </w:r>
+      <w:proofErr w:type="spellEnd"/>
+      <w:r>
+        <w:t>(alumno);</w:t>
+      </w:r>
+    </w:p>
+    <w:p>
+      <w:pPr>
+        <w:shd w:val="clear" w:color="auto" w:fill="D9D9D9" w:themeFill="background1" w:themeFillShade="D9"/>
+        <w:spacing w:after="0"/>
+      </w:pPr>
+      <w:r>
+        <w:t xml:space="preserve">        }</w:t>
       </w:r>
     </w:p>
     <w:p>
@@ -4872,278 +5196,10 @@
       <w:pPr>
         <w:shd w:val="clear" w:color="auto" w:fill="D9D9D9" w:themeFill="background1" w:themeFillShade="D9"/>
         <w:spacing w:after="0"/>
-        <w:rPr>
-          <w:b/>
-          <w:bCs/>
-        </w:rPr>
-      </w:pPr>
-      <w:r>
-        <w:rPr>
-          <w:b/>
-          <w:bCs/>
-        </w:rPr>
-        <w:t>Main</w:t>
-      </w:r>
-    </w:p>
-    <w:p>
-      <w:pPr>
-        <w:shd w:val="clear" w:color="auto" w:fill="D9D9D9" w:themeFill="background1" w:themeFillShade="D9"/>
-        <w:spacing w:after="0"/>
-      </w:pPr>
-      <w:proofErr w:type="spellStart"/>
-      <w:r>
-        <w:t>import</w:t>
-      </w:r>
-      <w:proofErr w:type="spellEnd"/>
-      <w:r>
-        <w:t xml:space="preserve"> </w:t>
-      </w:r>
-      <w:proofErr w:type="spellStart"/>
-      <w:r>
-        <w:t>java.util.ArrayList</w:t>
-      </w:r>
-      <w:proofErr w:type="spellEnd"/>
-      <w:r>
-        <w:t>;</w:t>
-      </w:r>
-    </w:p>
-    <w:p>
-      <w:pPr>
-        <w:shd w:val="clear" w:color="auto" w:fill="D9D9D9" w:themeFill="background1" w:themeFillShade="D9"/>
-        <w:spacing w:after="0"/>
-      </w:pPr>
-    </w:p>
-    <w:p>
-      <w:pPr>
-        <w:shd w:val="clear" w:color="auto" w:fill="D9D9D9" w:themeFill="background1" w:themeFillShade="D9"/>
-        <w:spacing w:after="0"/>
-      </w:pPr>
-      <w:proofErr w:type="spellStart"/>
-      <w:r>
-        <w:t>public</w:t>
-      </w:r>
-      <w:proofErr w:type="spellEnd"/>
-      <w:r>
-        <w:t xml:space="preserve"> </w:t>
-      </w:r>
-      <w:proofErr w:type="spellStart"/>
-      <w:r>
-        <w:t>class</w:t>
-      </w:r>
-      <w:proofErr w:type="spellEnd"/>
-      <w:r>
-        <w:t xml:space="preserve"> Ejercicio1 {</w:t>
-      </w:r>
-    </w:p>
-    <w:p>
-      <w:pPr>
-        <w:shd w:val="clear" w:color="auto" w:fill="D9D9D9" w:themeFill="background1" w:themeFillShade="D9"/>
-        <w:spacing w:after="0"/>
-        <w:rPr>
-          <w:lang w:val="en-GB"/>
-        </w:rPr>
-      </w:pPr>
-      <w:r>
-        <w:t xml:space="preserve">    </w:t>
-      </w:r>
-      <w:r>
-        <w:rPr>
-          <w:lang w:val="en-GB"/>
-        </w:rPr>
-        <w:t xml:space="preserve">public static void main(String[] </w:t>
-      </w:r>
-      <w:proofErr w:type="spellStart"/>
-      <w:r>
-        <w:rPr>
-          <w:lang w:val="en-GB"/>
-        </w:rPr>
-        <w:t>args</w:t>
-      </w:r>
-      <w:proofErr w:type="spellEnd"/>
-      <w:r>
-        <w:rPr>
-          <w:lang w:val="en-GB"/>
-        </w:rPr>
-        <w:t>) {</w:t>
-      </w:r>
-    </w:p>
-    <w:p>
-      <w:pPr>
-        <w:shd w:val="clear" w:color="auto" w:fill="D9D9D9" w:themeFill="background1" w:themeFillShade="D9"/>
-        <w:spacing w:after="0"/>
-        <w:rPr>
-          <w:lang w:val="en-GB"/>
-        </w:rPr>
-      </w:pPr>
-    </w:p>
-    <w:p>
-      <w:pPr>
-        <w:shd w:val="clear" w:color="auto" w:fill="D9D9D9" w:themeFill="background1" w:themeFillShade="D9"/>
-        <w:spacing w:after="0"/>
-      </w:pPr>
-      <w:r>
-        <w:rPr>
-          <w:lang w:val="en-GB"/>
-        </w:rPr>
-        <w:t xml:space="preserve">        </w:t>
-      </w:r>
-      <w:proofErr w:type="spellStart"/>
-      <w:r>
-        <w:t>var</w:t>
-      </w:r>
-      <w:proofErr w:type="spellEnd"/>
-      <w:r>
-        <w:t xml:space="preserve"> alumnos = new </w:t>
-      </w:r>
-      <w:proofErr w:type="spellStart"/>
-      <w:r>
-        <w:t>ArrayList</w:t>
-      </w:r>
-      <w:proofErr w:type="spellEnd"/>
-      <w:r>
-        <w:t>&lt;Alumno&gt;();</w:t>
-      </w:r>
-    </w:p>
-    <w:p>
-      <w:pPr>
-        <w:shd w:val="clear" w:color="auto" w:fill="D9D9D9" w:themeFill="background1" w:themeFillShade="D9"/>
-        <w:spacing w:after="0"/>
-      </w:pPr>
-    </w:p>
-    <w:p>
-      <w:pPr>
-        <w:shd w:val="clear" w:color="auto" w:fill="D9D9D9" w:themeFill="background1" w:themeFillShade="D9"/>
-        <w:spacing w:after="0"/>
-      </w:pPr>
-      <w:r>
-        <w:t xml:space="preserve">        </w:t>
-      </w:r>
-      <w:proofErr w:type="spellStart"/>
-      <w:r>
-        <w:t>alumnos.add</w:t>
-      </w:r>
-      <w:proofErr w:type="spellEnd"/>
-      <w:r>
-        <w:t>(new Alumno("Ana", 7.5));</w:t>
-      </w:r>
-    </w:p>
-    <w:p>
-      <w:pPr>
-        <w:shd w:val="clear" w:color="auto" w:fill="D9D9D9" w:themeFill="background1" w:themeFillShade="D9"/>
-        <w:spacing w:after="0"/>
-      </w:pPr>
-      <w:r>
-        <w:t xml:space="preserve">        </w:t>
-      </w:r>
-      <w:proofErr w:type="spellStart"/>
-      <w:r>
-        <w:t>alumnos.add</w:t>
-      </w:r>
-      <w:proofErr w:type="spellEnd"/>
-      <w:r>
-        <w:t>(new Alumno("Luis", 8.0));</w:t>
-      </w:r>
-    </w:p>
-    <w:p>
-      <w:pPr>
-        <w:shd w:val="clear" w:color="auto" w:fill="D9D9D9" w:themeFill="background1" w:themeFillShade="D9"/>
-        <w:spacing w:after="0"/>
-      </w:pPr>
-      <w:r>
-        <w:t xml:space="preserve">        </w:t>
-      </w:r>
-      <w:proofErr w:type="spellStart"/>
-      <w:r>
-        <w:t>alumnos.add</w:t>
-      </w:r>
-      <w:proofErr w:type="spellEnd"/>
-      <w:r>
-        <w:t>(new Alumno("Marta", 6.5));</w:t>
-      </w:r>
-    </w:p>
-    <w:p>
-      <w:pPr>
-        <w:shd w:val="clear" w:color="auto" w:fill="D9D9D9" w:themeFill="background1" w:themeFillShade="D9"/>
-        <w:spacing w:after="0"/>
-      </w:pPr>
-    </w:p>
-    <w:p>
-      <w:pPr>
-        <w:shd w:val="clear" w:color="auto" w:fill="D9D9D9" w:themeFill="background1" w:themeFillShade="D9"/>
-        <w:spacing w:after="0"/>
-      </w:pPr>
-      <w:r>
-        <w:t xml:space="preserve">        </w:t>
-      </w:r>
-      <w:proofErr w:type="spellStart"/>
-      <w:r>
-        <w:t>for</w:t>
-      </w:r>
-      <w:proofErr w:type="spellEnd"/>
-      <w:r>
-        <w:t xml:space="preserve"> (</w:t>
-      </w:r>
-      <w:proofErr w:type="spellStart"/>
-      <w:r>
-        <w:t>var</w:t>
-      </w:r>
-      <w:proofErr w:type="spellEnd"/>
-      <w:r>
-        <w:t xml:space="preserve"> alumno : alumnos) {</w:t>
-      </w:r>
-    </w:p>
-    <w:p>
-      <w:pPr>
-        <w:shd w:val="clear" w:color="auto" w:fill="D9D9D9" w:themeFill="background1" w:themeFillShade="D9"/>
-        <w:spacing w:after="0"/>
-      </w:pPr>
-      <w:r>
-        <w:t xml:space="preserve">            </w:t>
-      </w:r>
-      <w:proofErr w:type="spellStart"/>
-      <w:r>
-        <w:t>System.out.println</w:t>
-      </w:r>
-      <w:proofErr w:type="spellEnd"/>
-      <w:r>
-        <w:t>(alumno);</w:t>
-      </w:r>
-    </w:p>
-    <w:p>
-      <w:pPr>
-        <w:shd w:val="clear" w:color="auto" w:fill="D9D9D9" w:themeFill="background1" w:themeFillShade="D9"/>
-        <w:spacing w:after="0"/>
-      </w:pPr>
-      <w:r>
-        <w:t xml:space="preserve">        }</w:t>
-      </w:r>
-    </w:p>
-    <w:p>
-      <w:pPr>
-        <w:shd w:val="clear" w:color="auto" w:fill="D9D9D9" w:themeFill="background1" w:themeFillShade="D9"/>
-        <w:spacing w:after="0"/>
-      </w:pPr>
-      <w:r>
-        <w:t xml:space="preserve">    }</w:t>
-      </w:r>
-    </w:p>
-    <w:p>
-      <w:pPr>
-        <w:shd w:val="clear" w:color="auto" w:fill="D9D9D9" w:themeFill="background1" w:themeFillShade="D9"/>
-        <w:spacing w:after="0"/>
-      </w:pPr>
-      <w:r>
-        <w:t>}</w:t>
-      </w:r>
-    </w:p>
-    <w:p>
-      <w:pPr>
-        <w:shd w:val="clear" w:color="auto" w:fill="D9D9D9" w:themeFill="background1" w:themeFillShade="D9"/>
-        <w:spacing w:after="0"/>
       </w:pPr>
       <w:r>
         <w:pict w14:anchorId="708E23A5">
-          <v:rect id="_x0000_i1039" style="width:0;height:1.5pt" o:hralign="center" o:hrstd="t" o:hr="t" fillcolor="#a0a0a0" stroked="f"/>
+          <v:rect id="_x0000_i1037" style="width:0;height:1.5pt" o:hralign="center" o:hrstd="t" o:hr="t" fillcolor="#a0a0a0" stroked="f"/>
         </w:pict>
       </w:r>
     </w:p>
@@ -5248,7 +5304,7 @@
       </w:pPr>
       <w:r>
         <w:pict w14:anchorId="17FA5652">
-          <v:rect id="_x0000_i1040" style="width:0;height:1.5pt" o:hralign="center" o:hrstd="t" o:hr="t" fillcolor="#a0a0a0" stroked="f"/>
+          <v:rect id="_x0000_i1063" style="width:0;height:1.5pt" o:hralign="center" o:hrstd="t" o:hr="t" fillcolor="#a0a0a0" stroked="f"/>
         </w:pict>
       </w:r>
     </w:p>
@@ -5633,7 +5689,7 @@
       </w:pPr>
       <w:r>
         <w:pict w14:anchorId="79CE587C">
-          <v:rect id="_x0000_i1041" style="width:0;height:1.5pt" o:hralign="center" o:hrstd="t" o:hr="t" fillcolor="#a0a0a0" stroked="f"/>
+          <v:rect id="_x0000_i1039" style="width:0;height:1.5pt" o:hralign="center" o:hrstd="t" o:hr="t" fillcolor="#a0a0a0" stroked="f"/>
         </w:pict>
       </w:r>
     </w:p>
@@ -5767,12 +5823,1014 @@
       </w:pPr>
       <w:r>
         <w:pict w14:anchorId="7C257EEF">
+          <v:rect id="_x0000_i1040" style="width:0;height:1.5pt" o:hralign="center" o:hrstd="t" o:hr="t" fillcolor="#a0a0a0" stroked="f"/>
+        </w:pict>
+      </w:r>
+    </w:p>
+    <w:p>
+      <w:pPr>
+        <w:spacing w:after="0"/>
+        <w:rPr>
+          <w:b/>
+          <w:bCs/>
+        </w:rPr>
+      </w:pPr>
+      <w:r>
+        <w:rPr>
+          <w:rFonts w:ascii="Segoe UI Emoji" w:hAnsi="Segoe UI Emoji" w:cs="Segoe UI Emoji"/>
+          <w:b/>
+          <w:bCs/>
+        </w:rPr>
+        <w:t>✅</w:t>
+      </w:r>
+      <w:r>
+        <w:rPr>
+          <w:b/>
+          <w:bCs/>
+        </w:rPr>
+        <w:t xml:space="preserve"> Clase Producto</w:t>
+      </w:r>
+    </w:p>
+    <w:p>
+      <w:pPr>
+        <w:shd w:val="clear" w:color="auto" w:fill="D9D9D9" w:themeFill="background1" w:themeFillShade="D9"/>
+        <w:spacing w:after="0"/>
+      </w:pPr>
+      <w:proofErr w:type="spellStart"/>
+      <w:r>
+        <w:t>public</w:t>
+      </w:r>
+      <w:proofErr w:type="spellEnd"/>
+      <w:r>
+        <w:t xml:space="preserve"> </w:t>
+      </w:r>
+      <w:proofErr w:type="spellStart"/>
+      <w:r>
+        <w:t>class</w:t>
+      </w:r>
+      <w:proofErr w:type="spellEnd"/>
+      <w:r>
+        <w:t xml:space="preserve"> Producto {</w:t>
+      </w:r>
+    </w:p>
+    <w:p>
+      <w:pPr>
+        <w:shd w:val="clear" w:color="auto" w:fill="D9D9D9" w:themeFill="background1" w:themeFillShade="D9"/>
+        <w:spacing w:after="0"/>
+      </w:pPr>
+    </w:p>
+    <w:p>
+      <w:pPr>
+        <w:shd w:val="clear" w:color="auto" w:fill="D9D9D9" w:themeFill="background1" w:themeFillShade="D9"/>
+        <w:spacing w:after="0"/>
+      </w:pPr>
+      <w:r>
+        <w:t xml:space="preserve">    </w:t>
+      </w:r>
+      <w:proofErr w:type="spellStart"/>
+      <w:r>
+        <w:t>private</w:t>
+      </w:r>
+      <w:proofErr w:type="spellEnd"/>
+      <w:r>
+        <w:t xml:space="preserve"> String nombre;</w:t>
+      </w:r>
+    </w:p>
+    <w:p>
+      <w:pPr>
+        <w:shd w:val="clear" w:color="auto" w:fill="D9D9D9" w:themeFill="background1" w:themeFillShade="D9"/>
+        <w:spacing w:after="0"/>
+      </w:pPr>
+      <w:r>
+        <w:t xml:space="preserve">    </w:t>
+      </w:r>
+      <w:proofErr w:type="spellStart"/>
+      <w:r>
+        <w:t>private</w:t>
+      </w:r>
+      <w:proofErr w:type="spellEnd"/>
+      <w:r>
+        <w:t xml:space="preserve"> </w:t>
+      </w:r>
+      <w:proofErr w:type="spellStart"/>
+      <w:r>
+        <w:t>double</w:t>
+      </w:r>
+      <w:proofErr w:type="spellEnd"/>
+      <w:r>
+        <w:t xml:space="preserve"> precio;</w:t>
+      </w:r>
+    </w:p>
+    <w:p>
+      <w:pPr>
+        <w:shd w:val="clear" w:color="auto" w:fill="D9D9D9" w:themeFill="background1" w:themeFillShade="D9"/>
+        <w:spacing w:after="0"/>
+      </w:pPr>
+    </w:p>
+    <w:p>
+      <w:pPr>
+        <w:shd w:val="clear" w:color="auto" w:fill="D9D9D9" w:themeFill="background1" w:themeFillShade="D9"/>
+        <w:spacing w:after="0"/>
+      </w:pPr>
+      <w:r>
+        <w:t xml:space="preserve">    </w:t>
+      </w:r>
+      <w:proofErr w:type="spellStart"/>
+      <w:r>
+        <w:t>public</w:t>
+      </w:r>
+      <w:proofErr w:type="spellEnd"/>
+      <w:r>
+        <w:t xml:space="preserve"> Producto(String nombre, </w:t>
+      </w:r>
+      <w:proofErr w:type="spellStart"/>
+      <w:r>
+        <w:t>double</w:t>
+      </w:r>
+      <w:proofErr w:type="spellEnd"/>
+      <w:r>
+        <w:t xml:space="preserve"> precio) {</w:t>
+      </w:r>
+    </w:p>
+    <w:p>
+      <w:pPr>
+        <w:shd w:val="clear" w:color="auto" w:fill="D9D9D9" w:themeFill="background1" w:themeFillShade="D9"/>
+        <w:spacing w:after="0"/>
+      </w:pPr>
+      <w:r>
+        <w:t xml:space="preserve">        </w:t>
+      </w:r>
+      <w:proofErr w:type="spellStart"/>
+      <w:r>
+        <w:t>this.nombre</w:t>
+      </w:r>
+      <w:proofErr w:type="spellEnd"/>
+      <w:r>
+        <w:t xml:space="preserve"> = nombre;</w:t>
+      </w:r>
+    </w:p>
+    <w:p>
+      <w:pPr>
+        <w:shd w:val="clear" w:color="auto" w:fill="D9D9D9" w:themeFill="background1" w:themeFillShade="D9"/>
+        <w:spacing w:after="0"/>
+        <w:rPr>
+          <w:lang w:val="en-GB"/>
+        </w:rPr>
+      </w:pPr>
+      <w:r>
+        <w:t xml:space="preserve">        </w:t>
+      </w:r>
+      <w:proofErr w:type="spellStart"/>
+      <w:r>
+        <w:rPr>
+          <w:lang w:val="en-GB"/>
+        </w:rPr>
+        <w:t>this.precio</w:t>
+      </w:r>
+      <w:proofErr w:type="spellEnd"/>
+      <w:r>
+        <w:rPr>
+          <w:lang w:val="en-GB"/>
+        </w:rPr>
+        <w:t xml:space="preserve"> = </w:t>
+      </w:r>
+      <w:proofErr w:type="spellStart"/>
+      <w:r>
+        <w:rPr>
+          <w:lang w:val="en-GB"/>
+        </w:rPr>
+        <w:t>precio</w:t>
+      </w:r>
+      <w:proofErr w:type="spellEnd"/>
+      <w:r>
+        <w:rPr>
+          <w:lang w:val="en-GB"/>
+        </w:rPr>
+        <w:t>;</w:t>
+      </w:r>
+    </w:p>
+    <w:p>
+      <w:pPr>
+        <w:shd w:val="clear" w:color="auto" w:fill="D9D9D9" w:themeFill="background1" w:themeFillShade="D9"/>
+        <w:spacing w:after="0"/>
+        <w:rPr>
+          <w:lang w:val="en-GB"/>
+        </w:rPr>
+      </w:pPr>
+      <w:r>
+        <w:rPr>
+          <w:lang w:val="en-GB"/>
+        </w:rPr>
+        <w:t xml:space="preserve">    </w:t>
+      </w:r>
+      <w:r>
+        <w:rPr>
+          <w:lang w:val="en-GB"/>
+        </w:rPr>
+        <w:t>}</w:t>
+      </w:r>
+    </w:p>
+    <w:p>
+      <w:pPr>
+        <w:shd w:val="clear" w:color="auto" w:fill="D9D9D9" w:themeFill="background1" w:themeFillShade="D9"/>
+        <w:spacing w:after="0"/>
+        <w:rPr>
+          <w:lang w:val="en-GB"/>
+        </w:rPr>
+      </w:pPr>
+    </w:p>
+    <w:p>
+      <w:pPr>
+        <w:shd w:val="clear" w:color="auto" w:fill="D9D9D9" w:themeFill="background1" w:themeFillShade="D9"/>
+        <w:spacing w:after="0"/>
+        <w:rPr>
+          <w:lang w:val="en-GB"/>
+        </w:rPr>
+      </w:pPr>
+      <w:r>
+        <w:rPr>
+          <w:lang w:val="en-GB"/>
+        </w:rPr>
+        <w:t xml:space="preserve">    public double </w:t>
+      </w:r>
+      <w:proofErr w:type="spellStart"/>
+      <w:r>
+        <w:rPr>
+          <w:lang w:val="en-GB"/>
+        </w:rPr>
+        <w:t>getPrecio</w:t>
+      </w:r>
+      <w:proofErr w:type="spellEnd"/>
+      <w:r>
+        <w:rPr>
+          <w:lang w:val="en-GB"/>
+        </w:rPr>
+        <w:t>() {</w:t>
+      </w:r>
+    </w:p>
+    <w:p>
+      <w:pPr>
+        <w:shd w:val="clear" w:color="auto" w:fill="D9D9D9" w:themeFill="background1" w:themeFillShade="D9"/>
+        <w:spacing w:after="0"/>
+        <w:rPr>
+          <w:lang w:val="en-GB"/>
+        </w:rPr>
+      </w:pPr>
+      <w:r>
+        <w:rPr>
+          <w:lang w:val="en-GB"/>
+        </w:rPr>
+        <w:t xml:space="preserve">        return </w:t>
+      </w:r>
+      <w:proofErr w:type="spellStart"/>
+      <w:r>
+        <w:rPr>
+          <w:lang w:val="en-GB"/>
+        </w:rPr>
+        <w:t>precio</w:t>
+      </w:r>
+      <w:proofErr w:type="spellEnd"/>
+      <w:r>
+        <w:rPr>
+          <w:lang w:val="en-GB"/>
+        </w:rPr>
+        <w:t>;</w:t>
+      </w:r>
+    </w:p>
+    <w:p>
+      <w:pPr>
+        <w:shd w:val="clear" w:color="auto" w:fill="D9D9D9" w:themeFill="background1" w:themeFillShade="D9"/>
+        <w:spacing w:after="0"/>
+        <w:rPr>
+          <w:lang w:val="en-GB"/>
+        </w:rPr>
+      </w:pPr>
+      <w:r>
+        <w:rPr>
+          <w:lang w:val="en-GB"/>
+        </w:rPr>
+        <w:t xml:space="preserve">    }</w:t>
+      </w:r>
+    </w:p>
+    <w:p>
+      <w:pPr>
+        <w:shd w:val="clear" w:color="auto" w:fill="D9D9D9" w:themeFill="background1" w:themeFillShade="D9"/>
+        <w:spacing w:after="0"/>
+        <w:rPr>
+          <w:lang w:val="en-GB"/>
+        </w:rPr>
+      </w:pPr>
+    </w:p>
+    <w:p>
+      <w:pPr>
+        <w:shd w:val="clear" w:color="auto" w:fill="D9D9D9" w:themeFill="background1" w:themeFillShade="D9"/>
+        <w:spacing w:after="0"/>
+        <w:rPr>
+          <w:lang w:val="en-GB"/>
+        </w:rPr>
+      </w:pPr>
+      <w:r>
+        <w:rPr>
+          <w:lang w:val="en-GB"/>
+        </w:rPr>
+        <w:t xml:space="preserve">    @Override</w:t>
+      </w:r>
+    </w:p>
+    <w:p>
+      <w:pPr>
+        <w:shd w:val="clear" w:color="auto" w:fill="D9D9D9" w:themeFill="background1" w:themeFillShade="D9"/>
+        <w:spacing w:after="0"/>
+        <w:rPr>
+          <w:lang w:val="en-GB"/>
+        </w:rPr>
+      </w:pPr>
+      <w:r>
+        <w:rPr>
+          <w:lang w:val="en-GB"/>
+        </w:rPr>
+        <w:t xml:space="preserve">    public String </w:t>
+      </w:r>
+      <w:proofErr w:type="spellStart"/>
+      <w:r>
+        <w:rPr>
+          <w:lang w:val="en-GB"/>
+        </w:rPr>
+        <w:t>toString</w:t>
+      </w:r>
+      <w:proofErr w:type="spellEnd"/>
+      <w:r>
+        <w:rPr>
+          <w:lang w:val="en-GB"/>
+        </w:rPr>
+        <w:t>() {</w:t>
+      </w:r>
+    </w:p>
+    <w:p>
+      <w:pPr>
+        <w:shd w:val="clear" w:color="auto" w:fill="D9D9D9" w:themeFill="background1" w:themeFillShade="D9"/>
+        <w:spacing w:after="0"/>
+        <w:rPr>
+          <w:lang w:val="en-GB"/>
+        </w:rPr>
+      </w:pPr>
+      <w:r>
+        <w:rPr>
+          <w:lang w:val="en-GB"/>
+        </w:rPr>
+        <w:t xml:space="preserve">        return </w:t>
+      </w:r>
+      <w:proofErr w:type="spellStart"/>
+      <w:r>
+        <w:rPr>
+          <w:lang w:val="en-GB"/>
+        </w:rPr>
+        <w:t>nombre</w:t>
+      </w:r>
+      <w:proofErr w:type="spellEnd"/>
+      <w:r>
+        <w:rPr>
+          <w:lang w:val="en-GB"/>
+        </w:rPr>
+        <w:t xml:space="preserve"> + " - " + </w:t>
+      </w:r>
+      <w:proofErr w:type="spellStart"/>
+      <w:r>
+        <w:rPr>
+          <w:lang w:val="en-GB"/>
+        </w:rPr>
+        <w:t>precio</w:t>
+      </w:r>
+      <w:proofErr w:type="spellEnd"/>
+      <w:r>
+        <w:rPr>
+          <w:lang w:val="en-GB"/>
+        </w:rPr>
+        <w:t xml:space="preserve"> + "€";</w:t>
+      </w:r>
+    </w:p>
+    <w:p>
+      <w:pPr>
+        <w:shd w:val="clear" w:color="auto" w:fill="D9D9D9" w:themeFill="background1" w:themeFillShade="D9"/>
+        <w:spacing w:after="0"/>
+      </w:pPr>
+      <w:r>
+        <w:rPr>
+          <w:lang w:val="en-GB"/>
+        </w:rPr>
+        <w:t xml:space="preserve">    </w:t>
+      </w:r>
+      <w:r>
+        <w:t>}</w:t>
+      </w:r>
+    </w:p>
+    <w:p>
+      <w:pPr>
+        <w:shd w:val="clear" w:color="auto" w:fill="D9D9D9" w:themeFill="background1" w:themeFillShade="D9"/>
+        <w:spacing w:after="0"/>
+      </w:pPr>
+      <w:r>
+        <w:t>}</w:t>
+      </w:r>
+    </w:p>
+    <w:p>
+      <w:pPr>
+        <w:spacing w:after="0"/>
+      </w:pPr>
+      <w:r>
+        <w:pict w14:anchorId="45839AA0">
+          <v:rect id="_x0000_i1041" style="width:0;height:1.5pt" o:hralign="center" o:hrstd="t" o:hr="t" fillcolor="#a0a0a0" stroked="f"/>
+        </w:pict>
+      </w:r>
+    </w:p>
+    <w:p>
+      <w:pPr>
+        <w:spacing w:after="0"/>
+        <w:rPr>
+          <w:b/>
+          <w:bCs/>
+          <w:lang w:val="en-GB"/>
+        </w:rPr>
+      </w:pPr>
+      <w:r>
+        <w:rPr>
+          <w:rFonts w:ascii="Segoe UI Emoji" w:hAnsi="Segoe UI Emoji" w:cs="Segoe UI Emoji"/>
+          <w:b/>
+          <w:bCs/>
+          <w:lang w:val="en-GB"/>
+        </w:rPr>
+        <w:t>✅</w:t>
+      </w:r>
+      <w:r>
+        <w:rPr>
+          <w:b/>
+          <w:bCs/>
+          <w:lang w:val="en-GB"/>
+        </w:rPr>
+        <w:t xml:space="preserve"> Main</w:t>
+      </w:r>
+    </w:p>
+    <w:p>
+      <w:pPr>
+        <w:shd w:val="clear" w:color="auto" w:fill="D9D9D9" w:themeFill="background1" w:themeFillShade="D9"/>
+        <w:spacing w:after="0"/>
+        <w:rPr>
+          <w:lang w:val="en-GB"/>
+        </w:rPr>
+      </w:pPr>
+      <w:r>
+        <w:rPr>
+          <w:lang w:val="en-GB"/>
+        </w:rPr>
+        <w:t xml:space="preserve">import </w:t>
+      </w:r>
+      <w:proofErr w:type="spellStart"/>
+      <w:r>
+        <w:rPr>
+          <w:lang w:val="en-GB"/>
+        </w:rPr>
+        <w:t>java.util.ArrayList</w:t>
+      </w:r>
+      <w:proofErr w:type="spellEnd"/>
+      <w:r>
+        <w:rPr>
+          <w:lang w:val="en-GB"/>
+        </w:rPr>
+        <w:t>;</w:t>
+      </w:r>
+    </w:p>
+    <w:p>
+      <w:pPr>
+        <w:shd w:val="clear" w:color="auto" w:fill="D9D9D9" w:themeFill="background1" w:themeFillShade="D9"/>
+        <w:spacing w:after="0"/>
+        <w:rPr>
+          <w:lang w:val="en-GB"/>
+        </w:rPr>
+      </w:pPr>
+    </w:p>
+    <w:p>
+      <w:pPr>
+        <w:shd w:val="clear" w:color="auto" w:fill="D9D9D9" w:themeFill="background1" w:themeFillShade="D9"/>
+        <w:spacing w:after="0"/>
+        <w:rPr>
+          <w:lang w:val="en-GB"/>
+        </w:rPr>
+      </w:pPr>
+      <w:r>
+        <w:rPr>
+          <w:lang w:val="en-GB"/>
+        </w:rPr>
+        <w:t>public class Ejercicio3 {</w:t>
+      </w:r>
+    </w:p>
+    <w:p>
+      <w:pPr>
+        <w:shd w:val="clear" w:color="auto" w:fill="D9D9D9" w:themeFill="background1" w:themeFillShade="D9"/>
+        <w:spacing w:after="0"/>
+        <w:rPr>
+          <w:lang w:val="en-GB"/>
+        </w:rPr>
+      </w:pPr>
+      <w:r>
+        <w:rPr>
+          <w:lang w:val="en-GB"/>
+        </w:rPr>
+        <w:t xml:space="preserve">    public static void main(String[] </w:t>
+      </w:r>
+      <w:proofErr w:type="spellStart"/>
+      <w:r>
+        <w:rPr>
+          <w:lang w:val="en-GB"/>
+        </w:rPr>
+        <w:t>args</w:t>
+      </w:r>
+      <w:proofErr w:type="spellEnd"/>
+      <w:r>
+        <w:rPr>
+          <w:lang w:val="en-GB"/>
+        </w:rPr>
+        <w:t>) {</w:t>
+      </w:r>
+    </w:p>
+    <w:p>
+      <w:pPr>
+        <w:shd w:val="clear" w:color="auto" w:fill="D9D9D9" w:themeFill="background1" w:themeFillShade="D9"/>
+        <w:spacing w:after="0"/>
+        <w:rPr>
+          <w:lang w:val="en-GB"/>
+        </w:rPr>
+      </w:pPr>
+    </w:p>
+    <w:p>
+      <w:pPr>
+        <w:shd w:val="clear" w:color="auto" w:fill="D9D9D9" w:themeFill="background1" w:themeFillShade="D9"/>
+        <w:spacing w:after="0"/>
+        <w:rPr>
+          <w:lang w:val="en-GB"/>
+        </w:rPr>
+      </w:pPr>
+      <w:r>
+        <w:rPr>
+          <w:lang w:val="en-GB"/>
+        </w:rPr>
+        <w:t xml:space="preserve">        var </w:t>
+      </w:r>
+      <w:proofErr w:type="spellStart"/>
+      <w:r>
+        <w:rPr>
+          <w:lang w:val="en-GB"/>
+        </w:rPr>
+        <w:t>productos</w:t>
+      </w:r>
+      <w:proofErr w:type="spellEnd"/>
+      <w:r>
+        <w:rPr>
+          <w:lang w:val="en-GB"/>
+        </w:rPr>
+        <w:t xml:space="preserve"> = new </w:t>
+      </w:r>
+      <w:proofErr w:type="spellStart"/>
+      <w:r>
+        <w:rPr>
+          <w:lang w:val="en-GB"/>
+        </w:rPr>
+        <w:t>ArrayList</w:t>
+      </w:r>
+      <w:proofErr w:type="spellEnd"/>
+      <w:r>
+        <w:rPr>
+          <w:lang w:val="en-GB"/>
+        </w:rPr>
+        <w:t>&lt;</w:t>
+      </w:r>
+      <w:proofErr w:type="spellStart"/>
+      <w:r>
+        <w:rPr>
+          <w:lang w:val="en-GB"/>
+        </w:rPr>
+        <w:t>Producto</w:t>
+      </w:r>
+      <w:proofErr w:type="spellEnd"/>
+      <w:r>
+        <w:rPr>
+          <w:lang w:val="en-GB"/>
+        </w:rPr>
+        <w:t>&gt;();</w:t>
+      </w:r>
+    </w:p>
+    <w:p>
+      <w:pPr>
+        <w:shd w:val="clear" w:color="auto" w:fill="D9D9D9" w:themeFill="background1" w:themeFillShade="D9"/>
+        <w:spacing w:after="0"/>
+        <w:rPr>
+          <w:lang w:val="en-GB"/>
+        </w:rPr>
+      </w:pPr>
+    </w:p>
+    <w:p>
+      <w:pPr>
+        <w:shd w:val="clear" w:color="auto" w:fill="D9D9D9" w:themeFill="background1" w:themeFillShade="D9"/>
+        <w:spacing w:after="0"/>
+        <w:rPr>
+          <w:lang w:val="en-GB"/>
+        </w:rPr>
+      </w:pPr>
+      <w:r>
+        <w:rPr>
+          <w:lang w:val="en-GB"/>
+        </w:rPr>
+        <w:t xml:space="preserve">        </w:t>
+      </w:r>
+      <w:proofErr w:type="spellStart"/>
+      <w:r>
+        <w:rPr>
+          <w:lang w:val="en-GB"/>
+        </w:rPr>
+        <w:t>productos.add</w:t>
+      </w:r>
+      <w:proofErr w:type="spellEnd"/>
+      <w:r>
+        <w:rPr>
+          <w:lang w:val="en-GB"/>
+        </w:rPr>
+        <w:t xml:space="preserve">(new </w:t>
+      </w:r>
+      <w:proofErr w:type="spellStart"/>
+      <w:r>
+        <w:rPr>
+          <w:lang w:val="en-GB"/>
+        </w:rPr>
+        <w:t>Producto</w:t>
+      </w:r>
+      <w:proofErr w:type="spellEnd"/>
+      <w:r>
+        <w:rPr>
+          <w:lang w:val="en-GB"/>
+        </w:rPr>
+        <w:t>("Ratón", 15));</w:t>
+      </w:r>
+    </w:p>
+    <w:p>
+      <w:pPr>
+        <w:shd w:val="clear" w:color="auto" w:fill="D9D9D9" w:themeFill="background1" w:themeFillShade="D9"/>
+        <w:spacing w:after="0"/>
+        <w:rPr>
+          <w:lang w:val="en-GB"/>
+        </w:rPr>
+      </w:pPr>
+      <w:r>
+        <w:rPr>
+          <w:lang w:val="en-GB"/>
+        </w:rPr>
+        <w:t xml:space="preserve">        </w:t>
+      </w:r>
+      <w:proofErr w:type="spellStart"/>
+      <w:r>
+        <w:rPr>
+          <w:lang w:val="en-GB"/>
+        </w:rPr>
+        <w:t>productos.add</w:t>
+      </w:r>
+      <w:proofErr w:type="spellEnd"/>
+      <w:r>
+        <w:rPr>
+          <w:lang w:val="en-GB"/>
+        </w:rPr>
+        <w:t xml:space="preserve">(new </w:t>
+      </w:r>
+      <w:proofErr w:type="spellStart"/>
+      <w:r>
+        <w:rPr>
+          <w:lang w:val="en-GB"/>
+        </w:rPr>
+        <w:t>Producto</w:t>
+      </w:r>
+      <w:proofErr w:type="spellEnd"/>
+      <w:r>
+        <w:rPr>
+          <w:lang w:val="en-GB"/>
+        </w:rPr>
+        <w:t>("</w:t>
+      </w:r>
+      <w:proofErr w:type="spellStart"/>
+      <w:r>
+        <w:rPr>
+          <w:lang w:val="en-GB"/>
+        </w:rPr>
+        <w:t>Teclado</w:t>
+      </w:r>
+      <w:proofErr w:type="spellEnd"/>
+      <w:r>
+        <w:rPr>
+          <w:lang w:val="en-GB"/>
+        </w:rPr>
+        <w:t>", 25));</w:t>
+      </w:r>
+    </w:p>
+    <w:p>
+      <w:pPr>
+        <w:shd w:val="clear" w:color="auto" w:fill="D9D9D9" w:themeFill="background1" w:themeFillShade="D9"/>
+        <w:spacing w:after="0"/>
+        <w:rPr>
+          <w:lang w:val="en-GB"/>
+        </w:rPr>
+      </w:pPr>
+      <w:r>
+        <w:rPr>
+          <w:lang w:val="en-GB"/>
+        </w:rPr>
+        <w:t xml:space="preserve">        </w:t>
+      </w:r>
+      <w:proofErr w:type="spellStart"/>
+      <w:r>
+        <w:rPr>
+          <w:lang w:val="en-GB"/>
+        </w:rPr>
+        <w:t>productos.add</w:t>
+      </w:r>
+      <w:proofErr w:type="spellEnd"/>
+      <w:r>
+        <w:rPr>
+          <w:lang w:val="en-GB"/>
+        </w:rPr>
+        <w:t xml:space="preserve">(new </w:t>
+      </w:r>
+      <w:proofErr w:type="spellStart"/>
+      <w:r>
+        <w:rPr>
+          <w:lang w:val="en-GB"/>
+        </w:rPr>
+        <w:t>Producto</w:t>
+      </w:r>
+      <w:proofErr w:type="spellEnd"/>
+      <w:r>
+        <w:rPr>
+          <w:lang w:val="en-GB"/>
+        </w:rPr>
+        <w:t>("Monitor", 200));</w:t>
+      </w:r>
+    </w:p>
+    <w:p>
+      <w:pPr>
+        <w:shd w:val="clear" w:color="auto" w:fill="D9D9D9" w:themeFill="background1" w:themeFillShade="D9"/>
+        <w:spacing w:after="0"/>
+        <w:rPr>
+          <w:lang w:val="en-GB"/>
+        </w:rPr>
+      </w:pPr>
+      <w:r>
+        <w:rPr>
+          <w:lang w:val="en-GB"/>
+        </w:rPr>
+        <w:t xml:space="preserve">        </w:t>
+      </w:r>
+      <w:proofErr w:type="spellStart"/>
+      <w:r>
+        <w:rPr>
+          <w:lang w:val="en-GB"/>
+        </w:rPr>
+        <w:t>productos.add</w:t>
+      </w:r>
+      <w:proofErr w:type="spellEnd"/>
+      <w:r>
+        <w:rPr>
+          <w:lang w:val="en-GB"/>
+        </w:rPr>
+        <w:t xml:space="preserve">(new </w:t>
+      </w:r>
+      <w:proofErr w:type="spellStart"/>
+      <w:r>
+        <w:rPr>
+          <w:lang w:val="en-GB"/>
+        </w:rPr>
+        <w:t>Producto</w:t>
+      </w:r>
+      <w:proofErr w:type="spellEnd"/>
+      <w:r>
+        <w:rPr>
+          <w:lang w:val="en-GB"/>
+        </w:rPr>
+        <w:t>("USB", 8));</w:t>
+      </w:r>
+    </w:p>
+    <w:p>
+      <w:pPr>
+        <w:shd w:val="clear" w:color="auto" w:fill="D9D9D9" w:themeFill="background1" w:themeFillShade="D9"/>
+        <w:spacing w:after="0"/>
+        <w:rPr>
+          <w:lang w:val="en-GB"/>
+        </w:rPr>
+      </w:pPr>
+    </w:p>
+    <w:p>
+      <w:pPr>
+        <w:shd w:val="clear" w:color="auto" w:fill="D9D9D9" w:themeFill="background1" w:themeFillShade="D9"/>
+        <w:spacing w:after="0"/>
+      </w:pPr>
+      <w:r>
+        <w:rPr>
+          <w:lang w:val="en-GB"/>
+        </w:rPr>
+        <w:t xml:space="preserve">        </w:t>
+      </w:r>
+      <w:r>
+        <w:t xml:space="preserve">Producto </w:t>
+      </w:r>
+      <w:proofErr w:type="spellStart"/>
+      <w:r>
+        <w:t>masCaro</w:t>
+      </w:r>
+      <w:proofErr w:type="spellEnd"/>
+      <w:r>
+        <w:t xml:space="preserve"> = </w:t>
+      </w:r>
+      <w:proofErr w:type="spellStart"/>
+      <w:r>
+        <w:t>productos.get</w:t>
+      </w:r>
+      <w:proofErr w:type="spellEnd"/>
+      <w:r>
+        <w:t>(0);</w:t>
+      </w:r>
+    </w:p>
+    <w:p>
+      <w:pPr>
+        <w:shd w:val="clear" w:color="auto" w:fill="D9D9D9" w:themeFill="background1" w:themeFillShade="D9"/>
+        <w:spacing w:after="0"/>
+      </w:pPr>
+    </w:p>
+    <w:p>
+      <w:pPr>
+        <w:shd w:val="clear" w:color="auto" w:fill="D9D9D9" w:themeFill="background1" w:themeFillShade="D9"/>
+        <w:spacing w:after="0"/>
+      </w:pPr>
+      <w:r>
+        <w:t xml:space="preserve">        </w:t>
+      </w:r>
+      <w:proofErr w:type="spellStart"/>
+      <w:r>
+        <w:t>for</w:t>
+      </w:r>
+      <w:proofErr w:type="spellEnd"/>
+      <w:r>
+        <w:t xml:space="preserve"> (</w:t>
+      </w:r>
+      <w:proofErr w:type="spellStart"/>
+      <w:r>
+        <w:t>var</w:t>
+      </w:r>
+      <w:proofErr w:type="spellEnd"/>
+      <w:r>
+        <w:t xml:space="preserve"> p : productos) {</w:t>
+      </w:r>
+    </w:p>
+    <w:p>
+      <w:pPr>
+        <w:shd w:val="clear" w:color="auto" w:fill="D9D9D9" w:themeFill="background1" w:themeFillShade="D9"/>
+        <w:spacing w:after="0"/>
+      </w:pPr>
+      <w:r>
+        <w:t xml:space="preserve">            </w:t>
+      </w:r>
+      <w:proofErr w:type="spellStart"/>
+      <w:r>
+        <w:t>if</w:t>
+      </w:r>
+      <w:proofErr w:type="spellEnd"/>
+      <w:r>
+        <w:t xml:space="preserve"> (</w:t>
+      </w:r>
+      <w:proofErr w:type="spellStart"/>
+      <w:r>
+        <w:t>p.getPrecio</w:t>
+      </w:r>
+      <w:proofErr w:type="spellEnd"/>
+      <w:r>
+        <w:t xml:space="preserve">() &gt; </w:t>
+      </w:r>
+      <w:proofErr w:type="spellStart"/>
+      <w:r>
+        <w:t>masCaro.getPrecio</w:t>
+      </w:r>
+      <w:proofErr w:type="spellEnd"/>
+      <w:r>
+        <w:t>()) {</w:t>
+      </w:r>
+    </w:p>
+    <w:p>
+      <w:pPr>
+        <w:shd w:val="clear" w:color="auto" w:fill="D9D9D9" w:themeFill="background1" w:themeFillShade="D9"/>
+        <w:spacing w:after="0"/>
+      </w:pPr>
+      <w:r>
+        <w:lastRenderedPageBreak/>
+        <w:t xml:space="preserve">                </w:t>
+      </w:r>
+      <w:proofErr w:type="spellStart"/>
+      <w:r>
+        <w:t>masCaro</w:t>
+      </w:r>
+      <w:proofErr w:type="spellEnd"/>
+      <w:r>
+        <w:t xml:space="preserve"> = p;</w:t>
+      </w:r>
+    </w:p>
+    <w:p>
+      <w:pPr>
+        <w:shd w:val="clear" w:color="auto" w:fill="D9D9D9" w:themeFill="background1" w:themeFillShade="D9"/>
+        <w:spacing w:after="0"/>
+      </w:pPr>
+      <w:r>
+        <w:t xml:space="preserve">            }</w:t>
+      </w:r>
+    </w:p>
+    <w:p>
+      <w:pPr>
+        <w:shd w:val="clear" w:color="auto" w:fill="D9D9D9" w:themeFill="background1" w:themeFillShade="D9"/>
+        <w:spacing w:after="0"/>
+      </w:pPr>
+      <w:r>
+        <w:t xml:space="preserve">        }</w:t>
+      </w:r>
+    </w:p>
+    <w:p>
+      <w:pPr>
+        <w:shd w:val="clear" w:color="auto" w:fill="D9D9D9" w:themeFill="background1" w:themeFillShade="D9"/>
+        <w:spacing w:after="0"/>
+      </w:pPr>
+    </w:p>
+    <w:p>
+      <w:pPr>
+        <w:shd w:val="clear" w:color="auto" w:fill="D9D9D9" w:themeFill="background1" w:themeFillShade="D9"/>
+        <w:spacing w:after="0"/>
+      </w:pPr>
+      <w:r>
+        <w:t xml:space="preserve">        </w:t>
+      </w:r>
+      <w:proofErr w:type="spellStart"/>
+      <w:r>
+        <w:t>System.out.println</w:t>
+      </w:r>
+      <w:proofErr w:type="spellEnd"/>
+      <w:r>
+        <w:t>("Producto más caro:");</w:t>
+      </w:r>
+    </w:p>
+    <w:p>
+      <w:pPr>
+        <w:shd w:val="clear" w:color="auto" w:fill="D9D9D9" w:themeFill="background1" w:themeFillShade="D9"/>
+        <w:spacing w:after="0"/>
+      </w:pPr>
+      <w:r>
+        <w:t xml:space="preserve">        </w:t>
+      </w:r>
+      <w:proofErr w:type="spellStart"/>
+      <w:r>
+        <w:t>System.out.println</w:t>
+      </w:r>
+      <w:proofErr w:type="spellEnd"/>
+      <w:r>
+        <w:t>(</w:t>
+      </w:r>
+      <w:proofErr w:type="spellStart"/>
+      <w:r>
+        <w:t>masCaro</w:t>
+      </w:r>
+      <w:proofErr w:type="spellEnd"/>
+      <w:r>
+        <w:t>);</w:t>
+      </w:r>
+    </w:p>
+    <w:p>
+      <w:pPr>
+        <w:shd w:val="clear" w:color="auto" w:fill="D9D9D9" w:themeFill="background1" w:themeFillShade="D9"/>
+        <w:spacing w:after="0"/>
+      </w:pPr>
+      <w:r>
+        <w:t xml:space="preserve">    }</w:t>
+      </w:r>
+    </w:p>
+    <w:p>
+      <w:pPr>
+        <w:shd w:val="clear" w:color="auto" w:fill="D9D9D9" w:themeFill="background1" w:themeFillShade="D9"/>
+        <w:spacing w:after="0"/>
+      </w:pPr>
+      <w:r>
+        <w:t>}</w:t>
+      </w:r>
+    </w:p>
+    <w:p>
+      <w:pPr>
+        <w:spacing w:after="0"/>
+      </w:pPr>
+      <w:r>
+        <w:pict w14:anchorId="64CFB315">
           <v:rect id="_x0000_i1042" style="width:0;height:1.5pt" o:hralign="center" o:hrstd="t" o:hr="t" fillcolor="#a0a0a0" stroked="f"/>
         </w:pict>
       </w:r>
     </w:p>
     <w:p>
       <w:pPr>
+        <w:shd w:val="clear" w:color="auto" w:fill="E97132" w:themeFill="accent2"/>
         <w:spacing w:after="0"/>
         <w:rPr>
           <w:b/>
@@ -5785,415 +6843,68 @@
           <w:b/>
           <w:bCs/>
         </w:rPr>
-        <w:t>✅</w:t>
-      </w:r>
-      <w:r>
-        <w:rPr>
-          <w:b/>
-          <w:bCs/>
-        </w:rPr>
-        <w:t xml:space="preserve"> Clase Producto</w:t>
-      </w:r>
-    </w:p>
-    <w:p>
-      <w:pPr>
-        <w:shd w:val="clear" w:color="auto" w:fill="D9D9D9" w:themeFill="background1" w:themeFillShade="D9"/>
-        <w:spacing w:after="0"/>
-      </w:pPr>
-      <w:proofErr w:type="spellStart"/>
-      <w:r>
-        <w:t>public</w:t>
-      </w:r>
-      <w:proofErr w:type="spellEnd"/>
-      <w:r>
-        <w:t xml:space="preserve"> </w:t>
-      </w:r>
-      <w:proofErr w:type="spellStart"/>
-      <w:r>
-        <w:t>class</w:t>
-      </w:r>
-      <w:proofErr w:type="spellEnd"/>
-      <w:r>
-        <w:t xml:space="preserve"> Producto {</w:t>
-      </w:r>
-    </w:p>
-    <w:p>
-      <w:pPr>
-        <w:shd w:val="clear" w:color="auto" w:fill="D9D9D9" w:themeFill="background1" w:themeFillShade="D9"/>
-        <w:spacing w:after="0"/>
-      </w:pPr>
-    </w:p>
-    <w:p>
-      <w:pPr>
-        <w:shd w:val="clear" w:color="auto" w:fill="D9D9D9" w:themeFill="background1" w:themeFillShade="D9"/>
-        <w:spacing w:after="0"/>
-      </w:pPr>
-      <w:r>
-        <w:t xml:space="preserve">    </w:t>
-      </w:r>
-      <w:proofErr w:type="spellStart"/>
-      <w:r>
-        <w:t>private</w:t>
-      </w:r>
-      <w:proofErr w:type="spellEnd"/>
-      <w:r>
-        <w:t xml:space="preserve"> String nombre;</w:t>
-      </w:r>
-    </w:p>
-    <w:p>
-      <w:pPr>
-        <w:shd w:val="clear" w:color="auto" w:fill="D9D9D9" w:themeFill="background1" w:themeFillShade="D9"/>
-        <w:spacing w:after="0"/>
-      </w:pPr>
-      <w:r>
-        <w:t xml:space="preserve">    </w:t>
-      </w:r>
-      <w:proofErr w:type="spellStart"/>
-      <w:r>
-        <w:t>private</w:t>
-      </w:r>
-      <w:proofErr w:type="spellEnd"/>
-      <w:r>
-        <w:t xml:space="preserve"> </w:t>
-      </w:r>
-      <w:proofErr w:type="spellStart"/>
-      <w:r>
-        <w:t>double</w:t>
-      </w:r>
-      <w:proofErr w:type="spellEnd"/>
-      <w:r>
-        <w:t xml:space="preserve"> precio;</w:t>
-      </w:r>
-    </w:p>
-    <w:p>
-      <w:pPr>
-        <w:shd w:val="clear" w:color="auto" w:fill="D9D9D9" w:themeFill="background1" w:themeFillShade="D9"/>
-        <w:spacing w:after="0"/>
-      </w:pPr>
-    </w:p>
-    <w:p>
-      <w:pPr>
-        <w:shd w:val="clear" w:color="auto" w:fill="D9D9D9" w:themeFill="background1" w:themeFillShade="D9"/>
-        <w:spacing w:after="0"/>
-        <w:rPr>
-          <w:lang w:val="en-GB"/>
-        </w:rPr>
-      </w:pPr>
-      <w:r>
-        <w:t xml:space="preserve">    </w:t>
-      </w:r>
-      <w:r>
-        <w:rPr>
-          <w:lang w:val="en-GB"/>
-        </w:rPr>
-        <w:t xml:space="preserve">public </w:t>
-      </w:r>
-      <w:proofErr w:type="spellStart"/>
-      <w:r>
-        <w:rPr>
-          <w:lang w:val="en-GB"/>
-        </w:rPr>
-        <w:t>Producto</w:t>
-      </w:r>
-      <w:proofErr w:type="spellEnd"/>
-      <w:r>
-        <w:rPr>
-          <w:lang w:val="en-GB"/>
-        </w:rPr>
-        <w:t xml:space="preserve">(String </w:t>
-      </w:r>
-      <w:proofErr w:type="spellStart"/>
-      <w:r>
-        <w:rPr>
-          <w:lang w:val="en-GB"/>
-        </w:rPr>
-        <w:t>nombre</w:t>
-      </w:r>
-      <w:proofErr w:type="spellEnd"/>
-      <w:r>
-        <w:rPr>
-          <w:lang w:val="en-GB"/>
-        </w:rPr>
-        <w:t xml:space="preserve">, double </w:t>
-      </w:r>
-      <w:proofErr w:type="spellStart"/>
-      <w:r>
-        <w:rPr>
-          <w:lang w:val="en-GB"/>
-        </w:rPr>
-        <w:t>precio</w:t>
-      </w:r>
-      <w:proofErr w:type="spellEnd"/>
-      <w:r>
-        <w:rPr>
-          <w:lang w:val="en-GB"/>
-        </w:rPr>
-        <w:t>) {</w:t>
-      </w:r>
-    </w:p>
-    <w:p>
-      <w:pPr>
-        <w:shd w:val="clear" w:color="auto" w:fill="D9D9D9" w:themeFill="background1" w:themeFillShade="D9"/>
-        <w:spacing w:after="0"/>
-      </w:pPr>
-      <w:r>
-        <w:rPr>
-          <w:lang w:val="en-GB"/>
-        </w:rPr>
-        <w:t xml:space="preserve">        </w:t>
-      </w:r>
-      <w:proofErr w:type="spellStart"/>
-      <w:r>
-        <w:t>this.nombre</w:t>
-      </w:r>
-      <w:proofErr w:type="spellEnd"/>
-      <w:r>
-        <w:t xml:space="preserve"> = nombre;</w:t>
-      </w:r>
-    </w:p>
-    <w:p>
-      <w:pPr>
-        <w:shd w:val="clear" w:color="auto" w:fill="D9D9D9" w:themeFill="background1" w:themeFillShade="D9"/>
-        <w:spacing w:after="0"/>
-      </w:pPr>
-      <w:r>
-        <w:t xml:space="preserve">        </w:t>
-      </w:r>
-      <w:proofErr w:type="spellStart"/>
-      <w:r>
-        <w:t>this.precio</w:t>
-      </w:r>
-      <w:proofErr w:type="spellEnd"/>
-      <w:r>
-        <w:t xml:space="preserve"> = precio;</w:t>
-      </w:r>
-    </w:p>
-    <w:p>
-      <w:pPr>
-        <w:shd w:val="clear" w:color="auto" w:fill="D9D9D9" w:themeFill="background1" w:themeFillShade="D9"/>
-        <w:spacing w:after="0"/>
-        <w:rPr>
-          <w:lang w:val="en-GB"/>
-        </w:rPr>
-      </w:pPr>
-      <w:r>
-        <w:t xml:space="preserve">    </w:t>
-      </w:r>
-      <w:r>
-        <w:rPr>
-          <w:lang w:val="en-GB"/>
-        </w:rPr>
-        <w:t>}</w:t>
-      </w:r>
-    </w:p>
-    <w:p>
-      <w:pPr>
-        <w:shd w:val="clear" w:color="auto" w:fill="D9D9D9" w:themeFill="background1" w:themeFillShade="D9"/>
-        <w:spacing w:after="0"/>
-        <w:rPr>
-          <w:lang w:val="en-GB"/>
-        </w:rPr>
-      </w:pPr>
-    </w:p>
-    <w:p>
-      <w:pPr>
-        <w:shd w:val="clear" w:color="auto" w:fill="D9D9D9" w:themeFill="background1" w:themeFillShade="D9"/>
-        <w:spacing w:after="0"/>
-        <w:rPr>
-          <w:lang w:val="en-GB"/>
-        </w:rPr>
-      </w:pPr>
-      <w:r>
-        <w:rPr>
-          <w:lang w:val="en-GB"/>
-        </w:rPr>
-        <w:t xml:space="preserve">    public double </w:t>
-      </w:r>
-      <w:proofErr w:type="spellStart"/>
-      <w:r>
-        <w:rPr>
-          <w:lang w:val="en-GB"/>
-        </w:rPr>
-        <w:t>getPrecio</w:t>
-      </w:r>
-      <w:proofErr w:type="spellEnd"/>
-      <w:r>
-        <w:rPr>
-          <w:lang w:val="en-GB"/>
-        </w:rPr>
-        <w:t>() {</w:t>
-      </w:r>
-    </w:p>
-    <w:p>
-      <w:pPr>
-        <w:shd w:val="clear" w:color="auto" w:fill="D9D9D9" w:themeFill="background1" w:themeFillShade="D9"/>
-        <w:spacing w:after="0"/>
-        <w:rPr>
-          <w:lang w:val="en-GB"/>
-        </w:rPr>
-      </w:pPr>
-      <w:r>
-        <w:rPr>
-          <w:lang w:val="en-GB"/>
-        </w:rPr>
-        <w:t xml:space="preserve">        return </w:t>
-      </w:r>
-      <w:proofErr w:type="spellStart"/>
-      <w:r>
-        <w:rPr>
-          <w:lang w:val="en-GB"/>
-        </w:rPr>
-        <w:t>precio</w:t>
-      </w:r>
-      <w:proofErr w:type="spellEnd"/>
-      <w:r>
-        <w:rPr>
-          <w:lang w:val="en-GB"/>
-        </w:rPr>
-        <w:t>;</w:t>
-      </w:r>
-    </w:p>
-    <w:p>
-      <w:pPr>
-        <w:shd w:val="clear" w:color="auto" w:fill="D9D9D9" w:themeFill="background1" w:themeFillShade="D9"/>
-        <w:spacing w:after="0"/>
-        <w:rPr>
-          <w:lang w:val="en-GB"/>
-        </w:rPr>
-      </w:pPr>
-      <w:r>
-        <w:rPr>
-          <w:lang w:val="en-GB"/>
-        </w:rPr>
-        <w:t xml:space="preserve">    }</w:t>
-      </w:r>
-    </w:p>
-    <w:p>
-      <w:pPr>
-        <w:shd w:val="clear" w:color="auto" w:fill="D9D9D9" w:themeFill="background1" w:themeFillShade="D9"/>
-        <w:spacing w:after="0"/>
-        <w:rPr>
-          <w:lang w:val="en-GB"/>
-        </w:rPr>
-      </w:pPr>
-    </w:p>
-    <w:p>
-      <w:pPr>
-        <w:shd w:val="clear" w:color="auto" w:fill="D9D9D9" w:themeFill="background1" w:themeFillShade="D9"/>
-        <w:spacing w:after="0"/>
-        <w:rPr>
-          <w:lang w:val="en-GB"/>
-        </w:rPr>
-      </w:pPr>
-      <w:r>
-        <w:rPr>
-          <w:lang w:val="en-GB"/>
-        </w:rPr>
-        <w:t xml:space="preserve">    @Override</w:t>
-      </w:r>
-    </w:p>
-    <w:p>
-      <w:pPr>
-        <w:shd w:val="clear" w:color="auto" w:fill="D9D9D9" w:themeFill="background1" w:themeFillShade="D9"/>
-        <w:spacing w:after="0"/>
-        <w:rPr>
-          <w:lang w:val="en-GB"/>
-        </w:rPr>
-      </w:pPr>
-      <w:r>
-        <w:rPr>
-          <w:lang w:val="en-GB"/>
-        </w:rPr>
-        <w:t xml:space="preserve">    public String </w:t>
-      </w:r>
-      <w:proofErr w:type="spellStart"/>
-      <w:r>
-        <w:rPr>
-          <w:lang w:val="en-GB"/>
-        </w:rPr>
-        <w:t>toString</w:t>
-      </w:r>
-      <w:proofErr w:type="spellEnd"/>
-      <w:r>
-        <w:rPr>
-          <w:lang w:val="en-GB"/>
-        </w:rPr>
-        <w:t>() {</w:t>
-      </w:r>
-    </w:p>
-    <w:p>
-      <w:pPr>
-        <w:shd w:val="clear" w:color="auto" w:fill="D9D9D9" w:themeFill="background1" w:themeFillShade="D9"/>
-        <w:spacing w:after="0"/>
-        <w:rPr>
-          <w:lang w:val="en-GB"/>
-        </w:rPr>
-      </w:pPr>
-      <w:r>
-        <w:rPr>
-          <w:lang w:val="en-GB"/>
-        </w:rPr>
-        <w:t xml:space="preserve">        return </w:t>
-      </w:r>
-      <w:proofErr w:type="spellStart"/>
-      <w:r>
-        <w:rPr>
-          <w:lang w:val="en-GB"/>
-        </w:rPr>
-        <w:t>nombre</w:t>
-      </w:r>
-      <w:proofErr w:type="spellEnd"/>
-      <w:r>
-        <w:rPr>
-          <w:lang w:val="en-GB"/>
-        </w:rPr>
-        <w:t xml:space="preserve"> + " - " + </w:t>
-      </w:r>
-      <w:proofErr w:type="spellStart"/>
-      <w:r>
-        <w:rPr>
-          <w:lang w:val="en-GB"/>
-        </w:rPr>
-        <w:t>precio</w:t>
-      </w:r>
-      <w:proofErr w:type="spellEnd"/>
-      <w:r>
-        <w:rPr>
-          <w:lang w:val="en-GB"/>
-        </w:rPr>
-        <w:t xml:space="preserve"> + "€";</w:t>
-      </w:r>
-    </w:p>
-    <w:p>
-      <w:pPr>
-        <w:shd w:val="clear" w:color="auto" w:fill="D9D9D9" w:themeFill="background1" w:themeFillShade="D9"/>
-        <w:spacing w:after="0"/>
-      </w:pPr>
-      <w:r>
-        <w:rPr>
-          <w:lang w:val="en-GB"/>
-        </w:rPr>
-        <w:t xml:space="preserve">    </w:t>
-      </w:r>
-      <w:r>
-        <w:t>}</w:t>
-      </w:r>
-    </w:p>
-    <w:p>
-      <w:pPr>
-        <w:shd w:val="clear" w:color="auto" w:fill="D9D9D9" w:themeFill="background1" w:themeFillShade="D9"/>
-        <w:spacing w:after="0"/>
-      </w:pPr>
-      <w:r>
-        <w:t>}</w:t>
-      </w:r>
-    </w:p>
-    <w:p>
-      <w:pPr>
-        <w:spacing w:after="0"/>
-      </w:pPr>
-      <w:r>
-        <w:pict w14:anchorId="45839AA0">
+        <w:t>🔵</w:t>
+      </w:r>
+      <w:r>
+        <w:rPr>
+          <w:b/>
+          <w:bCs/>
+        </w:rPr>
+        <w:t xml:space="preserve"> EJERCICIO </w:t>
+      </w:r>
+      <w:r>
+        <w:rPr>
+          <w:b/>
+          <w:bCs/>
+        </w:rPr>
+        <w:t>12</w:t>
+      </w:r>
+      <w:r>
+        <w:rPr>
+          <w:b/>
+          <w:bCs/>
+        </w:rPr>
+        <w:t xml:space="preserve"> – Eliminar un Objeto</w:t>
+      </w:r>
+    </w:p>
+    <w:p>
+      <w:pPr>
+        <w:spacing w:after="0"/>
+        <w:rPr>
+          <w:b/>
+          <w:bCs/>
+        </w:rPr>
+      </w:pPr>
+      <w:r>
+        <w:rPr>
+          <w:rFonts w:ascii="Segoe UI Emoji" w:hAnsi="Segoe UI Emoji" w:cs="Segoe UI Emoji"/>
+          <w:b/>
+          <w:bCs/>
+        </w:rPr>
+        <w:t>🔹</w:t>
+      </w:r>
+      <w:r>
+        <w:rPr>
+          <w:b/>
+          <w:bCs/>
+        </w:rPr>
+        <w:t xml:space="preserve"> Enunciado</w:t>
+      </w:r>
+    </w:p>
+    <w:p>
+      <w:pPr>
+        <w:spacing w:after="0"/>
+      </w:pPr>
+      <w:r>
+        <w:t>Eliminar un producto por nombre.</w:t>
+      </w:r>
+    </w:p>
+    <w:p>
+      <w:pPr>
+        <w:spacing w:after="0"/>
+      </w:pPr>
+      <w:r>
+        <w:pict w14:anchorId="0F1606FF">
           <v:rect id="_x0000_i1043" style="width:0;height:1.5pt" o:hralign="center" o:hrstd="t" o:hr="t" fillcolor="#a0a0a0" stroked="f"/>
         </w:pict>
       </w:r>
@@ -6204,7 +6915,6 @@
         <w:rPr>
           <w:b/>
           <w:bCs/>
-          <w:lang w:val="en-GB"/>
         </w:rPr>
       </w:pPr>
       <w:r>
@@ -6212,7 +6922,6 @@
           <w:rFonts w:ascii="Segoe UI Emoji" w:hAnsi="Segoe UI Emoji" w:cs="Segoe UI Emoji"/>
           <w:b/>
           <w:bCs/>
-          <w:lang w:val="en-GB"/>
         </w:rPr>
         <w:t>✅</w:t>
       </w:r>
@@ -6220,779 +6929,114 @@
         <w:rPr>
           <w:b/>
           <w:bCs/>
-          <w:lang w:val="en-GB"/>
-        </w:rPr>
-        <w:t xml:space="preserve"> Main</w:t>
-      </w:r>
-    </w:p>
-    <w:p>
-      <w:pPr>
-        <w:shd w:val="clear" w:color="auto" w:fill="D9D9D9" w:themeFill="background1" w:themeFillShade="D9"/>
-        <w:spacing w:after="0"/>
-        <w:rPr>
-          <w:lang w:val="en-GB"/>
-        </w:rPr>
-      </w:pPr>
-      <w:r>
-        <w:rPr>
-          <w:lang w:val="en-GB"/>
-        </w:rPr>
-        <w:t xml:space="preserve">import </w:t>
-      </w:r>
-      <w:proofErr w:type="spellStart"/>
-      <w:r>
-        <w:rPr>
-          <w:lang w:val="en-GB"/>
-        </w:rPr>
-        <w:t>java.util.ArrayList</w:t>
-      </w:r>
-      <w:proofErr w:type="spellEnd"/>
-      <w:r>
-        <w:rPr>
-          <w:lang w:val="en-GB"/>
-        </w:rPr>
-        <w:t>;</w:t>
-      </w:r>
-    </w:p>
-    <w:p>
-      <w:pPr>
-        <w:shd w:val="clear" w:color="auto" w:fill="D9D9D9" w:themeFill="background1" w:themeFillShade="D9"/>
-        <w:spacing w:after="0"/>
-        <w:rPr>
-          <w:lang w:val="en-GB"/>
-        </w:rPr>
-      </w:pPr>
-    </w:p>
-    <w:p>
-      <w:pPr>
-        <w:shd w:val="clear" w:color="auto" w:fill="D9D9D9" w:themeFill="background1" w:themeFillShade="D9"/>
-        <w:spacing w:after="0"/>
-        <w:rPr>
-          <w:lang w:val="en-GB"/>
-        </w:rPr>
-      </w:pPr>
-      <w:r>
-        <w:rPr>
-          <w:lang w:val="en-GB"/>
-        </w:rPr>
-        <w:t>public class Ejercicio3 {</w:t>
-      </w:r>
-    </w:p>
-    <w:p>
-      <w:pPr>
-        <w:shd w:val="clear" w:color="auto" w:fill="D9D9D9" w:themeFill="background1" w:themeFillShade="D9"/>
-        <w:spacing w:after="0"/>
-        <w:rPr>
-          <w:lang w:val="en-GB"/>
-        </w:rPr>
-      </w:pPr>
-      <w:r>
-        <w:rPr>
-          <w:lang w:val="en-GB"/>
-        </w:rPr>
-        <w:t xml:space="preserve">    public static void main(String[] </w:t>
-      </w:r>
-      <w:proofErr w:type="spellStart"/>
-      <w:r>
-        <w:rPr>
-          <w:lang w:val="en-GB"/>
-        </w:rPr>
-        <w:t>args</w:t>
-      </w:r>
-      <w:proofErr w:type="spellEnd"/>
-      <w:r>
-        <w:rPr>
-          <w:lang w:val="en-GB"/>
-        </w:rPr>
-        <w:t>) {</w:t>
-      </w:r>
-    </w:p>
-    <w:p>
-      <w:pPr>
-        <w:shd w:val="clear" w:color="auto" w:fill="D9D9D9" w:themeFill="background1" w:themeFillShade="D9"/>
-        <w:spacing w:after="0"/>
-        <w:rPr>
-          <w:lang w:val="en-GB"/>
-        </w:rPr>
-      </w:pPr>
-    </w:p>
-    <w:p>
-      <w:pPr>
-        <w:shd w:val="clear" w:color="auto" w:fill="D9D9D9" w:themeFill="background1" w:themeFillShade="D9"/>
-        <w:spacing w:after="0"/>
-        <w:rPr>
-          <w:lang w:val="en-GB"/>
-        </w:rPr>
-      </w:pPr>
-      <w:r>
-        <w:rPr>
-          <w:lang w:val="en-GB"/>
-        </w:rPr>
-        <w:t xml:space="preserve">        var </w:t>
-      </w:r>
-      <w:proofErr w:type="spellStart"/>
-      <w:r>
-        <w:rPr>
-          <w:lang w:val="en-GB"/>
-        </w:rPr>
-        <w:t>productos</w:t>
-      </w:r>
-      <w:proofErr w:type="spellEnd"/>
-      <w:r>
-        <w:rPr>
-          <w:lang w:val="en-GB"/>
-        </w:rPr>
-        <w:t xml:space="preserve"> = new </w:t>
-      </w:r>
-      <w:proofErr w:type="spellStart"/>
-      <w:r>
-        <w:rPr>
-          <w:lang w:val="en-GB"/>
-        </w:rPr>
-        <w:t>ArrayList</w:t>
-      </w:r>
-      <w:proofErr w:type="spellEnd"/>
-      <w:r>
-        <w:rPr>
-          <w:lang w:val="en-GB"/>
-        </w:rPr>
-        <w:t>&lt;</w:t>
-      </w:r>
-      <w:proofErr w:type="spellStart"/>
-      <w:r>
-        <w:rPr>
-          <w:lang w:val="en-GB"/>
-        </w:rPr>
-        <w:t>Producto</w:t>
-      </w:r>
-      <w:proofErr w:type="spellEnd"/>
-      <w:r>
-        <w:rPr>
-          <w:lang w:val="en-GB"/>
-        </w:rPr>
-        <w:t>&gt;();</w:t>
-      </w:r>
-    </w:p>
-    <w:p>
-      <w:pPr>
-        <w:shd w:val="clear" w:color="auto" w:fill="D9D9D9" w:themeFill="background1" w:themeFillShade="D9"/>
-        <w:spacing w:after="0"/>
-        <w:rPr>
-          <w:lang w:val="en-GB"/>
-        </w:rPr>
-      </w:pPr>
-    </w:p>
-    <w:p>
-      <w:pPr>
-        <w:shd w:val="clear" w:color="auto" w:fill="D9D9D9" w:themeFill="background1" w:themeFillShade="D9"/>
-        <w:spacing w:after="0"/>
-        <w:rPr>
-          <w:lang w:val="en-GB"/>
-        </w:rPr>
-      </w:pPr>
-      <w:r>
-        <w:rPr>
-          <w:lang w:val="en-GB"/>
-        </w:rPr>
-        <w:t xml:space="preserve">        </w:t>
-      </w:r>
-      <w:proofErr w:type="spellStart"/>
-      <w:r>
-        <w:rPr>
-          <w:lang w:val="en-GB"/>
-        </w:rPr>
-        <w:t>productos.add</w:t>
-      </w:r>
-      <w:proofErr w:type="spellEnd"/>
-      <w:r>
-        <w:rPr>
-          <w:lang w:val="en-GB"/>
-        </w:rPr>
-        <w:t xml:space="preserve">(new </w:t>
-      </w:r>
-      <w:proofErr w:type="spellStart"/>
-      <w:r>
-        <w:rPr>
-          <w:lang w:val="en-GB"/>
-        </w:rPr>
-        <w:t>Producto</w:t>
-      </w:r>
-      <w:proofErr w:type="spellEnd"/>
-      <w:r>
-        <w:rPr>
-          <w:lang w:val="en-GB"/>
-        </w:rPr>
-        <w:t>("Ratón", 15));</w:t>
-      </w:r>
-    </w:p>
-    <w:p>
-      <w:pPr>
-        <w:shd w:val="clear" w:color="auto" w:fill="D9D9D9" w:themeFill="background1" w:themeFillShade="D9"/>
-        <w:spacing w:after="0"/>
-        <w:rPr>
-          <w:lang w:val="en-GB"/>
-        </w:rPr>
-      </w:pPr>
-      <w:r>
-        <w:rPr>
-          <w:lang w:val="en-GB"/>
-        </w:rPr>
-        <w:t xml:space="preserve">        </w:t>
-      </w:r>
-      <w:proofErr w:type="spellStart"/>
-      <w:r>
-        <w:rPr>
-          <w:lang w:val="en-GB"/>
-        </w:rPr>
-        <w:t>productos.add</w:t>
-      </w:r>
-      <w:proofErr w:type="spellEnd"/>
-      <w:r>
-        <w:rPr>
-          <w:lang w:val="en-GB"/>
-        </w:rPr>
-        <w:t xml:space="preserve">(new </w:t>
-      </w:r>
-      <w:proofErr w:type="spellStart"/>
-      <w:r>
-        <w:rPr>
-          <w:lang w:val="en-GB"/>
-        </w:rPr>
-        <w:t>Producto</w:t>
-      </w:r>
-      <w:proofErr w:type="spellEnd"/>
-      <w:r>
-        <w:rPr>
-          <w:lang w:val="en-GB"/>
-        </w:rPr>
-        <w:t>("</w:t>
-      </w:r>
-      <w:proofErr w:type="spellStart"/>
-      <w:r>
-        <w:rPr>
-          <w:lang w:val="en-GB"/>
-        </w:rPr>
-        <w:t>Teclado</w:t>
-      </w:r>
-      <w:proofErr w:type="spellEnd"/>
-      <w:r>
-        <w:rPr>
-          <w:lang w:val="en-GB"/>
-        </w:rPr>
-        <w:t>", 25));</w:t>
-      </w:r>
-    </w:p>
-    <w:p>
-      <w:pPr>
-        <w:shd w:val="clear" w:color="auto" w:fill="D9D9D9" w:themeFill="background1" w:themeFillShade="D9"/>
-        <w:spacing w:after="0"/>
-        <w:rPr>
-          <w:lang w:val="en-GB"/>
-        </w:rPr>
-      </w:pPr>
-      <w:r>
-        <w:rPr>
-          <w:lang w:val="en-GB"/>
-        </w:rPr>
-        <w:t xml:space="preserve">        </w:t>
-      </w:r>
-      <w:proofErr w:type="spellStart"/>
-      <w:r>
-        <w:rPr>
-          <w:lang w:val="en-GB"/>
-        </w:rPr>
-        <w:t>productos.add</w:t>
-      </w:r>
-      <w:proofErr w:type="spellEnd"/>
-      <w:r>
-        <w:rPr>
-          <w:lang w:val="en-GB"/>
-        </w:rPr>
-        <w:t xml:space="preserve">(new </w:t>
-      </w:r>
-      <w:proofErr w:type="spellStart"/>
-      <w:r>
-        <w:rPr>
-          <w:lang w:val="en-GB"/>
-        </w:rPr>
-        <w:t>Producto</w:t>
-      </w:r>
-      <w:proofErr w:type="spellEnd"/>
-      <w:r>
-        <w:rPr>
-          <w:lang w:val="en-GB"/>
-        </w:rPr>
-        <w:t>("Monitor", 200));</w:t>
-      </w:r>
-    </w:p>
-    <w:p>
-      <w:pPr>
-        <w:shd w:val="clear" w:color="auto" w:fill="D9D9D9" w:themeFill="background1" w:themeFillShade="D9"/>
-        <w:spacing w:after="0"/>
-        <w:rPr>
-          <w:lang w:val="en-GB"/>
-        </w:rPr>
-      </w:pPr>
-      <w:r>
-        <w:rPr>
-          <w:lang w:val="en-GB"/>
-        </w:rPr>
-        <w:t xml:space="preserve">        </w:t>
-      </w:r>
-      <w:proofErr w:type="spellStart"/>
-      <w:r>
-        <w:rPr>
-          <w:lang w:val="en-GB"/>
-        </w:rPr>
-        <w:t>productos.add</w:t>
-      </w:r>
-      <w:proofErr w:type="spellEnd"/>
-      <w:r>
-        <w:rPr>
-          <w:lang w:val="en-GB"/>
-        </w:rPr>
-        <w:t xml:space="preserve">(new </w:t>
-      </w:r>
-      <w:proofErr w:type="spellStart"/>
-      <w:r>
-        <w:rPr>
-          <w:lang w:val="en-GB"/>
-        </w:rPr>
-        <w:t>Producto</w:t>
-      </w:r>
-      <w:proofErr w:type="spellEnd"/>
-      <w:r>
-        <w:rPr>
-          <w:lang w:val="en-GB"/>
-        </w:rPr>
-        <w:t>("USB", 8));</w:t>
-      </w:r>
-    </w:p>
-    <w:p>
-      <w:pPr>
-        <w:shd w:val="clear" w:color="auto" w:fill="D9D9D9" w:themeFill="background1" w:themeFillShade="D9"/>
-        <w:spacing w:after="0"/>
-        <w:rPr>
-          <w:lang w:val="en-GB"/>
-        </w:rPr>
-      </w:pPr>
-    </w:p>
-    <w:p>
-      <w:pPr>
-        <w:shd w:val="clear" w:color="auto" w:fill="D9D9D9" w:themeFill="background1" w:themeFillShade="D9"/>
-        <w:spacing w:after="0"/>
-      </w:pPr>
-      <w:r>
-        <w:rPr>
-          <w:lang w:val="en-GB"/>
-        </w:rPr>
-        <w:t xml:space="preserve">        </w:t>
-      </w:r>
-      <w:r>
-        <w:t xml:space="preserve">Producto </w:t>
-      </w:r>
-      <w:proofErr w:type="spellStart"/>
-      <w:r>
-        <w:t>masCaro</w:t>
-      </w:r>
-      <w:proofErr w:type="spellEnd"/>
-      <w:r>
-        <w:t xml:space="preserve"> = </w:t>
-      </w:r>
-      <w:proofErr w:type="spellStart"/>
-      <w:r>
-        <w:t>productos.get</w:t>
-      </w:r>
-      <w:proofErr w:type="spellEnd"/>
-      <w:r>
-        <w:t>(0);</w:t>
-      </w:r>
-    </w:p>
-    <w:p>
-      <w:pPr>
-        <w:shd w:val="clear" w:color="auto" w:fill="D9D9D9" w:themeFill="background1" w:themeFillShade="D9"/>
-        <w:spacing w:after="0"/>
-      </w:pPr>
-    </w:p>
-    <w:p>
-      <w:pPr>
-        <w:shd w:val="clear" w:color="auto" w:fill="D9D9D9" w:themeFill="background1" w:themeFillShade="D9"/>
-        <w:spacing w:after="0"/>
-      </w:pPr>
-      <w:r>
-        <w:t xml:space="preserve">        </w:t>
-      </w:r>
-      <w:proofErr w:type="spellStart"/>
-      <w:r>
-        <w:t>for</w:t>
-      </w:r>
-      <w:proofErr w:type="spellEnd"/>
-      <w:r>
-        <w:t xml:space="preserve"> (</w:t>
-      </w:r>
-      <w:proofErr w:type="spellStart"/>
-      <w:r>
-        <w:t>var</w:t>
-      </w:r>
-      <w:proofErr w:type="spellEnd"/>
-      <w:r>
-        <w:t xml:space="preserve"> p : productos) {</w:t>
-      </w:r>
-    </w:p>
-    <w:p>
-      <w:pPr>
-        <w:shd w:val="clear" w:color="auto" w:fill="D9D9D9" w:themeFill="background1" w:themeFillShade="D9"/>
-        <w:spacing w:after="0"/>
-      </w:pPr>
-      <w:r>
-        <w:t xml:space="preserve">            </w:t>
-      </w:r>
-      <w:proofErr w:type="spellStart"/>
-      <w:r>
-        <w:t>if</w:t>
-      </w:r>
-      <w:proofErr w:type="spellEnd"/>
-      <w:r>
-        <w:t xml:space="preserve"> (</w:t>
-      </w:r>
-      <w:proofErr w:type="spellStart"/>
-      <w:r>
-        <w:t>p.getPrecio</w:t>
-      </w:r>
-      <w:proofErr w:type="spellEnd"/>
-      <w:r>
-        <w:t xml:space="preserve">() &gt; </w:t>
-      </w:r>
-      <w:proofErr w:type="spellStart"/>
-      <w:r>
-        <w:t>masCaro.getPrecio</w:t>
-      </w:r>
-      <w:proofErr w:type="spellEnd"/>
-      <w:r>
-        <w:t>()) {</w:t>
-      </w:r>
-    </w:p>
-    <w:p>
-      <w:pPr>
-        <w:shd w:val="clear" w:color="auto" w:fill="D9D9D9" w:themeFill="background1" w:themeFillShade="D9"/>
-        <w:spacing w:after="0"/>
-      </w:pPr>
-      <w:r>
-        <w:lastRenderedPageBreak/>
-        <w:t xml:space="preserve">                </w:t>
-      </w:r>
-      <w:proofErr w:type="spellStart"/>
-      <w:r>
-        <w:t>masCaro</w:t>
-      </w:r>
-      <w:proofErr w:type="spellEnd"/>
-      <w:r>
-        <w:t xml:space="preserve"> = p;</w:t>
-      </w:r>
-    </w:p>
-    <w:p>
-      <w:pPr>
-        <w:shd w:val="clear" w:color="auto" w:fill="D9D9D9" w:themeFill="background1" w:themeFillShade="D9"/>
-        <w:spacing w:after="0"/>
-      </w:pPr>
-      <w:r>
-        <w:t xml:space="preserve">            }</w:t>
-      </w:r>
-    </w:p>
-    <w:p>
-      <w:pPr>
-        <w:shd w:val="clear" w:color="auto" w:fill="D9D9D9" w:themeFill="background1" w:themeFillShade="D9"/>
-        <w:spacing w:after="0"/>
-      </w:pPr>
-      <w:r>
-        <w:t xml:space="preserve">        }</w:t>
-      </w:r>
-    </w:p>
-    <w:p>
-      <w:pPr>
-        <w:shd w:val="clear" w:color="auto" w:fill="D9D9D9" w:themeFill="background1" w:themeFillShade="D9"/>
-        <w:spacing w:after="0"/>
-      </w:pPr>
-    </w:p>
-    <w:p>
-      <w:pPr>
-        <w:shd w:val="clear" w:color="auto" w:fill="D9D9D9" w:themeFill="background1" w:themeFillShade="D9"/>
-        <w:spacing w:after="0"/>
-      </w:pPr>
-      <w:r>
-        <w:t xml:space="preserve">        </w:t>
-      </w:r>
+        </w:rPr>
+        <w:t xml:space="preserve"> Solución sencilla</w:t>
+      </w:r>
+    </w:p>
+    <w:p>
+      <w:pPr>
+        <w:shd w:val="clear" w:color="auto" w:fill="D9D9D9" w:themeFill="background1" w:themeFillShade="D9"/>
+        <w:spacing w:after="0"/>
+      </w:pPr>
+      <w:r>
+        <w:t xml:space="preserve">String </w:t>
+      </w:r>
+      <w:proofErr w:type="spellStart"/>
+      <w:r>
+        <w:t>nombreEliminar</w:t>
+      </w:r>
+      <w:proofErr w:type="spellEnd"/>
+      <w:r>
+        <w:t xml:space="preserve"> = "USB";</w:t>
+      </w:r>
+    </w:p>
+    <w:p>
+      <w:pPr>
+        <w:shd w:val="clear" w:color="auto" w:fill="D9D9D9" w:themeFill="background1" w:themeFillShade="D9"/>
+        <w:spacing w:after="0"/>
+      </w:pPr>
+    </w:p>
+    <w:p>
+      <w:pPr>
+        <w:shd w:val="clear" w:color="auto" w:fill="D9D9D9" w:themeFill="background1" w:themeFillShade="D9"/>
+        <w:spacing w:after="0"/>
+      </w:pPr>
+      <w:proofErr w:type="spellStart"/>
+      <w:r>
+        <w:t>productos.removeIf</w:t>
+      </w:r>
+      <w:proofErr w:type="spellEnd"/>
+      <w:r>
+        <w:t xml:space="preserve">(p -&gt; </w:t>
+      </w:r>
+      <w:proofErr w:type="spellStart"/>
+      <w:r>
+        <w:t>p.getNombre</w:t>
+      </w:r>
+      <w:proofErr w:type="spellEnd"/>
+      <w:r>
+        <w:t>().</w:t>
+      </w:r>
+      <w:proofErr w:type="spellStart"/>
+      <w:r>
+        <w:t>equals</w:t>
+      </w:r>
+      <w:proofErr w:type="spellEnd"/>
+      <w:r>
+        <w:t>(</w:t>
+      </w:r>
+      <w:proofErr w:type="spellStart"/>
+      <w:r>
+        <w:t>nombreEliminar</w:t>
+      </w:r>
+      <w:proofErr w:type="spellEnd"/>
+      <w:r>
+        <w:t>));</w:t>
+      </w:r>
+    </w:p>
+    <w:p>
+      <w:pPr>
+        <w:shd w:val="clear" w:color="auto" w:fill="D9D9D9" w:themeFill="background1" w:themeFillShade="D9"/>
+        <w:spacing w:after="0"/>
+      </w:pPr>
+    </w:p>
+    <w:p>
+      <w:pPr>
+        <w:shd w:val="clear" w:color="auto" w:fill="D9D9D9" w:themeFill="background1" w:themeFillShade="D9"/>
+        <w:spacing w:after="0"/>
+      </w:pPr>
       <w:proofErr w:type="spellStart"/>
       <w:r>
         <w:t>System.out.println</w:t>
       </w:r>
       <w:proofErr w:type="spellEnd"/>
       <w:r>
-        <w:t>("Producto más caro:");</w:t>
-      </w:r>
-    </w:p>
-    <w:p>
-      <w:pPr>
-        <w:shd w:val="clear" w:color="auto" w:fill="D9D9D9" w:themeFill="background1" w:themeFillShade="D9"/>
-        <w:spacing w:after="0"/>
-      </w:pPr>
-      <w:r>
-        <w:t xml:space="preserve">        </w:t>
-      </w:r>
-      <w:proofErr w:type="spellStart"/>
-      <w:r>
-        <w:t>System.out.println</w:t>
-      </w:r>
-      <w:proofErr w:type="spellEnd"/>
-      <w:r>
-        <w:t>(</w:t>
-      </w:r>
-      <w:proofErr w:type="spellStart"/>
-      <w:r>
-        <w:t>masCaro</w:t>
-      </w:r>
-      <w:proofErr w:type="spellEnd"/>
-      <w:r>
-        <w:t>);</w:t>
-      </w:r>
-    </w:p>
-    <w:p>
-      <w:pPr>
-        <w:shd w:val="clear" w:color="auto" w:fill="D9D9D9" w:themeFill="background1" w:themeFillShade="D9"/>
-        <w:spacing w:after="0"/>
-      </w:pPr>
-      <w:r>
-        <w:t xml:space="preserve">    }</w:t>
-      </w:r>
-    </w:p>
-    <w:p>
-      <w:pPr>
-        <w:shd w:val="clear" w:color="auto" w:fill="D9D9D9" w:themeFill="background1" w:themeFillShade="D9"/>
-        <w:spacing w:after="0"/>
-      </w:pPr>
-      <w:r>
-        <w:t>}</w:t>
-      </w:r>
-    </w:p>
-    <w:p>
-      <w:pPr>
-        <w:spacing w:after="0"/>
-      </w:pPr>
-      <w:r>
-        <w:pict w14:anchorId="64CFB315">
+        <w:t>(productos);</w:t>
+      </w:r>
+    </w:p>
+    <w:p>
+      <w:pPr>
+        <w:spacing w:after="0"/>
+      </w:pPr>
+      <w:r>
+        <w:t xml:space="preserve">(Añadir </w:t>
+      </w:r>
+      <w:proofErr w:type="spellStart"/>
+      <w:r>
+        <w:t>getter</w:t>
+      </w:r>
+      <w:proofErr w:type="spellEnd"/>
+      <w:r>
+        <w:t xml:space="preserve"> de nombre si no existe)</w:t>
+      </w:r>
+    </w:p>
+    <w:p>
+      <w:pPr>
+        <w:spacing w:after="0"/>
+      </w:pPr>
+      <w:r>
+        <w:pict w14:anchorId="5B171A5C">
           <v:rect id="_x0000_i1044" style="width:0;height:1.5pt" o:hralign="center" o:hrstd="t" o:hr="t" fillcolor="#a0a0a0" stroked="f"/>
-        </w:pict>
-      </w:r>
-    </w:p>
-    <w:p>
-      <w:pPr>
-        <w:shd w:val="clear" w:color="auto" w:fill="E97132" w:themeFill="accent2"/>
-        <w:spacing w:after="0"/>
-        <w:rPr>
-          <w:b/>
-          <w:bCs/>
-        </w:rPr>
-      </w:pPr>
-      <w:r>
-        <w:rPr>
-          <w:rFonts w:ascii="Segoe UI Emoji" w:hAnsi="Segoe UI Emoji" w:cs="Segoe UI Emoji"/>
-          <w:b/>
-          <w:bCs/>
-        </w:rPr>
-        <w:t>🔵</w:t>
-      </w:r>
-      <w:r>
-        <w:rPr>
-          <w:b/>
-          <w:bCs/>
-        </w:rPr>
-        <w:t xml:space="preserve"> EJERCICIO </w:t>
-      </w:r>
-      <w:r>
-        <w:rPr>
-          <w:b/>
-          <w:bCs/>
-        </w:rPr>
-        <w:t>12</w:t>
-      </w:r>
-      <w:r>
-        <w:rPr>
-          <w:b/>
-          <w:bCs/>
-        </w:rPr>
-        <w:t xml:space="preserve"> – Eliminar un Objeto</w:t>
-      </w:r>
-    </w:p>
-    <w:p>
-      <w:pPr>
-        <w:spacing w:after="0"/>
-        <w:rPr>
-          <w:b/>
-          <w:bCs/>
-        </w:rPr>
-      </w:pPr>
-      <w:r>
-        <w:rPr>
-          <w:rFonts w:ascii="Segoe UI Emoji" w:hAnsi="Segoe UI Emoji" w:cs="Segoe UI Emoji"/>
-          <w:b/>
-          <w:bCs/>
-        </w:rPr>
-        <w:t>🔹</w:t>
-      </w:r>
-      <w:r>
-        <w:rPr>
-          <w:b/>
-          <w:bCs/>
-        </w:rPr>
-        <w:t xml:space="preserve"> Enunciado</w:t>
-      </w:r>
-    </w:p>
-    <w:p>
-      <w:pPr>
-        <w:spacing w:after="0"/>
-      </w:pPr>
-      <w:r>
-        <w:t>Eliminar un producto por nombre.</w:t>
-      </w:r>
-    </w:p>
-    <w:p>
-      <w:pPr>
-        <w:spacing w:after="0"/>
-      </w:pPr>
-      <w:r>
-        <w:pict w14:anchorId="0F1606FF">
-          <v:rect id="_x0000_i1045" style="width:0;height:1.5pt" o:hralign="center" o:hrstd="t" o:hr="t" fillcolor="#a0a0a0" stroked="f"/>
-        </w:pict>
-      </w:r>
-    </w:p>
-    <w:p>
-      <w:pPr>
-        <w:spacing w:after="0"/>
-        <w:rPr>
-          <w:b/>
-          <w:bCs/>
-        </w:rPr>
-      </w:pPr>
-      <w:r>
-        <w:rPr>
-          <w:rFonts w:ascii="Segoe UI Emoji" w:hAnsi="Segoe UI Emoji" w:cs="Segoe UI Emoji"/>
-          <w:b/>
-          <w:bCs/>
-        </w:rPr>
-        <w:t>✅</w:t>
-      </w:r>
-      <w:r>
-        <w:rPr>
-          <w:b/>
-          <w:bCs/>
-        </w:rPr>
-        <w:t xml:space="preserve"> Solución sencilla</w:t>
-      </w:r>
-    </w:p>
-    <w:p>
-      <w:pPr>
-        <w:shd w:val="clear" w:color="auto" w:fill="D9D9D9" w:themeFill="background1" w:themeFillShade="D9"/>
-        <w:spacing w:after="0"/>
-      </w:pPr>
-      <w:r>
-        <w:t xml:space="preserve">String </w:t>
-      </w:r>
-      <w:proofErr w:type="spellStart"/>
-      <w:r>
-        <w:t>nombreEliminar</w:t>
-      </w:r>
-      <w:proofErr w:type="spellEnd"/>
-      <w:r>
-        <w:t xml:space="preserve"> = "USB";</w:t>
-      </w:r>
-    </w:p>
-    <w:p>
-      <w:pPr>
-        <w:shd w:val="clear" w:color="auto" w:fill="D9D9D9" w:themeFill="background1" w:themeFillShade="D9"/>
-        <w:spacing w:after="0"/>
-      </w:pPr>
-    </w:p>
-    <w:p>
-      <w:pPr>
-        <w:shd w:val="clear" w:color="auto" w:fill="D9D9D9" w:themeFill="background1" w:themeFillShade="D9"/>
-        <w:spacing w:after="0"/>
-      </w:pPr>
-      <w:proofErr w:type="spellStart"/>
-      <w:r>
-        <w:t>productos.removeIf</w:t>
-      </w:r>
-      <w:proofErr w:type="spellEnd"/>
-      <w:r>
-        <w:t xml:space="preserve">(p -&gt; </w:t>
-      </w:r>
-      <w:proofErr w:type="spellStart"/>
-      <w:r>
-        <w:t>p.getNombre</w:t>
-      </w:r>
-      <w:proofErr w:type="spellEnd"/>
-      <w:r>
-        <w:t>().</w:t>
-      </w:r>
-      <w:proofErr w:type="spellStart"/>
-      <w:r>
-        <w:t>equals</w:t>
-      </w:r>
-      <w:proofErr w:type="spellEnd"/>
-      <w:r>
-        <w:t>(</w:t>
-      </w:r>
-      <w:proofErr w:type="spellStart"/>
-      <w:r>
-        <w:t>nombreEliminar</w:t>
-      </w:r>
-      <w:proofErr w:type="spellEnd"/>
-      <w:r>
-        <w:t>));</w:t>
-      </w:r>
-    </w:p>
-    <w:p>
-      <w:pPr>
-        <w:shd w:val="clear" w:color="auto" w:fill="D9D9D9" w:themeFill="background1" w:themeFillShade="D9"/>
-        <w:spacing w:after="0"/>
-      </w:pPr>
-    </w:p>
-    <w:p>
-      <w:pPr>
-        <w:shd w:val="clear" w:color="auto" w:fill="D9D9D9" w:themeFill="background1" w:themeFillShade="D9"/>
-        <w:spacing w:after="0"/>
-      </w:pPr>
-      <w:proofErr w:type="spellStart"/>
-      <w:r>
-        <w:t>System.out.println</w:t>
-      </w:r>
-      <w:proofErr w:type="spellEnd"/>
-      <w:r>
-        <w:t>(productos);</w:t>
-      </w:r>
-    </w:p>
-    <w:p>
-      <w:pPr>
-        <w:spacing w:after="0"/>
-      </w:pPr>
-      <w:r>
-        <w:t xml:space="preserve">(Añadir </w:t>
-      </w:r>
-      <w:proofErr w:type="spellStart"/>
-      <w:r>
-        <w:t>getter</w:t>
-      </w:r>
-      <w:proofErr w:type="spellEnd"/>
-      <w:r>
-        <w:t xml:space="preserve"> de nombre si no existe)</w:t>
-      </w:r>
-    </w:p>
-    <w:p>
-      <w:pPr>
-        <w:spacing w:after="0"/>
-      </w:pPr>
-      <w:r>
-        <w:pict w14:anchorId="5B171A5C">
-          <v:rect id="_x0000_i1046" style="width:0;height:1.5pt" o:hralign="center" o:hrstd="t" o:hr="t" fillcolor="#a0a0a0" stroked="f"/>
         </w:pict>
       </w:r>
     </w:p>
@@ -7089,7 +7133,7 @@
       </w:pPr>
       <w:r>
         <w:pict w14:anchorId="205B1E54">
-          <v:rect id="_x0000_i1047" style="width:0;height:1.5pt" o:hralign="center" o:hrstd="t" o:hr="t" fillcolor="#a0a0a0" stroked="f"/>
+          <v:rect id="_x0000_i1045" style="width:0;height:1.5pt" o:hralign="center" o:hrstd="t" o:hr="t" fillcolor="#a0a0a0" stroked="f"/>
         </w:pict>
       </w:r>
     </w:p>
@@ -7239,7 +7283,7 @@
       </w:pPr>
       <w:r>
         <w:pict w14:anchorId="62A74D5D">
-          <v:rect id="_x0000_i1048" style="width:0;height:1.5pt" o:hralign="center" o:hrstd="t" o:hr="t" fillcolor="#a0a0a0" stroked="f"/>
+          <v:rect id="_x0000_i1046" style="width:0;height:1.5pt" o:hralign="center" o:hrstd="t" o:hr="t" fillcolor="#a0a0a0" stroked="f"/>
         </w:pict>
       </w:r>
     </w:p>
@@ -7292,7 +7336,7 @@
           <w:b/>
           <w:bCs/>
         </w:rPr>
-        <w:t xml:space="preserve"> (Muy sencillo)</w:t>
+        <w:t xml:space="preserve"> </w:t>
       </w:r>
     </w:p>
     <w:p>
@@ -7415,6 +7459,458 @@
       </w:pPr>
       <w:r>
         <w:pict w14:anchorId="641AADC3">
+          <v:rect id="_x0000_i1047" style="width:0;height:1.5pt" o:hralign="center" o:hrstd="t" o:hr="t" fillcolor="#a0a0a0" stroked="f"/>
+        </w:pict>
+      </w:r>
+    </w:p>
+    <w:p>
+      <w:pPr>
+        <w:spacing w:after="0"/>
+        <w:rPr>
+          <w:b/>
+          <w:bCs/>
+          <w:lang w:val="en-GB"/>
+        </w:rPr>
+      </w:pPr>
+      <w:r>
+        <w:rPr>
+          <w:rFonts w:ascii="Segoe UI Emoji" w:hAnsi="Segoe UI Emoji" w:cs="Segoe UI Emoji"/>
+          <w:b/>
+          <w:bCs/>
+          <w:lang w:val="en-GB"/>
+        </w:rPr>
+        <w:t>✅</w:t>
+      </w:r>
+      <w:r>
+        <w:rPr>
+          <w:b/>
+          <w:bCs/>
+          <w:lang w:val="en-GB"/>
+        </w:rPr>
+        <w:t xml:space="preserve"> Clase Persona</w:t>
+      </w:r>
+    </w:p>
+    <w:p>
+      <w:pPr>
+        <w:shd w:val="clear" w:color="auto" w:fill="F2F2F2" w:themeFill="background1" w:themeFillShade="F2"/>
+        <w:spacing w:after="0"/>
+        <w:rPr>
+          <w:lang w:val="en-GB"/>
+        </w:rPr>
+      </w:pPr>
+      <w:r>
+        <w:rPr>
+          <w:lang w:val="en-GB"/>
+        </w:rPr>
+        <w:t>public class Persona {</w:t>
+      </w:r>
+    </w:p>
+    <w:p>
+      <w:pPr>
+        <w:shd w:val="clear" w:color="auto" w:fill="F2F2F2" w:themeFill="background1" w:themeFillShade="F2"/>
+        <w:spacing w:after="0"/>
+        <w:rPr>
+          <w:lang w:val="en-GB"/>
+        </w:rPr>
+      </w:pPr>
+    </w:p>
+    <w:p>
+      <w:pPr>
+        <w:shd w:val="clear" w:color="auto" w:fill="F2F2F2" w:themeFill="background1" w:themeFillShade="F2"/>
+        <w:spacing w:after="0"/>
+        <w:rPr>
+          <w:lang w:val="en-GB"/>
+        </w:rPr>
+      </w:pPr>
+      <w:r>
+        <w:rPr>
+          <w:lang w:val="en-GB"/>
+        </w:rPr>
+        <w:t xml:space="preserve">    protected String </w:t>
+      </w:r>
+      <w:proofErr w:type="spellStart"/>
+      <w:r>
+        <w:rPr>
+          <w:lang w:val="en-GB"/>
+        </w:rPr>
+        <w:t>nombre</w:t>
+      </w:r>
+      <w:proofErr w:type="spellEnd"/>
+      <w:r>
+        <w:rPr>
+          <w:lang w:val="en-GB"/>
+        </w:rPr>
+        <w:t>;</w:t>
+      </w:r>
+    </w:p>
+    <w:p>
+      <w:pPr>
+        <w:shd w:val="clear" w:color="auto" w:fill="F2F2F2" w:themeFill="background1" w:themeFillShade="F2"/>
+        <w:spacing w:after="0"/>
+        <w:rPr>
+          <w:lang w:val="en-GB"/>
+        </w:rPr>
+      </w:pPr>
+      <w:r>
+        <w:rPr>
+          <w:lang w:val="en-GB"/>
+        </w:rPr>
+        <w:t xml:space="preserve">    protected int </w:t>
+      </w:r>
+      <w:proofErr w:type="spellStart"/>
+      <w:r>
+        <w:rPr>
+          <w:lang w:val="en-GB"/>
+        </w:rPr>
+        <w:t>edad</w:t>
+      </w:r>
+      <w:proofErr w:type="spellEnd"/>
+      <w:r>
+        <w:rPr>
+          <w:lang w:val="en-GB"/>
+        </w:rPr>
+        <w:t>;</w:t>
+      </w:r>
+    </w:p>
+    <w:p>
+      <w:pPr>
+        <w:shd w:val="clear" w:color="auto" w:fill="F2F2F2" w:themeFill="background1" w:themeFillShade="F2"/>
+        <w:spacing w:after="0"/>
+        <w:rPr>
+          <w:lang w:val="en-GB"/>
+        </w:rPr>
+      </w:pPr>
+    </w:p>
+    <w:p>
+      <w:pPr>
+        <w:shd w:val="clear" w:color="auto" w:fill="F2F2F2" w:themeFill="background1" w:themeFillShade="F2"/>
+        <w:spacing w:after="0"/>
+      </w:pPr>
+      <w:r>
+        <w:rPr>
+          <w:lang w:val="en-GB"/>
+        </w:rPr>
+        <w:t xml:space="preserve">    </w:t>
+      </w:r>
+      <w:proofErr w:type="spellStart"/>
+      <w:r>
+        <w:t>public</w:t>
+      </w:r>
+      <w:proofErr w:type="spellEnd"/>
+      <w:r>
+        <w:t xml:space="preserve"> Persona(String nombre, </w:t>
+      </w:r>
+      <w:proofErr w:type="spellStart"/>
+      <w:r>
+        <w:t>int</w:t>
+      </w:r>
+      <w:proofErr w:type="spellEnd"/>
+      <w:r>
+        <w:t xml:space="preserve"> edad) {</w:t>
+      </w:r>
+    </w:p>
+    <w:p>
+      <w:pPr>
+        <w:shd w:val="clear" w:color="auto" w:fill="F2F2F2" w:themeFill="background1" w:themeFillShade="F2"/>
+        <w:spacing w:after="0"/>
+      </w:pPr>
+      <w:r>
+        <w:t xml:space="preserve">        </w:t>
+      </w:r>
+      <w:proofErr w:type="spellStart"/>
+      <w:r>
+        <w:t>this.nombre</w:t>
+      </w:r>
+      <w:proofErr w:type="spellEnd"/>
+      <w:r>
+        <w:t xml:space="preserve"> = nombre;</w:t>
+      </w:r>
+    </w:p>
+    <w:p>
+      <w:pPr>
+        <w:shd w:val="clear" w:color="auto" w:fill="F2F2F2" w:themeFill="background1" w:themeFillShade="F2"/>
+        <w:spacing w:after="0"/>
+      </w:pPr>
+      <w:r>
+        <w:t xml:space="preserve">        </w:t>
+      </w:r>
+      <w:proofErr w:type="spellStart"/>
+      <w:r>
+        <w:t>this.edad</w:t>
+      </w:r>
+      <w:proofErr w:type="spellEnd"/>
+      <w:r>
+        <w:t xml:space="preserve"> = edad;</w:t>
+      </w:r>
+    </w:p>
+    <w:p>
+      <w:pPr>
+        <w:shd w:val="clear" w:color="auto" w:fill="F2F2F2" w:themeFill="background1" w:themeFillShade="F2"/>
+        <w:spacing w:after="0"/>
+      </w:pPr>
+      <w:r>
+        <w:t xml:space="preserve">    }</w:t>
+      </w:r>
+    </w:p>
+    <w:p>
+      <w:pPr>
+        <w:shd w:val="clear" w:color="auto" w:fill="F2F2F2" w:themeFill="background1" w:themeFillShade="F2"/>
+        <w:spacing w:after="0"/>
+      </w:pPr>
+      <w:r>
+        <w:t>}</w:t>
+      </w:r>
+    </w:p>
+    <w:p>
+      <w:pPr>
+        <w:spacing w:after="0"/>
+      </w:pPr>
+      <w:r>
+        <w:pict w14:anchorId="6E890B72">
+          <v:rect id="_x0000_i1048" style="width:0;height:1.5pt" o:hralign="center" o:hrstd="t" o:hr="t" fillcolor="#a0a0a0" stroked="f"/>
+        </w:pict>
+      </w:r>
+    </w:p>
+    <w:p>
+      <w:pPr>
+        <w:spacing w:after="0"/>
+        <w:rPr>
+          <w:b/>
+          <w:bCs/>
+        </w:rPr>
+      </w:pPr>
+      <w:r>
+        <w:rPr>
+          <w:rFonts w:ascii="Segoe UI Emoji" w:hAnsi="Segoe UI Emoji" w:cs="Segoe UI Emoji"/>
+          <w:b/>
+          <w:bCs/>
+        </w:rPr>
+        <w:t>✅</w:t>
+      </w:r>
+      <w:r>
+        <w:rPr>
+          <w:b/>
+          <w:bCs/>
+        </w:rPr>
+        <w:t xml:space="preserve"> Clase Alumno</w:t>
+      </w:r>
+    </w:p>
+    <w:p>
+      <w:pPr>
+        <w:shd w:val="clear" w:color="auto" w:fill="F2F2F2" w:themeFill="background1" w:themeFillShade="F2"/>
+        <w:spacing w:after="0"/>
+      </w:pPr>
+      <w:proofErr w:type="spellStart"/>
+      <w:r>
+        <w:t>public</w:t>
+      </w:r>
+      <w:proofErr w:type="spellEnd"/>
+      <w:r>
+        <w:t xml:space="preserve"> </w:t>
+      </w:r>
+      <w:proofErr w:type="spellStart"/>
+      <w:r>
+        <w:t>class</w:t>
+      </w:r>
+      <w:proofErr w:type="spellEnd"/>
+      <w:r>
+        <w:t xml:space="preserve"> Alumno </w:t>
+      </w:r>
+      <w:proofErr w:type="spellStart"/>
+      <w:r>
+        <w:t>extends</w:t>
+      </w:r>
+      <w:proofErr w:type="spellEnd"/>
+      <w:r>
+        <w:t xml:space="preserve"> Persona {</w:t>
+      </w:r>
+    </w:p>
+    <w:p>
+      <w:pPr>
+        <w:shd w:val="clear" w:color="auto" w:fill="F2F2F2" w:themeFill="background1" w:themeFillShade="F2"/>
+        <w:spacing w:after="0"/>
+      </w:pPr>
+    </w:p>
+    <w:p>
+      <w:pPr>
+        <w:shd w:val="clear" w:color="auto" w:fill="F2F2F2" w:themeFill="background1" w:themeFillShade="F2"/>
+        <w:spacing w:after="0"/>
+      </w:pPr>
+      <w:r>
+        <w:t xml:space="preserve">    </w:t>
+      </w:r>
+      <w:proofErr w:type="spellStart"/>
+      <w:r>
+        <w:t>private</w:t>
+      </w:r>
+      <w:proofErr w:type="spellEnd"/>
+      <w:r>
+        <w:t xml:space="preserve"> </w:t>
+      </w:r>
+      <w:proofErr w:type="spellStart"/>
+      <w:r>
+        <w:t>double</w:t>
+      </w:r>
+      <w:proofErr w:type="spellEnd"/>
+      <w:r>
+        <w:t xml:space="preserve"> nota;</w:t>
+      </w:r>
+    </w:p>
+    <w:p>
+      <w:pPr>
+        <w:shd w:val="clear" w:color="auto" w:fill="F2F2F2" w:themeFill="background1" w:themeFillShade="F2"/>
+        <w:spacing w:after="0"/>
+      </w:pPr>
+    </w:p>
+    <w:p>
+      <w:pPr>
+        <w:shd w:val="clear" w:color="auto" w:fill="F2F2F2" w:themeFill="background1" w:themeFillShade="F2"/>
+        <w:spacing w:after="0"/>
+      </w:pPr>
+      <w:r>
+        <w:t xml:space="preserve">    </w:t>
+      </w:r>
+      <w:proofErr w:type="spellStart"/>
+      <w:r>
+        <w:t>public</w:t>
+      </w:r>
+      <w:proofErr w:type="spellEnd"/>
+      <w:r>
+        <w:t xml:space="preserve"> Alumno(String nombre, </w:t>
+      </w:r>
+      <w:proofErr w:type="spellStart"/>
+      <w:r>
+        <w:t>int</w:t>
+      </w:r>
+      <w:proofErr w:type="spellEnd"/>
+      <w:r>
+        <w:t xml:space="preserve"> edad, </w:t>
+      </w:r>
+      <w:proofErr w:type="spellStart"/>
+      <w:r>
+        <w:t>double</w:t>
+      </w:r>
+      <w:proofErr w:type="spellEnd"/>
+      <w:r>
+        <w:t xml:space="preserve"> nota) {</w:t>
+      </w:r>
+    </w:p>
+    <w:p>
+      <w:pPr>
+        <w:shd w:val="clear" w:color="auto" w:fill="F2F2F2" w:themeFill="background1" w:themeFillShade="F2"/>
+        <w:spacing w:after="0"/>
+      </w:pPr>
+      <w:r>
+        <w:t xml:space="preserve">        super(nombre, edad);</w:t>
+      </w:r>
+    </w:p>
+    <w:p>
+      <w:pPr>
+        <w:shd w:val="clear" w:color="auto" w:fill="F2F2F2" w:themeFill="background1" w:themeFillShade="F2"/>
+        <w:spacing w:after="0"/>
+      </w:pPr>
+      <w:r>
+        <w:t xml:space="preserve">        </w:t>
+      </w:r>
+      <w:proofErr w:type="spellStart"/>
+      <w:r>
+        <w:t>this.nota</w:t>
+      </w:r>
+      <w:proofErr w:type="spellEnd"/>
+      <w:r>
+        <w:t xml:space="preserve"> = nota;</w:t>
+      </w:r>
+    </w:p>
+    <w:p>
+      <w:pPr>
+        <w:shd w:val="clear" w:color="auto" w:fill="F2F2F2" w:themeFill="background1" w:themeFillShade="F2"/>
+        <w:spacing w:after="0"/>
+      </w:pPr>
+      <w:r>
+        <w:t xml:space="preserve">    }</w:t>
+      </w:r>
+    </w:p>
+    <w:p>
+      <w:pPr>
+        <w:shd w:val="clear" w:color="auto" w:fill="F2F2F2" w:themeFill="background1" w:themeFillShade="F2"/>
+        <w:spacing w:after="0"/>
+      </w:pPr>
+    </w:p>
+    <w:p>
+      <w:pPr>
+        <w:shd w:val="clear" w:color="auto" w:fill="F2F2F2" w:themeFill="background1" w:themeFillShade="F2"/>
+        <w:spacing w:after="0"/>
+      </w:pPr>
+      <w:r>
+        <w:t xml:space="preserve">    @Override</w:t>
+      </w:r>
+    </w:p>
+    <w:p>
+      <w:pPr>
+        <w:shd w:val="clear" w:color="auto" w:fill="F2F2F2" w:themeFill="background1" w:themeFillShade="F2"/>
+        <w:spacing w:after="0"/>
+      </w:pPr>
+      <w:r>
+        <w:t xml:space="preserve">    </w:t>
+      </w:r>
+      <w:proofErr w:type="spellStart"/>
+      <w:r>
+        <w:t>public</w:t>
+      </w:r>
+      <w:proofErr w:type="spellEnd"/>
+      <w:r>
+        <w:t xml:space="preserve"> String </w:t>
+      </w:r>
+      <w:proofErr w:type="spellStart"/>
+      <w:r>
+        <w:t>toString</w:t>
+      </w:r>
+      <w:proofErr w:type="spellEnd"/>
+      <w:r>
+        <w:t>() {</w:t>
+      </w:r>
+    </w:p>
+    <w:p>
+      <w:pPr>
+        <w:shd w:val="clear" w:color="auto" w:fill="F2F2F2" w:themeFill="background1" w:themeFillShade="F2"/>
+        <w:spacing w:after="0"/>
+      </w:pPr>
+      <w:r>
+        <w:t xml:space="preserve">        </w:t>
+      </w:r>
+      <w:proofErr w:type="spellStart"/>
+      <w:r>
+        <w:t>return</w:t>
+      </w:r>
+      <w:proofErr w:type="spellEnd"/>
+      <w:r>
+        <w:t xml:space="preserve"> nombre + " - Edad: " + edad + " - Nota: " + nota;</w:t>
+      </w:r>
+    </w:p>
+    <w:p>
+      <w:pPr>
+        <w:shd w:val="clear" w:color="auto" w:fill="F2F2F2" w:themeFill="background1" w:themeFillShade="F2"/>
+        <w:spacing w:after="0"/>
+      </w:pPr>
+      <w:r>
+        <w:t xml:space="preserve">    }</w:t>
+      </w:r>
+    </w:p>
+    <w:p>
+      <w:pPr>
+        <w:shd w:val="clear" w:color="auto" w:fill="F2F2F2" w:themeFill="background1" w:themeFillShade="F2"/>
+        <w:spacing w:after="0"/>
+      </w:pPr>
+      <w:r>
+        <w:t>}</w:t>
+      </w:r>
+    </w:p>
+    <w:p>
+      <w:pPr>
+        <w:spacing w:after="0"/>
+      </w:pPr>
+      <w:r>
+        <w:pict w14:anchorId="1A890D0D">
           <v:rect id="_x0000_i1049" style="width:0;height:1.5pt" o:hralign="center" o:hrstd="t" o:hr="t" fillcolor="#a0a0a0" stroked="f"/>
         </w:pict>
       </w:r>
@@ -7443,458 +7939,6 @@
           <w:bCs/>
           <w:lang w:val="en-GB"/>
         </w:rPr>
-        <w:t xml:space="preserve"> Clase Persona</w:t>
-      </w:r>
-    </w:p>
-    <w:p>
-      <w:pPr>
-        <w:shd w:val="clear" w:color="auto" w:fill="F2F2F2" w:themeFill="background1" w:themeFillShade="F2"/>
-        <w:spacing w:after="0"/>
-        <w:rPr>
-          <w:lang w:val="en-GB"/>
-        </w:rPr>
-      </w:pPr>
-      <w:r>
-        <w:rPr>
-          <w:lang w:val="en-GB"/>
-        </w:rPr>
-        <w:t>public class Persona {</w:t>
-      </w:r>
-    </w:p>
-    <w:p>
-      <w:pPr>
-        <w:shd w:val="clear" w:color="auto" w:fill="F2F2F2" w:themeFill="background1" w:themeFillShade="F2"/>
-        <w:spacing w:after="0"/>
-        <w:rPr>
-          <w:lang w:val="en-GB"/>
-        </w:rPr>
-      </w:pPr>
-    </w:p>
-    <w:p>
-      <w:pPr>
-        <w:shd w:val="clear" w:color="auto" w:fill="F2F2F2" w:themeFill="background1" w:themeFillShade="F2"/>
-        <w:spacing w:after="0"/>
-        <w:rPr>
-          <w:lang w:val="en-GB"/>
-        </w:rPr>
-      </w:pPr>
-      <w:r>
-        <w:rPr>
-          <w:lang w:val="en-GB"/>
-        </w:rPr>
-        <w:t xml:space="preserve">    protected String </w:t>
-      </w:r>
-      <w:proofErr w:type="spellStart"/>
-      <w:r>
-        <w:rPr>
-          <w:lang w:val="en-GB"/>
-        </w:rPr>
-        <w:t>nombre</w:t>
-      </w:r>
-      <w:proofErr w:type="spellEnd"/>
-      <w:r>
-        <w:rPr>
-          <w:lang w:val="en-GB"/>
-        </w:rPr>
-        <w:t>;</w:t>
-      </w:r>
-    </w:p>
-    <w:p>
-      <w:pPr>
-        <w:shd w:val="clear" w:color="auto" w:fill="F2F2F2" w:themeFill="background1" w:themeFillShade="F2"/>
-        <w:spacing w:after="0"/>
-        <w:rPr>
-          <w:lang w:val="en-GB"/>
-        </w:rPr>
-      </w:pPr>
-      <w:r>
-        <w:rPr>
-          <w:lang w:val="en-GB"/>
-        </w:rPr>
-        <w:t xml:space="preserve">    protected int </w:t>
-      </w:r>
-      <w:proofErr w:type="spellStart"/>
-      <w:r>
-        <w:rPr>
-          <w:lang w:val="en-GB"/>
-        </w:rPr>
-        <w:t>edad</w:t>
-      </w:r>
-      <w:proofErr w:type="spellEnd"/>
-      <w:r>
-        <w:rPr>
-          <w:lang w:val="en-GB"/>
-        </w:rPr>
-        <w:t>;</w:t>
-      </w:r>
-    </w:p>
-    <w:p>
-      <w:pPr>
-        <w:shd w:val="clear" w:color="auto" w:fill="F2F2F2" w:themeFill="background1" w:themeFillShade="F2"/>
-        <w:spacing w:after="0"/>
-        <w:rPr>
-          <w:lang w:val="en-GB"/>
-        </w:rPr>
-      </w:pPr>
-    </w:p>
-    <w:p>
-      <w:pPr>
-        <w:shd w:val="clear" w:color="auto" w:fill="F2F2F2" w:themeFill="background1" w:themeFillShade="F2"/>
-        <w:spacing w:after="0"/>
-      </w:pPr>
-      <w:r>
-        <w:rPr>
-          <w:lang w:val="en-GB"/>
-        </w:rPr>
-        <w:t xml:space="preserve">    </w:t>
-      </w:r>
-      <w:proofErr w:type="spellStart"/>
-      <w:r>
-        <w:t>public</w:t>
-      </w:r>
-      <w:proofErr w:type="spellEnd"/>
-      <w:r>
-        <w:t xml:space="preserve"> Persona(String nombre, </w:t>
-      </w:r>
-      <w:proofErr w:type="spellStart"/>
-      <w:r>
-        <w:t>int</w:t>
-      </w:r>
-      <w:proofErr w:type="spellEnd"/>
-      <w:r>
-        <w:t xml:space="preserve"> edad) {</w:t>
-      </w:r>
-    </w:p>
-    <w:p>
-      <w:pPr>
-        <w:shd w:val="clear" w:color="auto" w:fill="F2F2F2" w:themeFill="background1" w:themeFillShade="F2"/>
-        <w:spacing w:after="0"/>
-      </w:pPr>
-      <w:r>
-        <w:t xml:space="preserve">        </w:t>
-      </w:r>
-      <w:proofErr w:type="spellStart"/>
-      <w:r>
-        <w:t>this.nombre</w:t>
-      </w:r>
-      <w:proofErr w:type="spellEnd"/>
-      <w:r>
-        <w:t xml:space="preserve"> = nombre;</w:t>
-      </w:r>
-    </w:p>
-    <w:p>
-      <w:pPr>
-        <w:shd w:val="clear" w:color="auto" w:fill="F2F2F2" w:themeFill="background1" w:themeFillShade="F2"/>
-        <w:spacing w:after="0"/>
-      </w:pPr>
-      <w:r>
-        <w:t xml:space="preserve">        </w:t>
-      </w:r>
-      <w:proofErr w:type="spellStart"/>
-      <w:r>
-        <w:t>this.edad</w:t>
-      </w:r>
-      <w:proofErr w:type="spellEnd"/>
-      <w:r>
-        <w:t xml:space="preserve"> = edad;</w:t>
-      </w:r>
-    </w:p>
-    <w:p>
-      <w:pPr>
-        <w:shd w:val="clear" w:color="auto" w:fill="F2F2F2" w:themeFill="background1" w:themeFillShade="F2"/>
-        <w:spacing w:after="0"/>
-      </w:pPr>
-      <w:r>
-        <w:t xml:space="preserve">    }</w:t>
-      </w:r>
-    </w:p>
-    <w:p>
-      <w:pPr>
-        <w:shd w:val="clear" w:color="auto" w:fill="F2F2F2" w:themeFill="background1" w:themeFillShade="F2"/>
-        <w:spacing w:after="0"/>
-      </w:pPr>
-      <w:r>
-        <w:t>}</w:t>
-      </w:r>
-    </w:p>
-    <w:p>
-      <w:pPr>
-        <w:spacing w:after="0"/>
-      </w:pPr>
-      <w:r>
-        <w:pict w14:anchorId="6E890B72">
-          <v:rect id="_x0000_i1050" style="width:0;height:1.5pt" o:hralign="center" o:hrstd="t" o:hr="t" fillcolor="#a0a0a0" stroked="f"/>
-        </w:pict>
-      </w:r>
-    </w:p>
-    <w:p>
-      <w:pPr>
-        <w:spacing w:after="0"/>
-        <w:rPr>
-          <w:b/>
-          <w:bCs/>
-        </w:rPr>
-      </w:pPr>
-      <w:r>
-        <w:rPr>
-          <w:rFonts w:ascii="Segoe UI Emoji" w:hAnsi="Segoe UI Emoji" w:cs="Segoe UI Emoji"/>
-          <w:b/>
-          <w:bCs/>
-        </w:rPr>
-        <w:t>✅</w:t>
-      </w:r>
-      <w:r>
-        <w:rPr>
-          <w:b/>
-          <w:bCs/>
-        </w:rPr>
-        <w:t xml:space="preserve"> Clase Alumno</w:t>
-      </w:r>
-    </w:p>
-    <w:p>
-      <w:pPr>
-        <w:shd w:val="clear" w:color="auto" w:fill="F2F2F2" w:themeFill="background1" w:themeFillShade="F2"/>
-        <w:spacing w:after="0"/>
-      </w:pPr>
-      <w:proofErr w:type="spellStart"/>
-      <w:r>
-        <w:t>public</w:t>
-      </w:r>
-      <w:proofErr w:type="spellEnd"/>
-      <w:r>
-        <w:t xml:space="preserve"> </w:t>
-      </w:r>
-      <w:proofErr w:type="spellStart"/>
-      <w:r>
-        <w:t>class</w:t>
-      </w:r>
-      <w:proofErr w:type="spellEnd"/>
-      <w:r>
-        <w:t xml:space="preserve"> Alumno </w:t>
-      </w:r>
-      <w:proofErr w:type="spellStart"/>
-      <w:r>
-        <w:t>extends</w:t>
-      </w:r>
-      <w:proofErr w:type="spellEnd"/>
-      <w:r>
-        <w:t xml:space="preserve"> Persona {</w:t>
-      </w:r>
-    </w:p>
-    <w:p>
-      <w:pPr>
-        <w:shd w:val="clear" w:color="auto" w:fill="F2F2F2" w:themeFill="background1" w:themeFillShade="F2"/>
-        <w:spacing w:after="0"/>
-      </w:pPr>
-    </w:p>
-    <w:p>
-      <w:pPr>
-        <w:shd w:val="clear" w:color="auto" w:fill="F2F2F2" w:themeFill="background1" w:themeFillShade="F2"/>
-        <w:spacing w:after="0"/>
-      </w:pPr>
-      <w:r>
-        <w:t xml:space="preserve">    </w:t>
-      </w:r>
-      <w:proofErr w:type="spellStart"/>
-      <w:r>
-        <w:t>private</w:t>
-      </w:r>
-      <w:proofErr w:type="spellEnd"/>
-      <w:r>
-        <w:t xml:space="preserve"> </w:t>
-      </w:r>
-      <w:proofErr w:type="spellStart"/>
-      <w:r>
-        <w:t>double</w:t>
-      </w:r>
-      <w:proofErr w:type="spellEnd"/>
-      <w:r>
-        <w:t xml:space="preserve"> nota;</w:t>
-      </w:r>
-    </w:p>
-    <w:p>
-      <w:pPr>
-        <w:shd w:val="clear" w:color="auto" w:fill="F2F2F2" w:themeFill="background1" w:themeFillShade="F2"/>
-        <w:spacing w:after="0"/>
-      </w:pPr>
-    </w:p>
-    <w:p>
-      <w:pPr>
-        <w:shd w:val="clear" w:color="auto" w:fill="F2F2F2" w:themeFill="background1" w:themeFillShade="F2"/>
-        <w:spacing w:after="0"/>
-      </w:pPr>
-      <w:r>
-        <w:t xml:space="preserve">    </w:t>
-      </w:r>
-      <w:proofErr w:type="spellStart"/>
-      <w:r>
-        <w:t>public</w:t>
-      </w:r>
-      <w:proofErr w:type="spellEnd"/>
-      <w:r>
-        <w:t xml:space="preserve"> Alumno(String nombre, </w:t>
-      </w:r>
-      <w:proofErr w:type="spellStart"/>
-      <w:r>
-        <w:t>int</w:t>
-      </w:r>
-      <w:proofErr w:type="spellEnd"/>
-      <w:r>
-        <w:t xml:space="preserve"> edad, </w:t>
-      </w:r>
-      <w:proofErr w:type="spellStart"/>
-      <w:r>
-        <w:t>double</w:t>
-      </w:r>
-      <w:proofErr w:type="spellEnd"/>
-      <w:r>
-        <w:t xml:space="preserve"> nota) {</w:t>
-      </w:r>
-    </w:p>
-    <w:p>
-      <w:pPr>
-        <w:shd w:val="clear" w:color="auto" w:fill="F2F2F2" w:themeFill="background1" w:themeFillShade="F2"/>
-        <w:spacing w:after="0"/>
-      </w:pPr>
-      <w:r>
-        <w:t xml:space="preserve">        super(nombre, edad);</w:t>
-      </w:r>
-    </w:p>
-    <w:p>
-      <w:pPr>
-        <w:shd w:val="clear" w:color="auto" w:fill="F2F2F2" w:themeFill="background1" w:themeFillShade="F2"/>
-        <w:spacing w:after="0"/>
-      </w:pPr>
-      <w:r>
-        <w:t xml:space="preserve">        </w:t>
-      </w:r>
-      <w:proofErr w:type="spellStart"/>
-      <w:r>
-        <w:t>this.nota</w:t>
-      </w:r>
-      <w:proofErr w:type="spellEnd"/>
-      <w:r>
-        <w:t xml:space="preserve"> = nota;</w:t>
-      </w:r>
-    </w:p>
-    <w:p>
-      <w:pPr>
-        <w:shd w:val="clear" w:color="auto" w:fill="F2F2F2" w:themeFill="background1" w:themeFillShade="F2"/>
-        <w:spacing w:after="0"/>
-      </w:pPr>
-      <w:r>
-        <w:t xml:space="preserve">    }</w:t>
-      </w:r>
-    </w:p>
-    <w:p>
-      <w:pPr>
-        <w:shd w:val="clear" w:color="auto" w:fill="F2F2F2" w:themeFill="background1" w:themeFillShade="F2"/>
-        <w:spacing w:after="0"/>
-      </w:pPr>
-    </w:p>
-    <w:p>
-      <w:pPr>
-        <w:shd w:val="clear" w:color="auto" w:fill="F2F2F2" w:themeFill="background1" w:themeFillShade="F2"/>
-        <w:spacing w:after="0"/>
-      </w:pPr>
-      <w:r>
-        <w:t xml:space="preserve">    @Override</w:t>
-      </w:r>
-    </w:p>
-    <w:p>
-      <w:pPr>
-        <w:shd w:val="clear" w:color="auto" w:fill="F2F2F2" w:themeFill="background1" w:themeFillShade="F2"/>
-        <w:spacing w:after="0"/>
-      </w:pPr>
-      <w:r>
-        <w:t xml:space="preserve">    </w:t>
-      </w:r>
-      <w:proofErr w:type="spellStart"/>
-      <w:r>
-        <w:t>public</w:t>
-      </w:r>
-      <w:proofErr w:type="spellEnd"/>
-      <w:r>
-        <w:t xml:space="preserve"> String </w:t>
-      </w:r>
-      <w:proofErr w:type="spellStart"/>
-      <w:r>
-        <w:t>toString</w:t>
-      </w:r>
-      <w:proofErr w:type="spellEnd"/>
-      <w:r>
-        <w:t>() {</w:t>
-      </w:r>
-    </w:p>
-    <w:p>
-      <w:pPr>
-        <w:shd w:val="clear" w:color="auto" w:fill="F2F2F2" w:themeFill="background1" w:themeFillShade="F2"/>
-        <w:spacing w:after="0"/>
-      </w:pPr>
-      <w:r>
-        <w:t xml:space="preserve">        </w:t>
-      </w:r>
-      <w:proofErr w:type="spellStart"/>
-      <w:r>
-        <w:t>return</w:t>
-      </w:r>
-      <w:proofErr w:type="spellEnd"/>
-      <w:r>
-        <w:t xml:space="preserve"> nombre + " - Edad: " + edad + " - Nota: " + nota;</w:t>
-      </w:r>
-    </w:p>
-    <w:p>
-      <w:pPr>
-        <w:shd w:val="clear" w:color="auto" w:fill="F2F2F2" w:themeFill="background1" w:themeFillShade="F2"/>
-        <w:spacing w:after="0"/>
-      </w:pPr>
-      <w:r>
-        <w:t xml:space="preserve">    }</w:t>
-      </w:r>
-    </w:p>
-    <w:p>
-      <w:pPr>
-        <w:shd w:val="clear" w:color="auto" w:fill="F2F2F2" w:themeFill="background1" w:themeFillShade="F2"/>
-        <w:spacing w:after="0"/>
-      </w:pPr>
-      <w:r>
-        <w:t>}</w:t>
-      </w:r>
-    </w:p>
-    <w:p>
-      <w:pPr>
-        <w:spacing w:after="0"/>
-      </w:pPr>
-      <w:r>
-        <w:pict w14:anchorId="1A890D0D">
-          <v:rect id="_x0000_i1051" style="width:0;height:1.5pt" o:hralign="center" o:hrstd="t" o:hr="t" fillcolor="#a0a0a0" stroked="f"/>
-        </w:pict>
-      </w:r>
-    </w:p>
-    <w:p>
-      <w:pPr>
-        <w:spacing w:after="0"/>
-        <w:rPr>
-          <w:b/>
-          <w:bCs/>
-          <w:lang w:val="en-GB"/>
-        </w:rPr>
-      </w:pPr>
-      <w:r>
-        <w:rPr>
-          <w:rFonts w:ascii="Segoe UI Emoji" w:hAnsi="Segoe UI Emoji" w:cs="Segoe UI Emoji"/>
-          <w:b/>
-          <w:bCs/>
-          <w:lang w:val="en-GB"/>
-        </w:rPr>
-        <w:t>✅</w:t>
-      </w:r>
-      <w:r>
-        <w:rPr>
-          <w:b/>
-          <w:bCs/>
-          <w:lang w:val="en-GB"/>
-        </w:rPr>
         <w:t xml:space="preserve"> Main</w:t>
       </w:r>
     </w:p>
@@ -8155,7 +8199,7 @@
       </w:pPr>
       <w:r>
         <w:pict w14:anchorId="16C67049">
-          <v:rect id="_x0000_i1052" style="width:0;height:1.5pt" o:hralign="center" o:hrstd="t" o:hr="t" fillcolor="#a0a0a0" stroked="f"/>
+          <v:rect id="_x0000_i1050" style="width:0;height:1.5pt" o:hralign="center" o:hrstd="t" o:hr="t" fillcolor="#a0a0a0" stroked="f"/>
         </w:pict>
       </w:r>
     </w:p>
@@ -8332,6 +8376,523 @@
       </w:pPr>
       <w:r>
         <w:pict w14:anchorId="55CE5BB6">
+          <v:rect id="_x0000_i1051" style="width:0;height:1.5pt" o:hralign="center" o:hrstd="t" o:hr="t" fillcolor="#a0a0a0" stroked="f"/>
+        </w:pict>
+      </w:r>
+    </w:p>
+    <w:p>
+      <w:pPr>
+        <w:spacing w:after="0"/>
+        <w:rPr>
+          <w:b/>
+          <w:bCs/>
+          <w:lang w:val="en-GB"/>
+        </w:rPr>
+      </w:pPr>
+      <w:r>
+        <w:rPr>
+          <w:rFonts w:ascii="Segoe UI Emoji" w:hAnsi="Segoe UI Emoji" w:cs="Segoe UI Emoji"/>
+          <w:b/>
+          <w:bCs/>
+          <w:lang w:val="en-GB"/>
+        </w:rPr>
+        <w:t>✅</w:t>
+      </w:r>
+      <w:r>
+        <w:rPr>
+          <w:b/>
+          <w:bCs/>
+          <w:lang w:val="en-GB"/>
+        </w:rPr>
+        <w:t xml:space="preserve"> Clase base</w:t>
+      </w:r>
+    </w:p>
+    <w:p>
+      <w:pPr>
+        <w:shd w:val="clear" w:color="auto" w:fill="F2F2F2" w:themeFill="background1" w:themeFillShade="F2"/>
+        <w:spacing w:after="0"/>
+        <w:rPr>
+          <w:lang w:val="en-GB"/>
+        </w:rPr>
+      </w:pPr>
+      <w:r>
+        <w:rPr>
+          <w:lang w:val="en-GB"/>
+        </w:rPr>
+        <w:t xml:space="preserve">public abstract class </w:t>
+      </w:r>
+      <w:proofErr w:type="spellStart"/>
+      <w:r>
+        <w:rPr>
+          <w:lang w:val="en-GB"/>
+        </w:rPr>
+        <w:t>Empleado</w:t>
+      </w:r>
+      <w:proofErr w:type="spellEnd"/>
+      <w:r>
+        <w:rPr>
+          <w:lang w:val="en-GB"/>
+        </w:rPr>
+        <w:t xml:space="preserve"> {</w:t>
+      </w:r>
+    </w:p>
+    <w:p>
+      <w:pPr>
+        <w:shd w:val="clear" w:color="auto" w:fill="F2F2F2" w:themeFill="background1" w:themeFillShade="F2"/>
+        <w:spacing w:after="0"/>
+        <w:rPr>
+          <w:lang w:val="en-GB"/>
+        </w:rPr>
+      </w:pPr>
+    </w:p>
+    <w:p>
+      <w:pPr>
+        <w:shd w:val="clear" w:color="auto" w:fill="F2F2F2" w:themeFill="background1" w:themeFillShade="F2"/>
+        <w:spacing w:after="0"/>
+        <w:rPr>
+          <w:lang w:val="en-GB"/>
+        </w:rPr>
+      </w:pPr>
+      <w:r>
+        <w:rPr>
+          <w:lang w:val="en-GB"/>
+        </w:rPr>
+        <w:t xml:space="preserve">    protected String </w:t>
+      </w:r>
+      <w:proofErr w:type="spellStart"/>
+      <w:r>
+        <w:rPr>
+          <w:lang w:val="en-GB"/>
+        </w:rPr>
+        <w:t>nombre</w:t>
+      </w:r>
+      <w:proofErr w:type="spellEnd"/>
+      <w:r>
+        <w:rPr>
+          <w:lang w:val="en-GB"/>
+        </w:rPr>
+        <w:t>;</w:t>
+      </w:r>
+    </w:p>
+    <w:p>
+      <w:pPr>
+        <w:shd w:val="clear" w:color="auto" w:fill="F2F2F2" w:themeFill="background1" w:themeFillShade="F2"/>
+        <w:spacing w:after="0"/>
+        <w:rPr>
+          <w:lang w:val="en-GB"/>
+        </w:rPr>
+      </w:pPr>
+    </w:p>
+    <w:p>
+      <w:pPr>
+        <w:shd w:val="clear" w:color="auto" w:fill="F2F2F2" w:themeFill="background1" w:themeFillShade="F2"/>
+        <w:spacing w:after="0"/>
+      </w:pPr>
+      <w:r>
+        <w:rPr>
+          <w:lang w:val="en-GB"/>
+        </w:rPr>
+        <w:t xml:space="preserve">    </w:t>
+      </w:r>
+      <w:proofErr w:type="spellStart"/>
+      <w:r>
+        <w:t>public</w:t>
+      </w:r>
+      <w:proofErr w:type="spellEnd"/>
+      <w:r>
+        <w:t xml:space="preserve"> Empleado(String nombre) {</w:t>
+      </w:r>
+    </w:p>
+    <w:p>
+      <w:pPr>
+        <w:shd w:val="clear" w:color="auto" w:fill="F2F2F2" w:themeFill="background1" w:themeFillShade="F2"/>
+        <w:spacing w:after="0"/>
+      </w:pPr>
+      <w:r>
+        <w:t xml:space="preserve">        </w:t>
+      </w:r>
+      <w:proofErr w:type="spellStart"/>
+      <w:r>
+        <w:t>this.nombre</w:t>
+      </w:r>
+      <w:proofErr w:type="spellEnd"/>
+      <w:r>
+        <w:t xml:space="preserve"> = nombre;</w:t>
+      </w:r>
+    </w:p>
+    <w:p>
+      <w:pPr>
+        <w:shd w:val="clear" w:color="auto" w:fill="F2F2F2" w:themeFill="background1" w:themeFillShade="F2"/>
+        <w:spacing w:after="0"/>
+      </w:pPr>
+      <w:r>
+        <w:t xml:space="preserve">    }</w:t>
+      </w:r>
+    </w:p>
+    <w:p>
+      <w:pPr>
+        <w:shd w:val="clear" w:color="auto" w:fill="F2F2F2" w:themeFill="background1" w:themeFillShade="F2"/>
+        <w:spacing w:after="0"/>
+      </w:pPr>
+    </w:p>
+    <w:p>
+      <w:pPr>
+        <w:shd w:val="clear" w:color="auto" w:fill="F2F2F2" w:themeFill="background1" w:themeFillShade="F2"/>
+        <w:spacing w:after="0"/>
+      </w:pPr>
+      <w:r>
+        <w:t xml:space="preserve">    </w:t>
+      </w:r>
+      <w:proofErr w:type="spellStart"/>
+      <w:r>
+        <w:t>public</w:t>
+      </w:r>
+      <w:proofErr w:type="spellEnd"/>
+      <w:r>
+        <w:t xml:space="preserve"> </w:t>
+      </w:r>
+      <w:proofErr w:type="spellStart"/>
+      <w:r>
+        <w:t>abstract</w:t>
+      </w:r>
+      <w:proofErr w:type="spellEnd"/>
+      <w:r>
+        <w:t xml:space="preserve"> </w:t>
+      </w:r>
+      <w:proofErr w:type="spellStart"/>
+      <w:r>
+        <w:t>double</w:t>
+      </w:r>
+      <w:proofErr w:type="spellEnd"/>
+      <w:r>
+        <w:t xml:space="preserve"> </w:t>
+      </w:r>
+      <w:proofErr w:type="spellStart"/>
+      <w:r>
+        <w:t>calcularSalario</w:t>
+      </w:r>
+      <w:proofErr w:type="spellEnd"/>
+      <w:r>
+        <w:t>();</w:t>
+      </w:r>
+    </w:p>
+    <w:p>
+      <w:pPr>
+        <w:shd w:val="clear" w:color="auto" w:fill="F2F2F2" w:themeFill="background1" w:themeFillShade="F2"/>
+        <w:spacing w:after="0"/>
+      </w:pPr>
+      <w:r>
+        <w:t>}</w:t>
+      </w:r>
+    </w:p>
+    <w:p>
+      <w:pPr>
+        <w:spacing w:after="0"/>
+      </w:pPr>
+      <w:r>
+        <w:pict w14:anchorId="68A141FC">
+          <v:rect id="_x0000_i1052" style="width:0;height:1.5pt" o:hralign="center" o:hrstd="t" o:hr="t" fillcolor="#a0a0a0" stroked="f"/>
+        </w:pict>
+      </w:r>
+    </w:p>
+    <w:p>
+      <w:pPr>
+        <w:spacing w:after="0"/>
+        <w:rPr>
+          <w:b/>
+          <w:bCs/>
+        </w:rPr>
+      </w:pPr>
+      <w:r>
+        <w:rPr>
+          <w:rFonts w:ascii="Segoe UI Emoji" w:hAnsi="Segoe UI Emoji" w:cs="Segoe UI Emoji"/>
+          <w:b/>
+          <w:bCs/>
+        </w:rPr>
+        <w:t>✅</w:t>
+      </w:r>
+      <w:r>
+        <w:rPr>
+          <w:b/>
+          <w:bCs/>
+        </w:rPr>
+        <w:t xml:space="preserve"> </w:t>
+      </w:r>
+      <w:proofErr w:type="spellStart"/>
+      <w:r>
+        <w:rPr>
+          <w:b/>
+          <w:bCs/>
+        </w:rPr>
+        <w:t>EmpleadoFijo</w:t>
+      </w:r>
+      <w:proofErr w:type="spellEnd"/>
+    </w:p>
+    <w:p>
+      <w:pPr>
+        <w:shd w:val="clear" w:color="auto" w:fill="F2F2F2" w:themeFill="background1" w:themeFillShade="F2"/>
+        <w:spacing w:after="0"/>
+      </w:pPr>
+      <w:proofErr w:type="spellStart"/>
+      <w:r>
+        <w:t>public</w:t>
+      </w:r>
+      <w:proofErr w:type="spellEnd"/>
+      <w:r>
+        <w:t xml:space="preserve"> </w:t>
+      </w:r>
+      <w:proofErr w:type="spellStart"/>
+      <w:r>
+        <w:t>class</w:t>
+      </w:r>
+      <w:proofErr w:type="spellEnd"/>
+      <w:r>
+        <w:t xml:space="preserve"> </w:t>
+      </w:r>
+      <w:proofErr w:type="spellStart"/>
+      <w:r>
+        <w:t>EmpleadoFijo</w:t>
+      </w:r>
+      <w:proofErr w:type="spellEnd"/>
+      <w:r>
+        <w:t xml:space="preserve"> </w:t>
+      </w:r>
+      <w:proofErr w:type="spellStart"/>
+      <w:r>
+        <w:t>extends</w:t>
+      </w:r>
+      <w:proofErr w:type="spellEnd"/>
+      <w:r>
+        <w:t xml:space="preserve"> Empleado {</w:t>
+      </w:r>
+    </w:p>
+    <w:p>
+      <w:pPr>
+        <w:shd w:val="clear" w:color="auto" w:fill="F2F2F2" w:themeFill="background1" w:themeFillShade="F2"/>
+        <w:spacing w:after="0"/>
+      </w:pPr>
+    </w:p>
+    <w:p>
+      <w:pPr>
+        <w:shd w:val="clear" w:color="auto" w:fill="F2F2F2" w:themeFill="background1" w:themeFillShade="F2"/>
+        <w:spacing w:after="0"/>
+      </w:pPr>
+      <w:r>
+        <w:t xml:space="preserve">    </w:t>
+      </w:r>
+      <w:proofErr w:type="spellStart"/>
+      <w:r>
+        <w:t>private</w:t>
+      </w:r>
+      <w:proofErr w:type="spellEnd"/>
+      <w:r>
+        <w:t xml:space="preserve"> </w:t>
+      </w:r>
+      <w:proofErr w:type="spellStart"/>
+      <w:r>
+        <w:t>double</w:t>
+      </w:r>
+      <w:proofErr w:type="spellEnd"/>
+      <w:r>
+        <w:t xml:space="preserve"> </w:t>
+      </w:r>
+      <w:proofErr w:type="spellStart"/>
+      <w:r>
+        <w:t>salarioMensual</w:t>
+      </w:r>
+      <w:proofErr w:type="spellEnd"/>
+      <w:r>
+        <w:t>;</w:t>
+      </w:r>
+    </w:p>
+    <w:p>
+      <w:pPr>
+        <w:shd w:val="clear" w:color="auto" w:fill="F2F2F2" w:themeFill="background1" w:themeFillShade="F2"/>
+        <w:spacing w:after="0"/>
+      </w:pPr>
+    </w:p>
+    <w:p>
+      <w:pPr>
+        <w:shd w:val="clear" w:color="auto" w:fill="F2F2F2" w:themeFill="background1" w:themeFillShade="F2"/>
+        <w:spacing w:after="0"/>
+      </w:pPr>
+      <w:r>
+        <w:t xml:space="preserve">    </w:t>
+      </w:r>
+      <w:proofErr w:type="spellStart"/>
+      <w:r>
+        <w:t>public</w:t>
+      </w:r>
+      <w:proofErr w:type="spellEnd"/>
+      <w:r>
+        <w:t xml:space="preserve"> </w:t>
+      </w:r>
+      <w:proofErr w:type="spellStart"/>
+      <w:r>
+        <w:t>EmpleadoFijo</w:t>
+      </w:r>
+      <w:proofErr w:type="spellEnd"/>
+      <w:r>
+        <w:t xml:space="preserve">(String nombre, </w:t>
+      </w:r>
+      <w:proofErr w:type="spellStart"/>
+      <w:r>
+        <w:t>double</w:t>
+      </w:r>
+      <w:proofErr w:type="spellEnd"/>
+      <w:r>
+        <w:t xml:space="preserve"> </w:t>
+      </w:r>
+      <w:proofErr w:type="spellStart"/>
+      <w:r>
+        <w:t>salarioMensual</w:t>
+      </w:r>
+      <w:proofErr w:type="spellEnd"/>
+      <w:r>
+        <w:t>) {</w:t>
+      </w:r>
+    </w:p>
+    <w:p>
+      <w:pPr>
+        <w:shd w:val="clear" w:color="auto" w:fill="F2F2F2" w:themeFill="background1" w:themeFillShade="F2"/>
+        <w:spacing w:after="0"/>
+      </w:pPr>
+      <w:r>
+        <w:t xml:space="preserve">        super(nombre);</w:t>
+      </w:r>
+    </w:p>
+    <w:p>
+      <w:pPr>
+        <w:shd w:val="clear" w:color="auto" w:fill="F2F2F2" w:themeFill="background1" w:themeFillShade="F2"/>
+        <w:spacing w:after="0"/>
+      </w:pPr>
+      <w:r>
+        <w:t xml:space="preserve">        </w:t>
+      </w:r>
+      <w:proofErr w:type="spellStart"/>
+      <w:r>
+        <w:t>this.salarioMensual</w:t>
+      </w:r>
+      <w:proofErr w:type="spellEnd"/>
+      <w:r>
+        <w:t xml:space="preserve"> = </w:t>
+      </w:r>
+      <w:proofErr w:type="spellStart"/>
+      <w:r>
+        <w:t>salarioMensual</w:t>
+      </w:r>
+      <w:proofErr w:type="spellEnd"/>
+      <w:r>
+        <w:t>;</w:t>
+      </w:r>
+    </w:p>
+    <w:p>
+      <w:pPr>
+        <w:shd w:val="clear" w:color="auto" w:fill="F2F2F2" w:themeFill="background1" w:themeFillShade="F2"/>
+        <w:spacing w:after="0"/>
+      </w:pPr>
+      <w:r>
+        <w:t xml:space="preserve">    }</w:t>
+      </w:r>
+    </w:p>
+    <w:p>
+      <w:pPr>
+        <w:shd w:val="clear" w:color="auto" w:fill="F2F2F2" w:themeFill="background1" w:themeFillShade="F2"/>
+        <w:spacing w:after="0"/>
+      </w:pPr>
+    </w:p>
+    <w:p>
+      <w:pPr>
+        <w:shd w:val="clear" w:color="auto" w:fill="F2F2F2" w:themeFill="background1" w:themeFillShade="F2"/>
+        <w:spacing w:after="0"/>
+      </w:pPr>
+      <w:r>
+        <w:t xml:space="preserve">    @Override</w:t>
+      </w:r>
+    </w:p>
+    <w:p>
+      <w:pPr>
+        <w:shd w:val="clear" w:color="auto" w:fill="F2F2F2" w:themeFill="background1" w:themeFillShade="F2"/>
+        <w:spacing w:after="0"/>
+      </w:pPr>
+      <w:r>
+        <w:t xml:space="preserve">    </w:t>
+      </w:r>
+      <w:proofErr w:type="spellStart"/>
+      <w:r>
+        <w:t>public</w:t>
+      </w:r>
+      <w:proofErr w:type="spellEnd"/>
+      <w:r>
+        <w:t xml:space="preserve"> </w:t>
+      </w:r>
+      <w:proofErr w:type="spellStart"/>
+      <w:r>
+        <w:t>double</w:t>
+      </w:r>
+      <w:proofErr w:type="spellEnd"/>
+      <w:r>
+        <w:t xml:space="preserve"> </w:t>
+      </w:r>
+      <w:proofErr w:type="spellStart"/>
+      <w:r>
+        <w:t>calcularSalario</w:t>
+      </w:r>
+      <w:proofErr w:type="spellEnd"/>
+      <w:r>
+        <w:t>() {</w:t>
+      </w:r>
+    </w:p>
+    <w:p>
+      <w:pPr>
+        <w:shd w:val="clear" w:color="auto" w:fill="F2F2F2" w:themeFill="background1" w:themeFillShade="F2"/>
+        <w:spacing w:after="0"/>
+      </w:pPr>
+      <w:r>
+        <w:t xml:space="preserve">        </w:t>
+      </w:r>
+      <w:proofErr w:type="spellStart"/>
+      <w:r>
+        <w:t>return</w:t>
+      </w:r>
+      <w:proofErr w:type="spellEnd"/>
+      <w:r>
+        <w:t xml:space="preserve"> </w:t>
+      </w:r>
+      <w:proofErr w:type="spellStart"/>
+      <w:r>
+        <w:t>salarioMensual</w:t>
+      </w:r>
+      <w:proofErr w:type="spellEnd"/>
+      <w:r>
+        <w:t>;</w:t>
+      </w:r>
+    </w:p>
+    <w:p>
+      <w:pPr>
+        <w:shd w:val="clear" w:color="auto" w:fill="F2F2F2" w:themeFill="background1" w:themeFillShade="F2"/>
+        <w:spacing w:after="0"/>
+      </w:pPr>
+      <w:r>
+        <w:lastRenderedPageBreak/>
+        <w:t xml:space="preserve">    }</w:t>
+      </w:r>
+    </w:p>
+    <w:p>
+      <w:pPr>
+        <w:shd w:val="clear" w:color="auto" w:fill="F2F2F2" w:themeFill="background1" w:themeFillShade="F2"/>
+        <w:spacing w:after="0"/>
+      </w:pPr>
+      <w:r>
+        <w:t>}</w:t>
+      </w:r>
+    </w:p>
+    <w:p>
+      <w:pPr>
+        <w:spacing w:after="0"/>
+      </w:pPr>
+      <w:r>
+        <w:pict w14:anchorId="0D6D5DD5">
           <v:rect id="_x0000_i1053" style="width:0;height:1.5pt" o:hralign="center" o:hrstd="t" o:hr="t" fillcolor="#a0a0a0" stroked="f"/>
         </w:pict>
       </w:r>
@@ -8342,7 +8903,6 @@
         <w:rPr>
           <w:b/>
           <w:bCs/>
-          <w:lang w:val="en-GB"/>
         </w:rPr>
       </w:pPr>
       <w:r>
@@ -8350,7 +8910,6 @@
           <w:rFonts w:ascii="Segoe UI Emoji" w:hAnsi="Segoe UI Emoji" w:cs="Segoe UI Emoji"/>
           <w:b/>
           <w:bCs/>
-          <w:lang w:val="en-GB"/>
         </w:rPr>
         <w:t>✅</w:t>
       </w:r>
@@ -8358,75 +8917,118 @@
         <w:rPr>
           <w:b/>
           <w:bCs/>
-          <w:lang w:val="en-GB"/>
-        </w:rPr>
-        <w:t xml:space="preserve"> Clase base</w:t>
-      </w:r>
-    </w:p>
-    <w:p>
-      <w:pPr>
-        <w:shd w:val="clear" w:color="auto" w:fill="F2F2F2" w:themeFill="background1" w:themeFillShade="F2"/>
-        <w:spacing w:after="0"/>
-        <w:rPr>
-          <w:lang w:val="en-GB"/>
-        </w:rPr>
-      </w:pPr>
-      <w:r>
-        <w:rPr>
-          <w:lang w:val="en-GB"/>
-        </w:rPr>
-        <w:t xml:space="preserve">public abstract class </w:t>
-      </w:r>
-      <w:proofErr w:type="spellStart"/>
-      <w:r>
-        <w:rPr>
-          <w:lang w:val="en-GB"/>
-        </w:rPr>
-        <w:t>Empleado</w:t>
-      </w:r>
-      <w:proofErr w:type="spellEnd"/>
-      <w:r>
-        <w:rPr>
-          <w:lang w:val="en-GB"/>
-        </w:rPr>
-        <w:t xml:space="preserve"> {</w:t>
-      </w:r>
-    </w:p>
-    <w:p>
-      <w:pPr>
-        <w:shd w:val="clear" w:color="auto" w:fill="F2F2F2" w:themeFill="background1" w:themeFillShade="F2"/>
-        <w:spacing w:after="0"/>
-        <w:rPr>
-          <w:lang w:val="en-GB"/>
-        </w:rPr>
-      </w:pPr>
-    </w:p>
-    <w:p>
-      <w:pPr>
-        <w:shd w:val="clear" w:color="auto" w:fill="F2F2F2" w:themeFill="background1" w:themeFillShade="F2"/>
-        <w:spacing w:after="0"/>
-        <w:rPr>
-          <w:lang w:val="en-GB"/>
-        </w:rPr>
-      </w:pPr>
-      <w:r>
-        <w:rPr>
-          <w:lang w:val="en-GB"/>
-        </w:rPr>
-        <w:t xml:space="preserve">    protected String </w:t>
-      </w:r>
-      <w:proofErr w:type="spellStart"/>
-      <w:r>
-        <w:rPr>
-          <w:lang w:val="en-GB"/>
-        </w:rPr>
-        <w:t>nombre</w:t>
-      </w:r>
-      <w:proofErr w:type="spellEnd"/>
-      <w:r>
-        <w:rPr>
-          <w:lang w:val="en-GB"/>
-        </w:rPr>
+        </w:rPr>
+        <w:t xml:space="preserve"> </w:t>
+      </w:r>
+      <w:proofErr w:type="spellStart"/>
+      <w:r>
+        <w:rPr>
+          <w:b/>
+          <w:bCs/>
+        </w:rPr>
+        <w:t>EmpleadoTemporal</w:t>
+      </w:r>
+      <w:proofErr w:type="spellEnd"/>
+    </w:p>
+    <w:p>
+      <w:pPr>
+        <w:shd w:val="clear" w:color="auto" w:fill="F2F2F2" w:themeFill="background1" w:themeFillShade="F2"/>
+        <w:spacing w:after="0"/>
+      </w:pPr>
+      <w:proofErr w:type="spellStart"/>
+      <w:r>
+        <w:t>public</w:t>
+      </w:r>
+      <w:proofErr w:type="spellEnd"/>
+      <w:r>
+        <w:t xml:space="preserve"> </w:t>
+      </w:r>
+      <w:proofErr w:type="spellStart"/>
+      <w:r>
+        <w:t>class</w:t>
+      </w:r>
+      <w:proofErr w:type="spellEnd"/>
+      <w:r>
+        <w:t xml:space="preserve"> </w:t>
+      </w:r>
+      <w:proofErr w:type="spellStart"/>
+      <w:r>
+        <w:t>EmpleadoTemporal</w:t>
+      </w:r>
+      <w:proofErr w:type="spellEnd"/>
+      <w:r>
+        <w:t xml:space="preserve"> </w:t>
+      </w:r>
+      <w:proofErr w:type="spellStart"/>
+      <w:r>
+        <w:t>extends</w:t>
+      </w:r>
+      <w:proofErr w:type="spellEnd"/>
+      <w:r>
+        <w:t xml:space="preserve"> Empleado {</w:t>
+      </w:r>
+    </w:p>
+    <w:p>
+      <w:pPr>
+        <w:shd w:val="clear" w:color="auto" w:fill="F2F2F2" w:themeFill="background1" w:themeFillShade="F2"/>
+        <w:spacing w:after="0"/>
+      </w:pPr>
+    </w:p>
+    <w:p>
+      <w:pPr>
+        <w:shd w:val="clear" w:color="auto" w:fill="F2F2F2" w:themeFill="background1" w:themeFillShade="F2"/>
+        <w:spacing w:after="0"/>
+      </w:pPr>
+      <w:r>
+        <w:t xml:space="preserve">    </w:t>
+      </w:r>
+      <w:proofErr w:type="spellStart"/>
+      <w:r>
+        <w:t>private</w:t>
+      </w:r>
+      <w:proofErr w:type="spellEnd"/>
+      <w:r>
+        <w:t xml:space="preserve"> </w:t>
+      </w:r>
+      <w:proofErr w:type="spellStart"/>
+      <w:r>
+        <w:t>double</w:t>
+      </w:r>
+      <w:proofErr w:type="spellEnd"/>
+      <w:r>
+        <w:t xml:space="preserve"> horas;</w:t>
+      </w:r>
+    </w:p>
+    <w:p>
+      <w:pPr>
+        <w:shd w:val="clear" w:color="auto" w:fill="F2F2F2" w:themeFill="background1" w:themeFillShade="F2"/>
+        <w:spacing w:after="0"/>
+      </w:pPr>
+      <w:r>
+        <w:t xml:space="preserve">    </w:t>
+      </w:r>
+      <w:proofErr w:type="spellStart"/>
+      <w:r>
+        <w:t>private</w:t>
+      </w:r>
+      <w:proofErr w:type="spellEnd"/>
+      <w:r>
+        <w:t xml:space="preserve"> </w:t>
+      </w:r>
+      <w:proofErr w:type="spellStart"/>
+      <w:r>
+        <w:t>double</w:t>
+      </w:r>
+      <w:proofErr w:type="spellEnd"/>
+      <w:r>
+        <w:t xml:space="preserve"> </w:t>
+      </w:r>
+      <w:proofErr w:type="spellStart"/>
+      <w:r>
+        <w:t>precioHora</w:t>
+      </w:r>
+      <w:proofErr w:type="spellEnd"/>
+      <w:r>
         <w:t>;</w:t>
       </w:r>
     </w:p>
@@ -8434,57 +9036,54 @@
       <w:pPr>
         <w:shd w:val="clear" w:color="auto" w:fill="F2F2F2" w:themeFill="background1" w:themeFillShade="F2"/>
         <w:spacing w:after="0"/>
-        <w:rPr>
-          <w:lang w:val="en-GB"/>
-        </w:rPr>
-      </w:pPr>
-    </w:p>
-    <w:p>
-      <w:pPr>
-        <w:shd w:val="clear" w:color="auto" w:fill="F2F2F2" w:themeFill="background1" w:themeFillShade="F2"/>
-        <w:spacing w:after="0"/>
-        <w:rPr>
-          <w:lang w:val="en-GB"/>
-        </w:rPr>
-      </w:pPr>
-      <w:r>
-        <w:rPr>
-          <w:lang w:val="en-GB"/>
-        </w:rPr>
+      </w:pPr>
+    </w:p>
+    <w:p>
+      <w:pPr>
+        <w:shd w:val="clear" w:color="auto" w:fill="F2F2F2" w:themeFill="background1" w:themeFillShade="F2"/>
+        <w:spacing w:after="0"/>
+      </w:pPr>
+      <w:r>
         <w:t xml:space="preserve">    </w:t>
       </w:r>
-      <w:r>
-        <w:rPr>
-          <w:lang w:val="en-GB"/>
-        </w:rPr>
-        <w:t xml:space="preserve">public </w:t>
-      </w:r>
-      <w:proofErr w:type="spellStart"/>
-      <w:r>
-        <w:rPr>
-          <w:lang w:val="en-GB"/>
-        </w:rPr>
-        <w:t>Empleado</w:t>
-      </w:r>
-      <w:proofErr w:type="spellEnd"/>
-      <w:r>
-        <w:rPr>
-          <w:lang w:val="en-GB"/>
-        </w:rPr>
-        <w:t xml:space="preserve">(String </w:t>
-      </w:r>
-      <w:proofErr w:type="spellStart"/>
-      <w:r>
-        <w:rPr>
-          <w:lang w:val="en-GB"/>
-        </w:rPr>
-        <w:t>nombre</w:t>
-      </w:r>
-      <w:proofErr w:type="spellEnd"/>
-      <w:r>
-        <w:rPr>
-          <w:lang w:val="en-GB"/>
-        </w:rPr>
+      <w:proofErr w:type="spellStart"/>
+      <w:r>
+        <w:t>public</w:t>
+      </w:r>
+      <w:proofErr w:type="spellEnd"/>
+      <w:r>
+        <w:t xml:space="preserve"> </w:t>
+      </w:r>
+      <w:proofErr w:type="spellStart"/>
+      <w:r>
+        <w:t>EmpleadoTemporal</w:t>
+      </w:r>
+      <w:proofErr w:type="spellEnd"/>
+      <w:r>
+        <w:t xml:space="preserve">(String nombre, </w:t>
+      </w:r>
+      <w:proofErr w:type="spellStart"/>
+      <w:r>
+        <w:t>double</w:t>
+      </w:r>
+      <w:proofErr w:type="spellEnd"/>
+      <w:r>
+        <w:t xml:space="preserve"> horas, </w:t>
+      </w:r>
+      <w:proofErr w:type="spellStart"/>
+      <w:r>
+        <w:t>double</w:t>
+      </w:r>
+      <w:proofErr w:type="spellEnd"/>
+      <w:r>
+        <w:t xml:space="preserve"> </w:t>
+      </w:r>
+      <w:proofErr w:type="spellStart"/>
+      <w:r>
+        <w:t>precioHora</w:t>
+      </w:r>
+      <w:proofErr w:type="spellEnd"/>
+      <w:r>
         <w:t>) {</w:t>
       </w:r>
     </w:p>
@@ -8494,18 +9093,49 @@
         <w:spacing w:after="0"/>
       </w:pPr>
       <w:r>
-        <w:rPr>
-          <w:lang w:val="en-GB"/>
-        </w:rPr>
+        <w:t xml:space="preserve">        super(nombre);</w:t>
+      </w:r>
+    </w:p>
+    <w:p>
+      <w:pPr>
+        <w:shd w:val="clear" w:color="auto" w:fill="F2F2F2" w:themeFill="background1" w:themeFillShade="F2"/>
+        <w:spacing w:after="0"/>
+      </w:pPr>
+      <w:r>
         <w:t xml:space="preserve">        </w:t>
       </w:r>
       <w:proofErr w:type="spellStart"/>
       <w:r>
-        <w:t>this.nombre</w:t>
-      </w:r>
-      <w:proofErr w:type="spellEnd"/>
-      <w:r>
-        <w:t xml:space="preserve"> = nombre;</w:t>
+        <w:t>this.horas</w:t>
+      </w:r>
+      <w:proofErr w:type="spellEnd"/>
+      <w:r>
+        <w:t xml:space="preserve"> = horas;</w:t>
+      </w:r>
+    </w:p>
+    <w:p>
+      <w:pPr>
+        <w:shd w:val="clear" w:color="auto" w:fill="F2F2F2" w:themeFill="background1" w:themeFillShade="F2"/>
+        <w:spacing w:after="0"/>
+      </w:pPr>
+      <w:r>
+        <w:t xml:space="preserve">        </w:t>
+      </w:r>
+      <w:proofErr w:type="spellStart"/>
+      <w:r>
+        <w:t>this.precioHora</w:t>
+      </w:r>
+      <w:proofErr w:type="spellEnd"/>
+      <w:r>
+        <w:t xml:space="preserve"> = </w:t>
+      </w:r>
+      <w:proofErr w:type="spellStart"/>
+      <w:r>
+        <w:t>precioHora</w:t>
+      </w:r>
+      <w:proofErr w:type="spellEnd"/>
+      <w:r>
+        <w:t>;</w:t>
       </w:r>
     </w:p>
     <w:p>
@@ -8529,6 +9159,15 @@
         <w:spacing w:after="0"/>
       </w:pPr>
       <w:r>
+        <w:t xml:space="preserve">    @Override</w:t>
+      </w:r>
+    </w:p>
+    <w:p>
+      <w:pPr>
+        <w:shd w:val="clear" w:color="auto" w:fill="F2F2F2" w:themeFill="background1" w:themeFillShade="F2"/>
+        <w:spacing w:after="0"/>
+      </w:pPr>
+      <w:r>
         <w:t xml:space="preserve">    </w:t>
       </w:r>
       <w:proofErr w:type="spellStart"/>
@@ -8541,7 +9180,7 @@
       </w:r>
       <w:proofErr w:type="spellStart"/>
       <w:r>
-        <w:t>abstract</w:t>
+        <w:t>double</w:t>
       </w:r>
       <w:proofErr w:type="spellEnd"/>
       <w:r>
@@ -8549,19 +9188,45 @@
       </w:r>
       <w:proofErr w:type="spellStart"/>
       <w:r>
-        <w:t>double</w:t>
-      </w:r>
-      <w:proofErr w:type="spellEnd"/>
-      <w:r>
-        <w:t xml:space="preserve"> </w:t>
-      </w:r>
-      <w:proofErr w:type="spellStart"/>
-      <w:r>
         <w:t>calcularSalario</w:t>
       </w:r>
       <w:proofErr w:type="spellEnd"/>
       <w:r>
-        <w:t>();</w:t>
+        <w:t>() {</w:t>
+      </w:r>
+    </w:p>
+    <w:p>
+      <w:pPr>
+        <w:shd w:val="clear" w:color="auto" w:fill="F2F2F2" w:themeFill="background1" w:themeFillShade="F2"/>
+        <w:spacing w:after="0"/>
+      </w:pPr>
+      <w:r>
+        <w:t xml:space="preserve">        </w:t>
+      </w:r>
+      <w:proofErr w:type="spellStart"/>
+      <w:r>
+        <w:t>return</w:t>
+      </w:r>
+      <w:proofErr w:type="spellEnd"/>
+      <w:r>
+        <w:t xml:space="preserve"> horas * </w:t>
+      </w:r>
+      <w:proofErr w:type="spellStart"/>
+      <w:r>
+        <w:t>precioHora</w:t>
+      </w:r>
+      <w:proofErr w:type="spellEnd"/>
+      <w:r>
+        <w:t>;</w:t>
+      </w:r>
+    </w:p>
+    <w:p>
+      <w:pPr>
+        <w:shd w:val="clear" w:color="auto" w:fill="F2F2F2" w:themeFill="background1" w:themeFillShade="F2"/>
+        <w:spacing w:after="0"/>
+      </w:pPr>
+      <w:r>
+        <w:t xml:space="preserve">    }</w:t>
       </w:r>
     </w:p>
     <w:p>
@@ -8578,7 +9243,7 @@
         <w:spacing w:after="0"/>
       </w:pPr>
       <w:r>
-        <w:pict w14:anchorId="68A141FC">
+        <w:pict w14:anchorId="37B55C77">
           <v:rect id="_x0000_i1054" style="width:0;height:1.5pt" o:hralign="center" o:hrstd="t" o:hr="t" fillcolor="#a0a0a0" stroked="f"/>
         </w:pict>
       </w:r>
@@ -8589,6 +9254,7 @@
         <w:rPr>
           <w:b/>
           <w:bCs/>
+          <w:lang w:val="en-GB"/>
         </w:rPr>
       </w:pPr>
       <w:r>
@@ -8596,6 +9262,7 @@
           <w:rFonts w:ascii="Segoe UI Emoji" w:hAnsi="Segoe UI Emoji" w:cs="Segoe UI Emoji"/>
           <w:b/>
           <w:bCs/>
+          <w:lang w:val="en-GB"/>
         </w:rPr>
         <w:t>✅</w:t>
       </w:r>
@@ -8603,39 +9270,201 @@
         <w:rPr>
           <w:b/>
           <w:bCs/>
-        </w:rPr>
-        <w:t xml:space="preserve"> </w:t>
-      </w:r>
-      <w:proofErr w:type="spellStart"/>
-      <w:r>
-        <w:rPr>
-          <w:b/>
-          <w:bCs/>
-        </w:rPr>
+          <w:lang w:val="en-GB"/>
+        </w:rPr>
+        <w:t xml:space="preserve"> Main (</w:t>
+      </w:r>
+    </w:p>
+    <w:p>
+      <w:pPr>
+        <w:shd w:val="clear" w:color="auto" w:fill="F2F2F2" w:themeFill="background1" w:themeFillShade="F2"/>
+        <w:spacing w:after="0"/>
+        <w:rPr>
+          <w:lang w:val="en-GB"/>
+        </w:rPr>
+      </w:pPr>
+      <w:r>
+        <w:rPr>
+          <w:lang w:val="en-GB"/>
+        </w:rPr>
+        <w:t xml:space="preserve">import </w:t>
+      </w:r>
+      <w:proofErr w:type="spellStart"/>
+      <w:r>
+        <w:rPr>
+          <w:lang w:val="en-GB"/>
+        </w:rPr>
+        <w:t>java.util.ArrayList</w:t>
+      </w:r>
+      <w:proofErr w:type="spellEnd"/>
+      <w:r>
+        <w:rPr>
+          <w:lang w:val="en-GB"/>
+        </w:rPr>
+        <w:t>;</w:t>
+      </w:r>
+    </w:p>
+    <w:p>
+      <w:pPr>
+        <w:shd w:val="clear" w:color="auto" w:fill="F2F2F2" w:themeFill="background1" w:themeFillShade="F2"/>
+        <w:spacing w:after="0"/>
+        <w:rPr>
+          <w:lang w:val="en-GB"/>
+        </w:rPr>
+      </w:pPr>
+    </w:p>
+    <w:p>
+      <w:pPr>
+        <w:shd w:val="clear" w:color="auto" w:fill="F2F2F2" w:themeFill="background1" w:themeFillShade="F2"/>
+        <w:spacing w:after="0"/>
+        <w:rPr>
+          <w:lang w:val="en-GB"/>
+        </w:rPr>
+      </w:pPr>
+      <w:r>
+        <w:rPr>
+          <w:lang w:val="en-GB"/>
+        </w:rPr>
+        <w:t>public class Ejercicio2 {</w:t>
+      </w:r>
+    </w:p>
+    <w:p>
+      <w:pPr>
+        <w:shd w:val="clear" w:color="auto" w:fill="F2F2F2" w:themeFill="background1" w:themeFillShade="F2"/>
+        <w:spacing w:after="0"/>
+        <w:rPr>
+          <w:lang w:val="en-GB"/>
+        </w:rPr>
+      </w:pPr>
+      <w:r>
+        <w:rPr>
+          <w:lang w:val="en-GB"/>
+        </w:rPr>
+        <w:t xml:space="preserve">    public static void main(String[] </w:t>
+      </w:r>
+      <w:proofErr w:type="spellStart"/>
+      <w:r>
+        <w:rPr>
+          <w:lang w:val="en-GB"/>
+        </w:rPr>
+        <w:t>args</w:t>
+      </w:r>
+      <w:proofErr w:type="spellEnd"/>
+      <w:r>
+        <w:rPr>
+          <w:lang w:val="en-GB"/>
+        </w:rPr>
+        <w:t>) {</w:t>
+      </w:r>
+    </w:p>
+    <w:p>
+      <w:pPr>
+        <w:shd w:val="clear" w:color="auto" w:fill="F2F2F2" w:themeFill="background1" w:themeFillShade="F2"/>
+        <w:spacing w:after="0"/>
+        <w:rPr>
+          <w:lang w:val="en-GB"/>
+        </w:rPr>
+      </w:pPr>
+    </w:p>
+    <w:p>
+      <w:pPr>
+        <w:shd w:val="clear" w:color="auto" w:fill="F2F2F2" w:themeFill="background1" w:themeFillShade="F2"/>
+        <w:spacing w:after="0"/>
+      </w:pPr>
+      <w:r>
+        <w:rPr>
+          <w:lang w:val="en-GB"/>
+        </w:rPr>
+        <w:t xml:space="preserve">        </w:t>
+      </w:r>
+      <w:proofErr w:type="spellStart"/>
+      <w:r>
+        <w:t>var</w:t>
+      </w:r>
+      <w:proofErr w:type="spellEnd"/>
+      <w:r>
+        <w:t xml:space="preserve"> empleados = new </w:t>
+      </w:r>
+      <w:proofErr w:type="spellStart"/>
+      <w:r>
+        <w:t>ArrayList</w:t>
+      </w:r>
+      <w:proofErr w:type="spellEnd"/>
+      <w:r>
+        <w:t>&lt;Empleado&gt;();</w:t>
+      </w:r>
+    </w:p>
+    <w:p>
+      <w:pPr>
+        <w:shd w:val="clear" w:color="auto" w:fill="F2F2F2" w:themeFill="background1" w:themeFillShade="F2"/>
+        <w:spacing w:after="0"/>
+      </w:pPr>
+    </w:p>
+    <w:p>
+      <w:pPr>
+        <w:shd w:val="clear" w:color="auto" w:fill="F2F2F2" w:themeFill="background1" w:themeFillShade="F2"/>
+        <w:spacing w:after="0"/>
+      </w:pPr>
+      <w:r>
+        <w:t xml:space="preserve">        </w:t>
+      </w:r>
+      <w:proofErr w:type="spellStart"/>
+      <w:r>
+        <w:t>empleados.add</w:t>
+      </w:r>
+      <w:proofErr w:type="spellEnd"/>
+      <w:r>
+        <w:t xml:space="preserve">(new </w:t>
+      </w:r>
+      <w:proofErr w:type="spellStart"/>
+      <w:r>
         <w:t>EmpleadoFijo</w:t>
       </w:r>
       <w:proofErr w:type="spellEnd"/>
-    </w:p>
-    <w:p>
-      <w:pPr>
-        <w:shd w:val="clear" w:color="auto" w:fill="F2F2F2" w:themeFill="background1" w:themeFillShade="F2"/>
-        <w:spacing w:after="0"/>
-      </w:pPr>
-      <w:proofErr w:type="spellStart"/>
-      <w:r>
-        <w:t>public</w:t>
-      </w:r>
-      <w:proofErr w:type="spellEnd"/>
-      <w:r>
-        <w:t xml:space="preserve"> </w:t>
-      </w:r>
-      <w:proofErr w:type="spellStart"/>
-      <w:r>
-        <w:t>class</w:t>
-      </w:r>
-      <w:proofErr w:type="spellEnd"/>
-      <w:r>
-        <w:t xml:space="preserve"> </w:t>
+      <w:r>
+        <w:t>("Ana", 1500));</w:t>
+      </w:r>
+    </w:p>
+    <w:p>
+      <w:pPr>
+        <w:shd w:val="clear" w:color="auto" w:fill="F2F2F2" w:themeFill="background1" w:themeFillShade="F2"/>
+        <w:spacing w:after="0"/>
+      </w:pPr>
+      <w:r>
+        <w:t xml:space="preserve">        </w:t>
+      </w:r>
+      <w:proofErr w:type="spellStart"/>
+      <w:r>
+        <w:t>empleados.add</w:t>
+      </w:r>
+      <w:proofErr w:type="spellEnd"/>
+      <w:r>
+        <w:t xml:space="preserve">(new </w:t>
+      </w:r>
+      <w:proofErr w:type="spellStart"/>
+      <w:r>
+        <w:t>EmpleadoTemporal</w:t>
+      </w:r>
+      <w:proofErr w:type="spellEnd"/>
+      <w:r>
+        <w:t>("Luis", 80, 15));</w:t>
+      </w:r>
+    </w:p>
+    <w:p>
+      <w:pPr>
+        <w:shd w:val="clear" w:color="auto" w:fill="F2F2F2" w:themeFill="background1" w:themeFillShade="F2"/>
+        <w:spacing w:after="0"/>
+      </w:pPr>
+      <w:r>
+        <w:t xml:space="preserve">        </w:t>
+      </w:r>
+      <w:proofErr w:type="spellStart"/>
+      <w:r>
+        <w:t>empleados.add</w:t>
+      </w:r>
+      <w:proofErr w:type="spellEnd"/>
+      <w:r>
+        <w:t xml:space="preserve">(new </w:t>
       </w:r>
       <w:proofErr w:type="spellStart"/>
       <w:r>
@@ -8643,111 +9472,14 @@
       </w:r>
       <w:proofErr w:type="spellEnd"/>
       <w:r>
-        <w:t xml:space="preserve"> </w:t>
-      </w:r>
-      <w:proofErr w:type="spellStart"/>
-      <w:r>
-        <w:t>extends</w:t>
-      </w:r>
-      <w:proofErr w:type="spellEnd"/>
-      <w:r>
-        <w:t xml:space="preserve"> Empleado {</w:t>
-      </w:r>
-    </w:p>
-    <w:p>
-      <w:pPr>
-        <w:shd w:val="clear" w:color="auto" w:fill="F2F2F2" w:themeFill="background1" w:themeFillShade="F2"/>
-        <w:spacing w:after="0"/>
-      </w:pPr>
-    </w:p>
-    <w:p>
-      <w:pPr>
-        <w:shd w:val="clear" w:color="auto" w:fill="F2F2F2" w:themeFill="background1" w:themeFillShade="F2"/>
-        <w:spacing w:after="0"/>
-      </w:pPr>
-      <w:r>
-        <w:t xml:space="preserve">    </w:t>
-      </w:r>
-      <w:proofErr w:type="spellStart"/>
-      <w:r>
-        <w:t>private</w:t>
-      </w:r>
-      <w:proofErr w:type="spellEnd"/>
-      <w:r>
-        <w:t xml:space="preserve"> </w:t>
-      </w:r>
-      <w:proofErr w:type="spellStart"/>
-      <w:r>
-        <w:t>double</w:t>
-      </w:r>
-      <w:proofErr w:type="spellEnd"/>
-      <w:r>
-        <w:t xml:space="preserve"> </w:t>
-      </w:r>
-      <w:proofErr w:type="spellStart"/>
-      <w:r>
-        <w:t>salarioMensual</w:t>
-      </w:r>
-      <w:proofErr w:type="spellEnd"/>
-      <w:r>
-        <w:t>;</w:t>
-      </w:r>
-    </w:p>
-    <w:p>
-      <w:pPr>
-        <w:shd w:val="clear" w:color="auto" w:fill="F2F2F2" w:themeFill="background1" w:themeFillShade="F2"/>
-        <w:spacing w:after="0"/>
-      </w:pPr>
-    </w:p>
-    <w:p>
-      <w:pPr>
-        <w:shd w:val="clear" w:color="auto" w:fill="F2F2F2" w:themeFill="background1" w:themeFillShade="F2"/>
-        <w:spacing w:after="0"/>
-      </w:pPr>
-      <w:r>
-        <w:t xml:space="preserve">    </w:t>
-      </w:r>
-      <w:proofErr w:type="spellStart"/>
-      <w:r>
-        <w:t>public</w:t>
-      </w:r>
-      <w:proofErr w:type="spellEnd"/>
-      <w:r>
-        <w:t xml:space="preserve"> </w:t>
-      </w:r>
-      <w:proofErr w:type="spellStart"/>
-      <w:r>
-        <w:t>EmpleadoFijo</w:t>
-      </w:r>
-      <w:proofErr w:type="spellEnd"/>
-      <w:r>
-        <w:t xml:space="preserve">(String nombre, </w:t>
-      </w:r>
-      <w:proofErr w:type="spellStart"/>
-      <w:r>
-        <w:t>double</w:t>
-      </w:r>
-      <w:proofErr w:type="spellEnd"/>
-      <w:r>
-        <w:t xml:space="preserve"> </w:t>
-      </w:r>
-      <w:proofErr w:type="spellStart"/>
-      <w:r>
-        <w:t>salarioMensual</w:t>
-      </w:r>
-      <w:proofErr w:type="spellEnd"/>
-      <w:r>
-        <w:t>) {</w:t>
-      </w:r>
-    </w:p>
-    <w:p>
-      <w:pPr>
-        <w:shd w:val="clear" w:color="auto" w:fill="F2F2F2" w:themeFill="background1" w:themeFillShade="F2"/>
-        <w:spacing w:after="0"/>
-      </w:pPr>
-      <w:r>
-        <w:t xml:space="preserve">        super(nombre);</w:t>
-      </w:r>
+        <w:t>("Marta", 1800));</w:t>
+      </w:r>
+    </w:p>
+    <w:p>
+      <w:pPr>
+        <w:shd w:val="clear" w:color="auto" w:fill="F2F2F2" w:themeFill="background1" w:themeFillShade="F2"/>
+        <w:spacing w:after="0"/>
+      </w:pPr>
     </w:p>
     <w:p>
       <w:pPr>
@@ -8759,19 +9491,53 @@
       </w:r>
       <w:proofErr w:type="spellStart"/>
       <w:r>
-        <w:t>this.salarioMensual</w:t>
-      </w:r>
-      <w:proofErr w:type="spellEnd"/>
-      <w:r>
-        <w:t xml:space="preserve"> = </w:t>
-      </w:r>
-      <w:proofErr w:type="spellStart"/>
-      <w:r>
-        <w:t>salarioMensual</w:t>
-      </w:r>
-      <w:proofErr w:type="spellEnd"/>
-      <w:r>
-        <w:t>;</w:t>
+        <w:t>for</w:t>
+      </w:r>
+      <w:proofErr w:type="spellEnd"/>
+      <w:r>
+        <w:t xml:space="preserve"> (</w:t>
+      </w:r>
+      <w:proofErr w:type="spellStart"/>
+      <w:r>
+        <w:t>var</w:t>
+      </w:r>
+      <w:proofErr w:type="spellEnd"/>
+      <w:r>
+        <w:t xml:space="preserve"> e : empleados) {</w:t>
+      </w:r>
+    </w:p>
+    <w:p>
+      <w:pPr>
+        <w:shd w:val="clear" w:color="auto" w:fill="F2F2F2" w:themeFill="background1" w:themeFillShade="F2"/>
+        <w:spacing w:after="0"/>
+      </w:pPr>
+      <w:r>
+        <w:t xml:space="preserve">            </w:t>
+      </w:r>
+      <w:proofErr w:type="spellStart"/>
+      <w:r>
+        <w:t>System.out.println</w:t>
+      </w:r>
+      <w:proofErr w:type="spellEnd"/>
+      <w:r>
+        <w:t xml:space="preserve">("Salario: " + </w:t>
+      </w:r>
+      <w:proofErr w:type="spellStart"/>
+      <w:r>
+        <w:t>e.calcularSalario</w:t>
+      </w:r>
+      <w:proofErr w:type="spellEnd"/>
+      <w:r>
+        <w:t>());</w:t>
+      </w:r>
+    </w:p>
+    <w:p>
+      <w:pPr>
+        <w:shd w:val="clear" w:color="auto" w:fill="F2F2F2" w:themeFill="background1" w:themeFillShade="F2"/>
+        <w:spacing w:after="0"/>
+      </w:pPr>
+      <w:r>
+        <w:t xml:space="preserve">        }</w:t>
       </w:r>
     </w:p>
     <w:p>
@@ -8788,89 +9554,6 @@
         <w:shd w:val="clear" w:color="auto" w:fill="F2F2F2" w:themeFill="background1" w:themeFillShade="F2"/>
         <w:spacing w:after="0"/>
       </w:pPr>
-    </w:p>
-    <w:p>
-      <w:pPr>
-        <w:shd w:val="clear" w:color="auto" w:fill="F2F2F2" w:themeFill="background1" w:themeFillShade="F2"/>
-        <w:spacing w:after="0"/>
-      </w:pPr>
-      <w:r>
-        <w:t xml:space="preserve">    @Override</w:t>
-      </w:r>
-    </w:p>
-    <w:p>
-      <w:pPr>
-        <w:shd w:val="clear" w:color="auto" w:fill="F2F2F2" w:themeFill="background1" w:themeFillShade="F2"/>
-        <w:spacing w:after="0"/>
-      </w:pPr>
-      <w:r>
-        <w:t xml:space="preserve">    </w:t>
-      </w:r>
-      <w:proofErr w:type="spellStart"/>
-      <w:r>
-        <w:t>public</w:t>
-      </w:r>
-      <w:proofErr w:type="spellEnd"/>
-      <w:r>
-        <w:t xml:space="preserve"> </w:t>
-      </w:r>
-      <w:proofErr w:type="spellStart"/>
-      <w:r>
-        <w:t>double</w:t>
-      </w:r>
-      <w:proofErr w:type="spellEnd"/>
-      <w:r>
-        <w:t xml:space="preserve"> </w:t>
-      </w:r>
-      <w:proofErr w:type="spellStart"/>
-      <w:r>
-        <w:t>calcularSalario</w:t>
-      </w:r>
-      <w:proofErr w:type="spellEnd"/>
-      <w:r>
-        <w:t>() {</w:t>
-      </w:r>
-    </w:p>
-    <w:p>
-      <w:pPr>
-        <w:shd w:val="clear" w:color="auto" w:fill="F2F2F2" w:themeFill="background1" w:themeFillShade="F2"/>
-        <w:spacing w:after="0"/>
-      </w:pPr>
-      <w:r>
-        <w:t xml:space="preserve">        </w:t>
-      </w:r>
-      <w:proofErr w:type="spellStart"/>
-      <w:r>
-        <w:t>return</w:t>
-      </w:r>
-      <w:proofErr w:type="spellEnd"/>
-      <w:r>
-        <w:t xml:space="preserve"> </w:t>
-      </w:r>
-      <w:proofErr w:type="spellStart"/>
-      <w:r>
-        <w:t>salarioMensual</w:t>
-      </w:r>
-      <w:proofErr w:type="spellEnd"/>
-      <w:r>
-        <w:t>;</w:t>
-      </w:r>
-    </w:p>
-    <w:p>
-      <w:pPr>
-        <w:shd w:val="clear" w:color="auto" w:fill="F2F2F2" w:themeFill="background1" w:themeFillShade="F2"/>
-        <w:spacing w:after="0"/>
-      </w:pPr>
-      <w:r>
-        <w:lastRenderedPageBreak/>
-        <w:t xml:space="preserve">    }</w:t>
-      </w:r>
-    </w:p>
-    <w:p>
-      <w:pPr>
-        <w:shd w:val="clear" w:color="auto" w:fill="F2F2F2" w:themeFill="background1" w:themeFillShade="F2"/>
-        <w:spacing w:after="0"/>
-      </w:pPr>
       <w:r>
         <w:t>}</w:t>
       </w:r>
@@ -8880,698 +9563,30 @@
         <w:spacing w:after="0"/>
       </w:pPr>
       <w:r>
-        <w:pict w14:anchorId="0D6D5DD5">
+        <w:rPr>
+          <w:rFonts w:ascii="Segoe UI Emoji" w:hAnsi="Segoe UI Emoji" w:cs="Segoe UI Emoji"/>
+        </w:rPr>
+        <w:t>👉</w:t>
+      </w:r>
+      <w:r>
+        <w:t xml:space="preserve"> Aquí ven claramente que el </w:t>
+      </w:r>
+      <w:proofErr w:type="spellStart"/>
+      <w:r>
+        <w:t>ArrayList</w:t>
+      </w:r>
+      <w:proofErr w:type="spellEnd"/>
+      <w:r>
+        <w:t xml:space="preserve"> es del tipo base y cada objeto ejecuta su propio método.</w:t>
+      </w:r>
+    </w:p>
+    <w:p>
+      <w:pPr>
+        <w:spacing w:after="0"/>
+      </w:pPr>
+      <w:r>
+        <w:pict w14:anchorId="43A921E3">
           <v:rect id="_x0000_i1055" style="width:0;height:1.5pt" o:hralign="center" o:hrstd="t" o:hr="t" fillcolor="#a0a0a0" stroked="f"/>
-        </w:pict>
-      </w:r>
-    </w:p>
-    <w:p>
-      <w:pPr>
-        <w:spacing w:after="0"/>
-        <w:rPr>
-          <w:b/>
-          <w:bCs/>
-        </w:rPr>
-      </w:pPr>
-      <w:r>
-        <w:rPr>
-          <w:rFonts w:ascii="Segoe UI Emoji" w:hAnsi="Segoe UI Emoji" w:cs="Segoe UI Emoji"/>
-          <w:b/>
-          <w:bCs/>
-        </w:rPr>
-        <w:t>✅</w:t>
-      </w:r>
-      <w:r>
-        <w:rPr>
-          <w:b/>
-          <w:bCs/>
-        </w:rPr>
-        <w:t xml:space="preserve"> </w:t>
-      </w:r>
-      <w:proofErr w:type="spellStart"/>
-      <w:r>
-        <w:rPr>
-          <w:b/>
-          <w:bCs/>
-        </w:rPr>
-        <w:t>EmpleadoTemporal</w:t>
-      </w:r>
-      <w:proofErr w:type="spellEnd"/>
-    </w:p>
-    <w:p>
-      <w:pPr>
-        <w:shd w:val="clear" w:color="auto" w:fill="F2F2F2" w:themeFill="background1" w:themeFillShade="F2"/>
-        <w:spacing w:after="0"/>
-      </w:pPr>
-      <w:proofErr w:type="spellStart"/>
-      <w:r>
-        <w:t>public</w:t>
-      </w:r>
-      <w:proofErr w:type="spellEnd"/>
-      <w:r>
-        <w:t xml:space="preserve"> </w:t>
-      </w:r>
-      <w:proofErr w:type="spellStart"/>
-      <w:r>
-        <w:t>class</w:t>
-      </w:r>
-      <w:proofErr w:type="spellEnd"/>
-      <w:r>
-        <w:t xml:space="preserve"> </w:t>
-      </w:r>
-      <w:proofErr w:type="spellStart"/>
-      <w:r>
-        <w:t>EmpleadoTemporal</w:t>
-      </w:r>
-      <w:proofErr w:type="spellEnd"/>
-      <w:r>
-        <w:t xml:space="preserve"> </w:t>
-      </w:r>
-      <w:proofErr w:type="spellStart"/>
-      <w:r>
-        <w:t>extends</w:t>
-      </w:r>
-      <w:proofErr w:type="spellEnd"/>
-      <w:r>
-        <w:t xml:space="preserve"> Empleado {</w:t>
-      </w:r>
-    </w:p>
-    <w:p>
-      <w:pPr>
-        <w:shd w:val="clear" w:color="auto" w:fill="F2F2F2" w:themeFill="background1" w:themeFillShade="F2"/>
-        <w:spacing w:after="0"/>
-      </w:pPr>
-    </w:p>
-    <w:p>
-      <w:pPr>
-        <w:shd w:val="clear" w:color="auto" w:fill="F2F2F2" w:themeFill="background1" w:themeFillShade="F2"/>
-        <w:spacing w:after="0"/>
-      </w:pPr>
-      <w:r>
-        <w:t xml:space="preserve">    </w:t>
-      </w:r>
-      <w:proofErr w:type="spellStart"/>
-      <w:r>
-        <w:t>private</w:t>
-      </w:r>
-      <w:proofErr w:type="spellEnd"/>
-      <w:r>
-        <w:t xml:space="preserve"> </w:t>
-      </w:r>
-      <w:proofErr w:type="spellStart"/>
-      <w:r>
-        <w:t>double</w:t>
-      </w:r>
-      <w:proofErr w:type="spellEnd"/>
-      <w:r>
-        <w:t xml:space="preserve"> horas;</w:t>
-      </w:r>
-    </w:p>
-    <w:p>
-      <w:pPr>
-        <w:shd w:val="clear" w:color="auto" w:fill="F2F2F2" w:themeFill="background1" w:themeFillShade="F2"/>
-        <w:spacing w:after="0"/>
-      </w:pPr>
-      <w:r>
-        <w:t xml:space="preserve">    </w:t>
-      </w:r>
-      <w:proofErr w:type="spellStart"/>
-      <w:r>
-        <w:t>private</w:t>
-      </w:r>
-      <w:proofErr w:type="spellEnd"/>
-      <w:r>
-        <w:t xml:space="preserve"> </w:t>
-      </w:r>
-      <w:proofErr w:type="spellStart"/>
-      <w:r>
-        <w:t>double</w:t>
-      </w:r>
-      <w:proofErr w:type="spellEnd"/>
-      <w:r>
-        <w:t xml:space="preserve"> </w:t>
-      </w:r>
-      <w:proofErr w:type="spellStart"/>
-      <w:r>
-        <w:t>precioHora</w:t>
-      </w:r>
-      <w:proofErr w:type="spellEnd"/>
-      <w:r>
-        <w:t>;</w:t>
-      </w:r>
-    </w:p>
-    <w:p>
-      <w:pPr>
-        <w:shd w:val="clear" w:color="auto" w:fill="F2F2F2" w:themeFill="background1" w:themeFillShade="F2"/>
-        <w:spacing w:after="0"/>
-      </w:pPr>
-    </w:p>
-    <w:p>
-      <w:pPr>
-        <w:shd w:val="clear" w:color="auto" w:fill="F2F2F2" w:themeFill="background1" w:themeFillShade="F2"/>
-        <w:spacing w:after="0"/>
-      </w:pPr>
-      <w:r>
-        <w:t xml:space="preserve">    </w:t>
-      </w:r>
-      <w:proofErr w:type="spellStart"/>
-      <w:r>
-        <w:t>public</w:t>
-      </w:r>
-      <w:proofErr w:type="spellEnd"/>
-      <w:r>
-        <w:t xml:space="preserve"> </w:t>
-      </w:r>
-      <w:proofErr w:type="spellStart"/>
-      <w:r>
-        <w:t>EmpleadoTemporal</w:t>
-      </w:r>
-      <w:proofErr w:type="spellEnd"/>
-      <w:r>
-        <w:t xml:space="preserve">(String nombre, </w:t>
-      </w:r>
-      <w:proofErr w:type="spellStart"/>
-      <w:r>
-        <w:t>double</w:t>
-      </w:r>
-      <w:proofErr w:type="spellEnd"/>
-      <w:r>
-        <w:t xml:space="preserve"> horas, </w:t>
-      </w:r>
-      <w:proofErr w:type="spellStart"/>
-      <w:r>
-        <w:t>double</w:t>
-      </w:r>
-      <w:proofErr w:type="spellEnd"/>
-      <w:r>
-        <w:t xml:space="preserve"> </w:t>
-      </w:r>
-      <w:proofErr w:type="spellStart"/>
-      <w:r>
-        <w:t>precioHora</w:t>
-      </w:r>
-      <w:proofErr w:type="spellEnd"/>
-      <w:r>
-        <w:t>) {</w:t>
-      </w:r>
-    </w:p>
-    <w:p>
-      <w:pPr>
-        <w:shd w:val="clear" w:color="auto" w:fill="F2F2F2" w:themeFill="background1" w:themeFillShade="F2"/>
-        <w:spacing w:after="0"/>
-      </w:pPr>
-      <w:r>
-        <w:t xml:space="preserve">        super(nombre);</w:t>
-      </w:r>
-    </w:p>
-    <w:p>
-      <w:pPr>
-        <w:shd w:val="clear" w:color="auto" w:fill="F2F2F2" w:themeFill="background1" w:themeFillShade="F2"/>
-        <w:spacing w:after="0"/>
-      </w:pPr>
-      <w:r>
-        <w:t xml:space="preserve">        </w:t>
-      </w:r>
-      <w:proofErr w:type="spellStart"/>
-      <w:r>
-        <w:t>this.horas</w:t>
-      </w:r>
-      <w:proofErr w:type="spellEnd"/>
-      <w:r>
-        <w:t xml:space="preserve"> = horas;</w:t>
-      </w:r>
-    </w:p>
-    <w:p>
-      <w:pPr>
-        <w:shd w:val="clear" w:color="auto" w:fill="F2F2F2" w:themeFill="background1" w:themeFillShade="F2"/>
-        <w:spacing w:after="0"/>
-      </w:pPr>
-      <w:r>
-        <w:t xml:space="preserve">        </w:t>
-      </w:r>
-      <w:proofErr w:type="spellStart"/>
-      <w:r>
-        <w:t>this.precioHora</w:t>
-      </w:r>
-      <w:proofErr w:type="spellEnd"/>
-      <w:r>
-        <w:t xml:space="preserve"> = </w:t>
-      </w:r>
-      <w:proofErr w:type="spellStart"/>
-      <w:r>
-        <w:t>precioHora</w:t>
-      </w:r>
-      <w:proofErr w:type="spellEnd"/>
-      <w:r>
-        <w:t>;</w:t>
-      </w:r>
-    </w:p>
-    <w:p>
-      <w:pPr>
-        <w:shd w:val="clear" w:color="auto" w:fill="F2F2F2" w:themeFill="background1" w:themeFillShade="F2"/>
-        <w:spacing w:after="0"/>
-      </w:pPr>
-      <w:r>
-        <w:t xml:space="preserve">    }</w:t>
-      </w:r>
-    </w:p>
-    <w:p>
-      <w:pPr>
-        <w:shd w:val="clear" w:color="auto" w:fill="F2F2F2" w:themeFill="background1" w:themeFillShade="F2"/>
-        <w:spacing w:after="0"/>
-      </w:pPr>
-    </w:p>
-    <w:p>
-      <w:pPr>
-        <w:shd w:val="clear" w:color="auto" w:fill="F2F2F2" w:themeFill="background1" w:themeFillShade="F2"/>
-        <w:spacing w:after="0"/>
-      </w:pPr>
-      <w:r>
-        <w:t xml:space="preserve">    @Override</w:t>
-      </w:r>
-    </w:p>
-    <w:p>
-      <w:pPr>
-        <w:shd w:val="clear" w:color="auto" w:fill="F2F2F2" w:themeFill="background1" w:themeFillShade="F2"/>
-        <w:spacing w:after="0"/>
-      </w:pPr>
-      <w:r>
-        <w:t xml:space="preserve">    </w:t>
-      </w:r>
-      <w:proofErr w:type="spellStart"/>
-      <w:r>
-        <w:t>public</w:t>
-      </w:r>
-      <w:proofErr w:type="spellEnd"/>
-      <w:r>
-        <w:t xml:space="preserve"> </w:t>
-      </w:r>
-      <w:proofErr w:type="spellStart"/>
-      <w:r>
-        <w:t>double</w:t>
-      </w:r>
-      <w:proofErr w:type="spellEnd"/>
-      <w:r>
-        <w:t xml:space="preserve"> </w:t>
-      </w:r>
-      <w:proofErr w:type="spellStart"/>
-      <w:r>
-        <w:t>calcularSalario</w:t>
-      </w:r>
-      <w:proofErr w:type="spellEnd"/>
-      <w:r>
-        <w:t>() {</w:t>
-      </w:r>
-    </w:p>
-    <w:p>
-      <w:pPr>
-        <w:shd w:val="clear" w:color="auto" w:fill="F2F2F2" w:themeFill="background1" w:themeFillShade="F2"/>
-        <w:spacing w:after="0"/>
-      </w:pPr>
-      <w:r>
-        <w:t xml:space="preserve">        </w:t>
-      </w:r>
-      <w:proofErr w:type="spellStart"/>
-      <w:r>
-        <w:t>return</w:t>
-      </w:r>
-      <w:proofErr w:type="spellEnd"/>
-      <w:r>
-        <w:t xml:space="preserve"> horas * </w:t>
-      </w:r>
-      <w:proofErr w:type="spellStart"/>
-      <w:r>
-        <w:t>precioHora</w:t>
-      </w:r>
-      <w:proofErr w:type="spellEnd"/>
-      <w:r>
-        <w:t>;</w:t>
-      </w:r>
-    </w:p>
-    <w:p>
-      <w:pPr>
-        <w:shd w:val="clear" w:color="auto" w:fill="F2F2F2" w:themeFill="background1" w:themeFillShade="F2"/>
-        <w:spacing w:after="0"/>
-      </w:pPr>
-      <w:r>
-        <w:t xml:space="preserve">    }</w:t>
-      </w:r>
-    </w:p>
-    <w:p>
-      <w:pPr>
-        <w:shd w:val="clear" w:color="auto" w:fill="F2F2F2" w:themeFill="background1" w:themeFillShade="F2"/>
-        <w:spacing w:after="0"/>
-      </w:pPr>
-      <w:r>
-        <w:t>}</w:t>
-      </w:r>
-    </w:p>
-    <w:p>
-      <w:pPr>
-        <w:spacing w:after="0"/>
-      </w:pPr>
-      <w:r>
-        <w:pict w14:anchorId="37B55C77">
-          <v:rect id="_x0000_i1056" style="width:0;height:1.5pt" o:hralign="center" o:hrstd="t" o:hr="t" fillcolor="#a0a0a0" stroked="f"/>
-        </w:pict>
-      </w:r>
-    </w:p>
-    <w:p>
-      <w:pPr>
-        <w:spacing w:after="0"/>
-        <w:rPr>
-          <w:b/>
-          <w:bCs/>
-        </w:rPr>
-      </w:pPr>
-      <w:r>
-        <w:rPr>
-          <w:rFonts w:ascii="Segoe UI Emoji" w:hAnsi="Segoe UI Emoji" w:cs="Segoe UI Emoji"/>
-          <w:b/>
-          <w:bCs/>
-        </w:rPr>
-        <w:t>✅</w:t>
-      </w:r>
-      <w:r>
-        <w:rPr>
-          <w:b/>
-          <w:bCs/>
-        </w:rPr>
-        <w:t xml:space="preserve"> Main (</w:t>
-      </w:r>
-    </w:p>
-    <w:p>
-      <w:pPr>
-        <w:shd w:val="clear" w:color="auto" w:fill="F2F2F2" w:themeFill="background1" w:themeFillShade="F2"/>
-        <w:spacing w:after="0"/>
-        <w:rPr>
-          <w:lang w:val="en-GB"/>
-        </w:rPr>
-      </w:pPr>
-      <w:r>
-        <w:rPr>
-          <w:lang w:val="en-GB"/>
-        </w:rPr>
-        <w:t xml:space="preserve">import </w:t>
-      </w:r>
-      <w:proofErr w:type="spellStart"/>
-      <w:r>
-        <w:rPr>
-          <w:lang w:val="en-GB"/>
-        </w:rPr>
-        <w:t>java.util.ArrayList</w:t>
-      </w:r>
-      <w:proofErr w:type="spellEnd"/>
-      <w:r>
-        <w:rPr>
-          <w:lang w:val="en-GB"/>
-        </w:rPr>
-        <w:t>;</w:t>
-      </w:r>
-    </w:p>
-    <w:p>
-      <w:pPr>
-        <w:shd w:val="clear" w:color="auto" w:fill="F2F2F2" w:themeFill="background1" w:themeFillShade="F2"/>
-        <w:spacing w:after="0"/>
-        <w:rPr>
-          <w:lang w:val="en-GB"/>
-        </w:rPr>
-      </w:pPr>
-    </w:p>
-    <w:p>
-      <w:pPr>
-        <w:shd w:val="clear" w:color="auto" w:fill="F2F2F2" w:themeFill="background1" w:themeFillShade="F2"/>
-        <w:spacing w:after="0"/>
-        <w:rPr>
-          <w:lang w:val="en-GB"/>
-        </w:rPr>
-      </w:pPr>
-      <w:r>
-        <w:rPr>
-          <w:lang w:val="en-GB"/>
-        </w:rPr>
-        <w:t>public class Ejercicio2 {</w:t>
-      </w:r>
-    </w:p>
-    <w:p>
-      <w:pPr>
-        <w:shd w:val="clear" w:color="auto" w:fill="F2F2F2" w:themeFill="background1" w:themeFillShade="F2"/>
-        <w:spacing w:after="0"/>
-        <w:rPr>
-          <w:lang w:val="en-GB"/>
-        </w:rPr>
-      </w:pPr>
-      <w:r>
-        <w:rPr>
-          <w:lang w:val="en-GB"/>
-        </w:rPr>
-        <w:t xml:space="preserve">    public static void main(String[] </w:t>
-      </w:r>
-      <w:proofErr w:type="spellStart"/>
-      <w:r>
-        <w:rPr>
-          <w:lang w:val="en-GB"/>
-        </w:rPr>
-        <w:t>args</w:t>
-      </w:r>
-      <w:proofErr w:type="spellEnd"/>
-      <w:r>
-        <w:rPr>
-          <w:lang w:val="en-GB"/>
-        </w:rPr>
-        <w:t>) {</w:t>
-      </w:r>
-    </w:p>
-    <w:p>
-      <w:pPr>
-        <w:shd w:val="clear" w:color="auto" w:fill="F2F2F2" w:themeFill="background1" w:themeFillShade="F2"/>
-        <w:spacing w:after="0"/>
-        <w:rPr>
-          <w:lang w:val="en-GB"/>
-        </w:rPr>
-      </w:pPr>
-    </w:p>
-    <w:p>
-      <w:pPr>
-        <w:shd w:val="clear" w:color="auto" w:fill="F2F2F2" w:themeFill="background1" w:themeFillShade="F2"/>
-        <w:spacing w:after="0"/>
-      </w:pPr>
-      <w:r>
-        <w:rPr>
-          <w:lang w:val="en-GB"/>
-        </w:rPr>
-        <w:t xml:space="preserve">        </w:t>
-      </w:r>
-      <w:proofErr w:type="spellStart"/>
-      <w:r>
-        <w:t>var</w:t>
-      </w:r>
-      <w:proofErr w:type="spellEnd"/>
-      <w:r>
-        <w:t xml:space="preserve"> empleados = new </w:t>
-      </w:r>
-      <w:proofErr w:type="spellStart"/>
-      <w:r>
-        <w:t>ArrayList</w:t>
-      </w:r>
-      <w:proofErr w:type="spellEnd"/>
-      <w:r>
-        <w:t>&lt;Empleado&gt;();</w:t>
-      </w:r>
-    </w:p>
-    <w:p>
-      <w:pPr>
-        <w:shd w:val="clear" w:color="auto" w:fill="F2F2F2" w:themeFill="background1" w:themeFillShade="F2"/>
-        <w:spacing w:after="0"/>
-      </w:pPr>
-    </w:p>
-    <w:p>
-      <w:pPr>
-        <w:shd w:val="clear" w:color="auto" w:fill="F2F2F2" w:themeFill="background1" w:themeFillShade="F2"/>
-        <w:spacing w:after="0"/>
-      </w:pPr>
-      <w:r>
-        <w:t xml:space="preserve">        </w:t>
-      </w:r>
-      <w:proofErr w:type="spellStart"/>
-      <w:r>
-        <w:t>empleados.add</w:t>
-      </w:r>
-      <w:proofErr w:type="spellEnd"/>
-      <w:r>
-        <w:t xml:space="preserve">(new </w:t>
-      </w:r>
-      <w:proofErr w:type="spellStart"/>
-      <w:r>
-        <w:t>EmpleadoFijo</w:t>
-      </w:r>
-      <w:proofErr w:type="spellEnd"/>
-      <w:r>
-        <w:t>("Ana", 1500));</w:t>
-      </w:r>
-    </w:p>
-    <w:p>
-      <w:pPr>
-        <w:shd w:val="clear" w:color="auto" w:fill="F2F2F2" w:themeFill="background1" w:themeFillShade="F2"/>
-        <w:spacing w:after="0"/>
-      </w:pPr>
-      <w:r>
-        <w:t xml:space="preserve">        </w:t>
-      </w:r>
-      <w:proofErr w:type="spellStart"/>
-      <w:r>
-        <w:t>empleados.add</w:t>
-      </w:r>
-      <w:proofErr w:type="spellEnd"/>
-      <w:r>
-        <w:t xml:space="preserve">(new </w:t>
-      </w:r>
-      <w:proofErr w:type="spellStart"/>
-      <w:r>
-        <w:t>EmpleadoTemporal</w:t>
-      </w:r>
-      <w:proofErr w:type="spellEnd"/>
-      <w:r>
-        <w:t>("Luis", 80, 15));</w:t>
-      </w:r>
-    </w:p>
-    <w:p>
-      <w:pPr>
-        <w:shd w:val="clear" w:color="auto" w:fill="F2F2F2" w:themeFill="background1" w:themeFillShade="F2"/>
-        <w:spacing w:after="0"/>
-      </w:pPr>
-      <w:r>
-        <w:t xml:space="preserve">        </w:t>
-      </w:r>
-      <w:proofErr w:type="spellStart"/>
-      <w:r>
-        <w:t>empleados.add</w:t>
-      </w:r>
-      <w:proofErr w:type="spellEnd"/>
-      <w:r>
-        <w:t xml:space="preserve">(new </w:t>
-      </w:r>
-      <w:proofErr w:type="spellStart"/>
-      <w:r>
-        <w:t>EmpleadoFijo</w:t>
-      </w:r>
-      <w:proofErr w:type="spellEnd"/>
-      <w:r>
-        <w:t>("Marta", 1800));</w:t>
-      </w:r>
-    </w:p>
-    <w:p>
-      <w:pPr>
-        <w:shd w:val="clear" w:color="auto" w:fill="F2F2F2" w:themeFill="background1" w:themeFillShade="F2"/>
-        <w:spacing w:after="0"/>
-      </w:pPr>
-    </w:p>
-    <w:p>
-      <w:pPr>
-        <w:shd w:val="clear" w:color="auto" w:fill="F2F2F2" w:themeFill="background1" w:themeFillShade="F2"/>
-        <w:spacing w:after="0"/>
-      </w:pPr>
-      <w:r>
-        <w:t xml:space="preserve">        </w:t>
-      </w:r>
-      <w:proofErr w:type="spellStart"/>
-      <w:r>
-        <w:t>for</w:t>
-      </w:r>
-      <w:proofErr w:type="spellEnd"/>
-      <w:r>
-        <w:t xml:space="preserve"> (</w:t>
-      </w:r>
-      <w:proofErr w:type="spellStart"/>
-      <w:r>
-        <w:t>var</w:t>
-      </w:r>
-      <w:proofErr w:type="spellEnd"/>
-      <w:r>
-        <w:t xml:space="preserve"> e : empleados) {</w:t>
-      </w:r>
-    </w:p>
-    <w:p>
-      <w:pPr>
-        <w:shd w:val="clear" w:color="auto" w:fill="F2F2F2" w:themeFill="background1" w:themeFillShade="F2"/>
-        <w:spacing w:after="0"/>
-      </w:pPr>
-      <w:r>
-        <w:t xml:space="preserve">            </w:t>
-      </w:r>
-      <w:proofErr w:type="spellStart"/>
-      <w:r>
-        <w:t>System.out.println</w:t>
-      </w:r>
-      <w:proofErr w:type="spellEnd"/>
-      <w:r>
-        <w:t xml:space="preserve">("Salario: " + </w:t>
-      </w:r>
-      <w:proofErr w:type="spellStart"/>
-      <w:r>
-        <w:t>e.calcularSalario</w:t>
-      </w:r>
-      <w:proofErr w:type="spellEnd"/>
-      <w:r>
-        <w:t>());</w:t>
-      </w:r>
-    </w:p>
-    <w:p>
-      <w:pPr>
-        <w:shd w:val="clear" w:color="auto" w:fill="F2F2F2" w:themeFill="background1" w:themeFillShade="F2"/>
-        <w:spacing w:after="0"/>
-      </w:pPr>
-      <w:r>
-        <w:t xml:space="preserve">        }</w:t>
-      </w:r>
-    </w:p>
-    <w:p>
-      <w:pPr>
-        <w:shd w:val="clear" w:color="auto" w:fill="F2F2F2" w:themeFill="background1" w:themeFillShade="F2"/>
-        <w:spacing w:after="0"/>
-      </w:pPr>
-      <w:r>
-        <w:t xml:space="preserve">    }</w:t>
-      </w:r>
-    </w:p>
-    <w:p>
-      <w:pPr>
-        <w:shd w:val="clear" w:color="auto" w:fill="F2F2F2" w:themeFill="background1" w:themeFillShade="F2"/>
-        <w:spacing w:after="0"/>
-      </w:pPr>
-      <w:r>
-        <w:t>}</w:t>
-      </w:r>
-    </w:p>
-    <w:p>
-      <w:pPr>
-        <w:spacing w:after="0"/>
-      </w:pPr>
-      <w:r>
-        <w:rPr>
-          <w:rFonts w:ascii="Segoe UI Emoji" w:hAnsi="Segoe UI Emoji" w:cs="Segoe UI Emoji"/>
-        </w:rPr>
-        <w:t>👉</w:t>
-      </w:r>
-      <w:r>
-        <w:t xml:space="preserve"> Aquí ven claramente que el </w:t>
-      </w:r>
-      <w:proofErr w:type="spellStart"/>
-      <w:r>
-        <w:t>ArrayList</w:t>
-      </w:r>
-      <w:proofErr w:type="spellEnd"/>
-      <w:r>
-        <w:t xml:space="preserve"> es del tipo base y cada objeto ejecuta su propio método.</w:t>
-      </w:r>
-    </w:p>
-    <w:p>
-      <w:pPr>
-        <w:spacing w:after="0"/>
-      </w:pPr>
-      <w:r>
-        <w:pict w14:anchorId="43A921E3">
-          <v:rect id="_x0000_i1057" style="width:0;height:1.5pt" o:hralign="center" o:hrstd="t" o:hr="t" fillcolor="#a0a0a0" stroked="f"/>
         </w:pict>
       </w:r>
     </w:p>
@@ -9754,6 +9769,354 @@
       </w:pPr>
       <w:r>
         <w:pict w14:anchorId="4A85E771">
+          <v:rect id="_x0000_i1056" style="width:0;height:1.5pt" o:hralign="center" o:hrstd="t" o:hr="t" fillcolor="#a0a0a0" stroked="f"/>
+        </w:pict>
+      </w:r>
+    </w:p>
+    <w:p>
+      <w:pPr>
+        <w:spacing w:after="0"/>
+        <w:rPr>
+          <w:b/>
+          <w:bCs/>
+        </w:rPr>
+      </w:pPr>
+      <w:r>
+        <w:rPr>
+          <w:rFonts w:ascii="Segoe UI Emoji" w:hAnsi="Segoe UI Emoji" w:cs="Segoe UI Emoji"/>
+          <w:b/>
+          <w:bCs/>
+        </w:rPr>
+        <w:t>✅</w:t>
+      </w:r>
+      <w:r>
+        <w:rPr>
+          <w:b/>
+          <w:bCs/>
+        </w:rPr>
+        <w:t xml:space="preserve"> Interfaz</w:t>
+      </w:r>
+    </w:p>
+    <w:p>
+      <w:pPr>
+        <w:shd w:val="clear" w:color="auto" w:fill="F2F2F2" w:themeFill="background1" w:themeFillShade="F2"/>
+        <w:spacing w:after="0"/>
+      </w:pPr>
+      <w:proofErr w:type="spellStart"/>
+      <w:r>
+        <w:t>public</w:t>
+      </w:r>
+      <w:proofErr w:type="spellEnd"/>
+      <w:r>
+        <w:t xml:space="preserve"> interface Descontable {</w:t>
+      </w:r>
+    </w:p>
+    <w:p>
+      <w:pPr>
+        <w:shd w:val="clear" w:color="auto" w:fill="F2F2F2" w:themeFill="background1" w:themeFillShade="F2"/>
+        <w:spacing w:after="0"/>
+      </w:pPr>
+      <w:r>
+        <w:t xml:space="preserve">    </w:t>
+      </w:r>
+      <w:proofErr w:type="spellStart"/>
+      <w:r>
+        <w:t>double</w:t>
+      </w:r>
+      <w:proofErr w:type="spellEnd"/>
+      <w:r>
+        <w:t xml:space="preserve"> </w:t>
+      </w:r>
+      <w:proofErr w:type="spellStart"/>
+      <w:r>
+        <w:t>aplicarDescuento</w:t>
+      </w:r>
+      <w:proofErr w:type="spellEnd"/>
+      <w:r>
+        <w:t>();</w:t>
+      </w:r>
+    </w:p>
+    <w:p>
+      <w:pPr>
+        <w:shd w:val="clear" w:color="auto" w:fill="F2F2F2" w:themeFill="background1" w:themeFillShade="F2"/>
+        <w:spacing w:after="0"/>
+      </w:pPr>
+      <w:r>
+        <w:t>}</w:t>
+      </w:r>
+    </w:p>
+    <w:p>
+      <w:pPr>
+        <w:spacing w:after="0"/>
+      </w:pPr>
+      <w:r>
+        <w:pict w14:anchorId="0E0CBC0F">
+          <v:rect id="_x0000_i1057" style="width:0;height:1.5pt" o:hralign="center" o:hrstd="t" o:hr="t" fillcolor="#a0a0a0" stroked="f"/>
+        </w:pict>
+      </w:r>
+    </w:p>
+    <w:p>
+      <w:pPr>
+        <w:spacing w:after="0"/>
+        <w:rPr>
+          <w:b/>
+          <w:bCs/>
+        </w:rPr>
+      </w:pPr>
+      <w:r>
+        <w:rPr>
+          <w:rFonts w:ascii="Segoe UI Emoji" w:hAnsi="Segoe UI Emoji" w:cs="Segoe UI Emoji"/>
+          <w:b/>
+          <w:bCs/>
+        </w:rPr>
+        <w:t>✅</w:t>
+      </w:r>
+      <w:r>
+        <w:rPr>
+          <w:b/>
+          <w:bCs/>
+        </w:rPr>
+        <w:t xml:space="preserve"> Clase Producto</w:t>
+      </w:r>
+    </w:p>
+    <w:p>
+      <w:pPr>
+        <w:shd w:val="clear" w:color="auto" w:fill="F2F2F2" w:themeFill="background1" w:themeFillShade="F2"/>
+        <w:spacing w:after="0"/>
+      </w:pPr>
+      <w:proofErr w:type="spellStart"/>
+      <w:r>
+        <w:t>public</w:t>
+      </w:r>
+      <w:proofErr w:type="spellEnd"/>
+      <w:r>
+        <w:t xml:space="preserve"> </w:t>
+      </w:r>
+      <w:proofErr w:type="spellStart"/>
+      <w:r>
+        <w:t>class</w:t>
+      </w:r>
+      <w:proofErr w:type="spellEnd"/>
+      <w:r>
+        <w:t xml:space="preserve"> Producto </w:t>
+      </w:r>
+      <w:proofErr w:type="spellStart"/>
+      <w:r>
+        <w:t>implements</w:t>
+      </w:r>
+      <w:proofErr w:type="spellEnd"/>
+      <w:r>
+        <w:t xml:space="preserve"> Descontable {</w:t>
+      </w:r>
+    </w:p>
+    <w:p>
+      <w:pPr>
+        <w:shd w:val="clear" w:color="auto" w:fill="F2F2F2" w:themeFill="background1" w:themeFillShade="F2"/>
+        <w:spacing w:after="0"/>
+      </w:pPr>
+    </w:p>
+    <w:p>
+      <w:pPr>
+        <w:shd w:val="clear" w:color="auto" w:fill="F2F2F2" w:themeFill="background1" w:themeFillShade="F2"/>
+        <w:spacing w:after="0"/>
+        <w:rPr>
+          <w:lang w:val="en-GB"/>
+        </w:rPr>
+      </w:pPr>
+      <w:r>
+        <w:t xml:space="preserve">    </w:t>
+      </w:r>
+      <w:r>
+        <w:rPr>
+          <w:lang w:val="en-GB"/>
+        </w:rPr>
+        <w:t xml:space="preserve">protected double </w:t>
+      </w:r>
+      <w:proofErr w:type="spellStart"/>
+      <w:r>
+        <w:rPr>
+          <w:lang w:val="en-GB"/>
+        </w:rPr>
+        <w:t>precio</w:t>
+      </w:r>
+      <w:proofErr w:type="spellEnd"/>
+      <w:r>
+        <w:rPr>
+          <w:lang w:val="en-GB"/>
+        </w:rPr>
+        <w:t>;</w:t>
+      </w:r>
+    </w:p>
+    <w:p>
+      <w:pPr>
+        <w:shd w:val="clear" w:color="auto" w:fill="F2F2F2" w:themeFill="background1" w:themeFillShade="F2"/>
+        <w:spacing w:after="0"/>
+        <w:rPr>
+          <w:lang w:val="en-GB"/>
+        </w:rPr>
+      </w:pPr>
+    </w:p>
+    <w:p>
+      <w:pPr>
+        <w:shd w:val="clear" w:color="auto" w:fill="F2F2F2" w:themeFill="background1" w:themeFillShade="F2"/>
+        <w:spacing w:after="0"/>
+        <w:rPr>
+          <w:lang w:val="en-GB"/>
+        </w:rPr>
+      </w:pPr>
+      <w:r>
+        <w:rPr>
+          <w:lang w:val="en-GB"/>
+        </w:rPr>
+        <w:t xml:space="preserve">    public </w:t>
+      </w:r>
+      <w:proofErr w:type="spellStart"/>
+      <w:r>
+        <w:rPr>
+          <w:lang w:val="en-GB"/>
+        </w:rPr>
+        <w:t>Producto</w:t>
+      </w:r>
+      <w:proofErr w:type="spellEnd"/>
+      <w:r>
+        <w:rPr>
+          <w:lang w:val="en-GB"/>
+        </w:rPr>
+        <w:t xml:space="preserve">(double </w:t>
+      </w:r>
+      <w:proofErr w:type="spellStart"/>
+      <w:r>
+        <w:rPr>
+          <w:lang w:val="en-GB"/>
+        </w:rPr>
+        <w:t>precio</w:t>
+      </w:r>
+      <w:proofErr w:type="spellEnd"/>
+      <w:r>
+        <w:rPr>
+          <w:lang w:val="en-GB"/>
+        </w:rPr>
+        <w:t>) {</w:t>
+      </w:r>
+    </w:p>
+    <w:p>
+      <w:pPr>
+        <w:shd w:val="clear" w:color="auto" w:fill="F2F2F2" w:themeFill="background1" w:themeFillShade="F2"/>
+        <w:spacing w:after="0"/>
+      </w:pPr>
+      <w:r>
+        <w:rPr>
+          <w:lang w:val="en-GB"/>
+        </w:rPr>
+        <w:t xml:space="preserve">        </w:t>
+      </w:r>
+      <w:proofErr w:type="spellStart"/>
+      <w:r>
+        <w:t>this.precio</w:t>
+      </w:r>
+      <w:proofErr w:type="spellEnd"/>
+      <w:r>
+        <w:t xml:space="preserve"> = precio;</w:t>
+      </w:r>
+    </w:p>
+    <w:p>
+      <w:pPr>
+        <w:shd w:val="clear" w:color="auto" w:fill="F2F2F2" w:themeFill="background1" w:themeFillShade="F2"/>
+        <w:spacing w:after="0"/>
+      </w:pPr>
+      <w:r>
+        <w:t xml:space="preserve">    }</w:t>
+      </w:r>
+    </w:p>
+    <w:p>
+      <w:pPr>
+        <w:shd w:val="clear" w:color="auto" w:fill="F2F2F2" w:themeFill="background1" w:themeFillShade="F2"/>
+        <w:spacing w:after="0"/>
+      </w:pPr>
+    </w:p>
+    <w:p>
+      <w:pPr>
+        <w:shd w:val="clear" w:color="auto" w:fill="F2F2F2" w:themeFill="background1" w:themeFillShade="F2"/>
+        <w:spacing w:after="0"/>
+      </w:pPr>
+      <w:r>
+        <w:t xml:space="preserve">    @Override</w:t>
+      </w:r>
+    </w:p>
+    <w:p>
+      <w:pPr>
+        <w:shd w:val="clear" w:color="auto" w:fill="F2F2F2" w:themeFill="background1" w:themeFillShade="F2"/>
+        <w:spacing w:after="0"/>
+      </w:pPr>
+      <w:r>
+        <w:t xml:space="preserve">    </w:t>
+      </w:r>
+      <w:proofErr w:type="spellStart"/>
+      <w:r>
+        <w:t>public</w:t>
+      </w:r>
+      <w:proofErr w:type="spellEnd"/>
+      <w:r>
+        <w:t xml:space="preserve"> </w:t>
+      </w:r>
+      <w:proofErr w:type="spellStart"/>
+      <w:r>
+        <w:t>double</w:t>
+      </w:r>
+      <w:proofErr w:type="spellEnd"/>
+      <w:r>
+        <w:t xml:space="preserve"> </w:t>
+      </w:r>
+      <w:proofErr w:type="spellStart"/>
+      <w:r>
+        <w:t>aplicarDescuento</w:t>
+      </w:r>
+      <w:proofErr w:type="spellEnd"/>
+      <w:r>
+        <w:t>() {</w:t>
+      </w:r>
+    </w:p>
+    <w:p>
+      <w:pPr>
+        <w:shd w:val="clear" w:color="auto" w:fill="F2F2F2" w:themeFill="background1" w:themeFillShade="F2"/>
+        <w:spacing w:after="0"/>
+      </w:pPr>
+      <w:r>
+        <w:t xml:space="preserve">        </w:t>
+      </w:r>
+      <w:proofErr w:type="spellStart"/>
+      <w:r>
+        <w:t>return</w:t>
+      </w:r>
+      <w:proofErr w:type="spellEnd"/>
+      <w:r>
+        <w:t xml:space="preserve"> precio * 0.9; // 10% descuento</w:t>
+      </w:r>
+    </w:p>
+    <w:p>
+      <w:pPr>
+        <w:shd w:val="clear" w:color="auto" w:fill="F2F2F2" w:themeFill="background1" w:themeFillShade="F2"/>
+        <w:spacing w:after="0"/>
+      </w:pPr>
+      <w:r>
+        <w:t xml:space="preserve">    }</w:t>
+      </w:r>
+    </w:p>
+    <w:p>
+      <w:pPr>
+        <w:shd w:val="clear" w:color="auto" w:fill="F2F2F2" w:themeFill="background1" w:themeFillShade="F2"/>
+        <w:spacing w:after="0"/>
+      </w:pPr>
+      <w:r>
+        <w:t>}</w:t>
+      </w:r>
+    </w:p>
+    <w:p>
+      <w:pPr>
+        <w:spacing w:after="0"/>
+      </w:pPr>
+      <w:r>
+        <w:pict w14:anchorId="19975568">
           <v:rect id="_x0000_i1058" style="width:0;height:1.5pt" o:hralign="center" o:hrstd="t" o:hr="t" fillcolor="#a0a0a0" stroked="f"/>
         </w:pict>
       </w:r>
@@ -9779,8 +10142,17 @@
           <w:b/>
           <w:bCs/>
         </w:rPr>
-        <w:t xml:space="preserve"> Interfaz</w:t>
-      </w:r>
+        <w:t xml:space="preserve"> Clase </w:t>
+      </w:r>
+      <w:proofErr w:type="spellStart"/>
+      <w:r>
+        <w:rPr>
+          <w:b/>
+          <w:bCs/>
+        </w:rPr>
+        <w:t>ProductoOferta</w:t>
+      </w:r>
+      <w:proofErr w:type="spellEnd"/>
     </w:p>
     <w:p>
       <w:pPr>
@@ -9793,8 +10165,38 @@
       </w:r>
       <w:proofErr w:type="spellEnd"/>
       <w:r>
-        <w:t xml:space="preserve"> interface Descontable {</w:t>
-      </w:r>
+        <w:t xml:space="preserve"> </w:t>
+      </w:r>
+      <w:proofErr w:type="spellStart"/>
+      <w:r>
+        <w:t>class</w:t>
+      </w:r>
+      <w:proofErr w:type="spellEnd"/>
+      <w:r>
+        <w:t xml:space="preserve"> </w:t>
+      </w:r>
+      <w:proofErr w:type="spellStart"/>
+      <w:r>
+        <w:t>ProductoOferta</w:t>
+      </w:r>
+      <w:proofErr w:type="spellEnd"/>
+      <w:r>
+        <w:t xml:space="preserve"> </w:t>
+      </w:r>
+      <w:proofErr w:type="spellStart"/>
+      <w:r>
+        <w:t>implements</w:t>
+      </w:r>
+      <w:proofErr w:type="spellEnd"/>
+      <w:r>
+        <w:t xml:space="preserve"> Descontable {</w:t>
+      </w:r>
+    </w:p>
+    <w:p>
+      <w:pPr>
+        <w:shd w:val="clear" w:color="auto" w:fill="F2F2F2" w:themeFill="background1" w:themeFillShade="F2"/>
+        <w:spacing w:after="0"/>
+      </w:pPr>
     </w:p>
     <w:p>
       <w:pPr>
@@ -9806,19 +10208,158 @@
       </w:r>
       <w:proofErr w:type="spellStart"/>
       <w:r>
+        <w:t>private</w:t>
+      </w:r>
+      <w:proofErr w:type="spellEnd"/>
+      <w:r>
+        <w:t xml:space="preserve"> </w:t>
+      </w:r>
+      <w:proofErr w:type="spellStart"/>
+      <w:r>
         <w:t>double</w:t>
       </w:r>
       <w:proofErr w:type="spellEnd"/>
       <w:r>
+        <w:t xml:space="preserve"> precio;</w:t>
+      </w:r>
+    </w:p>
+    <w:p>
+      <w:pPr>
+        <w:shd w:val="clear" w:color="auto" w:fill="F2F2F2" w:themeFill="background1" w:themeFillShade="F2"/>
+        <w:spacing w:after="0"/>
+      </w:pPr>
+    </w:p>
+    <w:p>
+      <w:pPr>
+        <w:shd w:val="clear" w:color="auto" w:fill="F2F2F2" w:themeFill="background1" w:themeFillShade="F2"/>
+        <w:spacing w:after="0"/>
+      </w:pPr>
+      <w:r>
+        <w:t xml:space="preserve">    </w:t>
+      </w:r>
+      <w:proofErr w:type="spellStart"/>
+      <w:r>
+        <w:t>public</w:t>
+      </w:r>
+      <w:proofErr w:type="spellEnd"/>
+      <w:r>
         <w:t xml:space="preserve"> </w:t>
       </w:r>
       <w:proofErr w:type="spellStart"/>
       <w:r>
+        <w:t>ProductoOferta</w:t>
+      </w:r>
+      <w:proofErr w:type="spellEnd"/>
+      <w:r>
+        <w:t>(</w:t>
+      </w:r>
+      <w:proofErr w:type="spellStart"/>
+      <w:r>
+        <w:t>double</w:t>
+      </w:r>
+      <w:proofErr w:type="spellEnd"/>
+      <w:r>
+        <w:t xml:space="preserve"> precio) {</w:t>
+      </w:r>
+    </w:p>
+    <w:p>
+      <w:pPr>
+        <w:shd w:val="clear" w:color="auto" w:fill="F2F2F2" w:themeFill="background1" w:themeFillShade="F2"/>
+        <w:spacing w:after="0"/>
+      </w:pPr>
+      <w:r>
+        <w:t xml:space="preserve">        </w:t>
+      </w:r>
+      <w:proofErr w:type="spellStart"/>
+      <w:r>
+        <w:t>this.precio</w:t>
+      </w:r>
+      <w:proofErr w:type="spellEnd"/>
+      <w:r>
+        <w:t xml:space="preserve"> = precio;</w:t>
+      </w:r>
+    </w:p>
+    <w:p>
+      <w:pPr>
+        <w:shd w:val="clear" w:color="auto" w:fill="F2F2F2" w:themeFill="background1" w:themeFillShade="F2"/>
+        <w:spacing w:after="0"/>
+      </w:pPr>
+      <w:r>
+        <w:t xml:space="preserve">    }</w:t>
+      </w:r>
+    </w:p>
+    <w:p>
+      <w:pPr>
+        <w:shd w:val="clear" w:color="auto" w:fill="F2F2F2" w:themeFill="background1" w:themeFillShade="F2"/>
+        <w:spacing w:after="0"/>
+      </w:pPr>
+    </w:p>
+    <w:p>
+      <w:pPr>
+        <w:shd w:val="clear" w:color="auto" w:fill="F2F2F2" w:themeFill="background1" w:themeFillShade="F2"/>
+        <w:spacing w:after="0"/>
+      </w:pPr>
+      <w:r>
+        <w:t xml:space="preserve">    @Override</w:t>
+      </w:r>
+    </w:p>
+    <w:p>
+      <w:pPr>
+        <w:shd w:val="clear" w:color="auto" w:fill="F2F2F2" w:themeFill="background1" w:themeFillShade="F2"/>
+        <w:spacing w:after="0"/>
+      </w:pPr>
+      <w:r>
+        <w:t xml:space="preserve">    </w:t>
+      </w:r>
+      <w:proofErr w:type="spellStart"/>
+      <w:r>
+        <w:t>public</w:t>
+      </w:r>
+      <w:proofErr w:type="spellEnd"/>
+      <w:r>
+        <w:t xml:space="preserve"> </w:t>
+      </w:r>
+      <w:proofErr w:type="spellStart"/>
+      <w:r>
+        <w:t>double</w:t>
+      </w:r>
+      <w:proofErr w:type="spellEnd"/>
+      <w:r>
+        <w:t xml:space="preserve"> </w:t>
+      </w:r>
+      <w:proofErr w:type="spellStart"/>
+      <w:r>
         <w:t>aplicarDescuento</w:t>
       </w:r>
       <w:proofErr w:type="spellEnd"/>
       <w:r>
-        <w:t>();</w:t>
+        <w:t>() {</w:t>
+      </w:r>
+    </w:p>
+    <w:p>
+      <w:pPr>
+        <w:shd w:val="clear" w:color="auto" w:fill="F2F2F2" w:themeFill="background1" w:themeFillShade="F2"/>
+        <w:spacing w:after="0"/>
+      </w:pPr>
+      <w:r>
+        <w:t xml:space="preserve">        </w:t>
+      </w:r>
+      <w:proofErr w:type="spellStart"/>
+      <w:r>
+        <w:t>return</w:t>
+      </w:r>
+      <w:proofErr w:type="spellEnd"/>
+      <w:r>
+        <w:t xml:space="preserve"> precio * 0.7; // 30% descuento</w:t>
+      </w:r>
+    </w:p>
+    <w:p>
+      <w:pPr>
+        <w:shd w:val="clear" w:color="auto" w:fill="F2F2F2" w:themeFill="background1" w:themeFillShade="F2"/>
+        <w:spacing w:after="0"/>
+      </w:pPr>
+      <w:r>
+        <w:t xml:space="preserve">    }</w:t>
       </w:r>
     </w:p>
     <w:p>
@@ -9835,7 +10376,7 @@
         <w:spacing w:after="0"/>
       </w:pPr>
       <w:r>
-        <w:pict w14:anchorId="0E0CBC0F">
+        <w:pict w14:anchorId="5DB434F8">
           <v:rect id="_x0000_i1059" style="width:0;height:1.5pt" o:hralign="center" o:hrstd="t" o:hr="t" fillcolor="#a0a0a0" stroked="f"/>
         </w:pict>
       </w:r>
@@ -9846,532 +10387,6 @@
         <w:rPr>
           <w:b/>
           <w:bCs/>
-        </w:rPr>
-      </w:pPr>
-      <w:r>
-        <w:rPr>
-          <w:rFonts w:ascii="Segoe UI Emoji" w:hAnsi="Segoe UI Emoji" w:cs="Segoe UI Emoji"/>
-          <w:b/>
-          <w:bCs/>
-        </w:rPr>
-        <w:t>✅</w:t>
-      </w:r>
-      <w:r>
-        <w:rPr>
-          <w:b/>
-          <w:bCs/>
-        </w:rPr>
-        <w:t xml:space="preserve"> Clase Producto</w:t>
-      </w:r>
-    </w:p>
-    <w:p>
-      <w:pPr>
-        <w:shd w:val="clear" w:color="auto" w:fill="F2F2F2" w:themeFill="background1" w:themeFillShade="F2"/>
-        <w:spacing w:after="0"/>
-      </w:pPr>
-      <w:proofErr w:type="spellStart"/>
-      <w:r>
-        <w:t>public</w:t>
-      </w:r>
-      <w:proofErr w:type="spellEnd"/>
-      <w:r>
-        <w:t xml:space="preserve"> </w:t>
-      </w:r>
-      <w:proofErr w:type="spellStart"/>
-      <w:r>
-        <w:t>class</w:t>
-      </w:r>
-      <w:proofErr w:type="spellEnd"/>
-      <w:r>
-        <w:t xml:space="preserve"> Producto </w:t>
-      </w:r>
-      <w:proofErr w:type="spellStart"/>
-      <w:r>
-        <w:t>implements</w:t>
-      </w:r>
-      <w:proofErr w:type="spellEnd"/>
-      <w:r>
-        <w:t xml:space="preserve"> Descontable {</w:t>
-      </w:r>
-    </w:p>
-    <w:p>
-      <w:pPr>
-        <w:shd w:val="clear" w:color="auto" w:fill="F2F2F2" w:themeFill="background1" w:themeFillShade="F2"/>
-        <w:spacing w:after="0"/>
-      </w:pPr>
-    </w:p>
-    <w:p>
-      <w:pPr>
-        <w:shd w:val="clear" w:color="auto" w:fill="F2F2F2" w:themeFill="background1" w:themeFillShade="F2"/>
-        <w:spacing w:after="0"/>
-        <w:rPr>
-          <w:lang w:val="en-GB"/>
-        </w:rPr>
-      </w:pPr>
-      <w:r>
-        <w:t xml:space="preserve">    </w:t>
-      </w:r>
-      <w:r>
-        <w:rPr>
-          <w:lang w:val="en-GB"/>
-        </w:rPr>
-        <w:t xml:space="preserve">protected double </w:t>
-      </w:r>
-      <w:proofErr w:type="spellStart"/>
-      <w:r>
-        <w:rPr>
-          <w:lang w:val="en-GB"/>
-        </w:rPr>
-        <w:t>precio</w:t>
-      </w:r>
-      <w:proofErr w:type="spellEnd"/>
-      <w:r>
-        <w:rPr>
-          <w:lang w:val="en-GB"/>
-        </w:rPr>
-        <w:t>;</w:t>
-      </w:r>
-    </w:p>
-    <w:p>
-      <w:pPr>
-        <w:shd w:val="clear" w:color="auto" w:fill="F2F2F2" w:themeFill="background1" w:themeFillShade="F2"/>
-        <w:spacing w:after="0"/>
-        <w:rPr>
-          <w:lang w:val="en-GB"/>
-        </w:rPr>
-      </w:pPr>
-    </w:p>
-    <w:p>
-      <w:pPr>
-        <w:shd w:val="clear" w:color="auto" w:fill="F2F2F2" w:themeFill="background1" w:themeFillShade="F2"/>
-        <w:spacing w:after="0"/>
-        <w:rPr>
-          <w:lang w:val="en-GB"/>
-        </w:rPr>
-      </w:pPr>
-      <w:r>
-        <w:rPr>
-          <w:lang w:val="en-GB"/>
-        </w:rPr>
-        <w:t xml:space="preserve">    public </w:t>
-      </w:r>
-      <w:proofErr w:type="spellStart"/>
-      <w:r>
-        <w:rPr>
-          <w:lang w:val="en-GB"/>
-        </w:rPr>
-        <w:t>Producto</w:t>
-      </w:r>
-      <w:proofErr w:type="spellEnd"/>
-      <w:r>
-        <w:rPr>
-          <w:lang w:val="en-GB"/>
-        </w:rPr>
-        <w:t xml:space="preserve">(double </w:t>
-      </w:r>
-      <w:proofErr w:type="spellStart"/>
-      <w:r>
-        <w:rPr>
-          <w:lang w:val="en-GB"/>
-        </w:rPr>
-        <w:t>precio</w:t>
-      </w:r>
-      <w:proofErr w:type="spellEnd"/>
-      <w:r>
-        <w:rPr>
-          <w:lang w:val="en-GB"/>
-        </w:rPr>
-        <w:t>) {</w:t>
-      </w:r>
-    </w:p>
-    <w:p>
-      <w:pPr>
-        <w:shd w:val="clear" w:color="auto" w:fill="F2F2F2" w:themeFill="background1" w:themeFillShade="F2"/>
-        <w:spacing w:after="0"/>
-      </w:pPr>
-      <w:r>
-        <w:rPr>
-          <w:lang w:val="en-GB"/>
-        </w:rPr>
-        <w:t xml:space="preserve">        </w:t>
-      </w:r>
-      <w:proofErr w:type="spellStart"/>
-      <w:r>
-        <w:t>this.precio</w:t>
-      </w:r>
-      <w:proofErr w:type="spellEnd"/>
-      <w:r>
-        <w:t xml:space="preserve"> = precio;</w:t>
-      </w:r>
-    </w:p>
-    <w:p>
-      <w:pPr>
-        <w:shd w:val="clear" w:color="auto" w:fill="F2F2F2" w:themeFill="background1" w:themeFillShade="F2"/>
-        <w:spacing w:after="0"/>
-      </w:pPr>
-      <w:r>
-        <w:t xml:space="preserve">    }</w:t>
-      </w:r>
-    </w:p>
-    <w:p>
-      <w:pPr>
-        <w:shd w:val="clear" w:color="auto" w:fill="F2F2F2" w:themeFill="background1" w:themeFillShade="F2"/>
-        <w:spacing w:after="0"/>
-      </w:pPr>
-    </w:p>
-    <w:p>
-      <w:pPr>
-        <w:shd w:val="clear" w:color="auto" w:fill="F2F2F2" w:themeFill="background1" w:themeFillShade="F2"/>
-        <w:spacing w:after="0"/>
-      </w:pPr>
-      <w:r>
-        <w:t xml:space="preserve">    @Override</w:t>
-      </w:r>
-    </w:p>
-    <w:p>
-      <w:pPr>
-        <w:shd w:val="clear" w:color="auto" w:fill="F2F2F2" w:themeFill="background1" w:themeFillShade="F2"/>
-        <w:spacing w:after="0"/>
-      </w:pPr>
-      <w:r>
-        <w:t xml:space="preserve">    </w:t>
-      </w:r>
-      <w:proofErr w:type="spellStart"/>
-      <w:r>
-        <w:t>public</w:t>
-      </w:r>
-      <w:proofErr w:type="spellEnd"/>
-      <w:r>
-        <w:t xml:space="preserve"> </w:t>
-      </w:r>
-      <w:proofErr w:type="spellStart"/>
-      <w:r>
-        <w:t>double</w:t>
-      </w:r>
-      <w:proofErr w:type="spellEnd"/>
-      <w:r>
-        <w:t xml:space="preserve"> </w:t>
-      </w:r>
-      <w:proofErr w:type="spellStart"/>
-      <w:r>
-        <w:t>aplicarDescuento</w:t>
-      </w:r>
-      <w:proofErr w:type="spellEnd"/>
-      <w:r>
-        <w:t>() {</w:t>
-      </w:r>
-    </w:p>
-    <w:p>
-      <w:pPr>
-        <w:shd w:val="clear" w:color="auto" w:fill="F2F2F2" w:themeFill="background1" w:themeFillShade="F2"/>
-        <w:spacing w:after="0"/>
-      </w:pPr>
-      <w:r>
-        <w:t xml:space="preserve">        </w:t>
-      </w:r>
-      <w:proofErr w:type="spellStart"/>
-      <w:r>
-        <w:t>return</w:t>
-      </w:r>
-      <w:proofErr w:type="spellEnd"/>
-      <w:r>
-        <w:t xml:space="preserve"> precio * 0.9; // 10% descuento</w:t>
-      </w:r>
-    </w:p>
-    <w:p>
-      <w:pPr>
-        <w:shd w:val="clear" w:color="auto" w:fill="F2F2F2" w:themeFill="background1" w:themeFillShade="F2"/>
-        <w:spacing w:after="0"/>
-      </w:pPr>
-      <w:r>
-        <w:t xml:space="preserve">    }</w:t>
-      </w:r>
-    </w:p>
-    <w:p>
-      <w:pPr>
-        <w:shd w:val="clear" w:color="auto" w:fill="F2F2F2" w:themeFill="background1" w:themeFillShade="F2"/>
-        <w:spacing w:after="0"/>
-      </w:pPr>
-      <w:r>
-        <w:t>}</w:t>
-      </w:r>
-    </w:p>
-    <w:p>
-      <w:pPr>
-        <w:spacing w:after="0"/>
-      </w:pPr>
-      <w:r>
-        <w:pict w14:anchorId="19975568">
-          <v:rect id="_x0000_i1060" style="width:0;height:1.5pt" o:hralign="center" o:hrstd="t" o:hr="t" fillcolor="#a0a0a0" stroked="f"/>
-        </w:pict>
-      </w:r>
-    </w:p>
-    <w:p>
-      <w:pPr>
-        <w:spacing w:after="0"/>
-        <w:rPr>
-          <w:b/>
-          <w:bCs/>
-        </w:rPr>
-      </w:pPr>
-      <w:r>
-        <w:rPr>
-          <w:rFonts w:ascii="Segoe UI Emoji" w:hAnsi="Segoe UI Emoji" w:cs="Segoe UI Emoji"/>
-          <w:b/>
-          <w:bCs/>
-        </w:rPr>
-        <w:t>✅</w:t>
-      </w:r>
-      <w:r>
-        <w:rPr>
-          <w:b/>
-          <w:bCs/>
-        </w:rPr>
-        <w:t xml:space="preserve"> Clase </w:t>
-      </w:r>
-      <w:proofErr w:type="spellStart"/>
-      <w:r>
-        <w:rPr>
-          <w:b/>
-          <w:bCs/>
-        </w:rPr>
-        <w:t>ProductoOferta</w:t>
-      </w:r>
-      <w:proofErr w:type="spellEnd"/>
-    </w:p>
-    <w:p>
-      <w:pPr>
-        <w:shd w:val="clear" w:color="auto" w:fill="F2F2F2" w:themeFill="background1" w:themeFillShade="F2"/>
-        <w:spacing w:after="0"/>
-      </w:pPr>
-      <w:proofErr w:type="spellStart"/>
-      <w:r>
-        <w:t>public</w:t>
-      </w:r>
-      <w:proofErr w:type="spellEnd"/>
-      <w:r>
-        <w:t xml:space="preserve"> </w:t>
-      </w:r>
-      <w:proofErr w:type="spellStart"/>
-      <w:r>
-        <w:t>class</w:t>
-      </w:r>
-      <w:proofErr w:type="spellEnd"/>
-      <w:r>
-        <w:t xml:space="preserve"> </w:t>
-      </w:r>
-      <w:proofErr w:type="spellStart"/>
-      <w:r>
-        <w:t>ProductoOferta</w:t>
-      </w:r>
-      <w:proofErr w:type="spellEnd"/>
-      <w:r>
-        <w:t xml:space="preserve"> </w:t>
-      </w:r>
-      <w:proofErr w:type="spellStart"/>
-      <w:r>
-        <w:t>implements</w:t>
-      </w:r>
-      <w:proofErr w:type="spellEnd"/>
-      <w:r>
-        <w:t xml:space="preserve"> Descontable {</w:t>
-      </w:r>
-    </w:p>
-    <w:p>
-      <w:pPr>
-        <w:shd w:val="clear" w:color="auto" w:fill="F2F2F2" w:themeFill="background1" w:themeFillShade="F2"/>
-        <w:spacing w:after="0"/>
-      </w:pPr>
-    </w:p>
-    <w:p>
-      <w:pPr>
-        <w:shd w:val="clear" w:color="auto" w:fill="F2F2F2" w:themeFill="background1" w:themeFillShade="F2"/>
-        <w:spacing w:after="0"/>
-      </w:pPr>
-      <w:r>
-        <w:t xml:space="preserve">    </w:t>
-      </w:r>
-      <w:proofErr w:type="spellStart"/>
-      <w:r>
-        <w:t>private</w:t>
-      </w:r>
-      <w:proofErr w:type="spellEnd"/>
-      <w:r>
-        <w:t xml:space="preserve"> </w:t>
-      </w:r>
-      <w:proofErr w:type="spellStart"/>
-      <w:r>
-        <w:t>double</w:t>
-      </w:r>
-      <w:proofErr w:type="spellEnd"/>
-      <w:r>
-        <w:t xml:space="preserve"> precio;</w:t>
-      </w:r>
-    </w:p>
-    <w:p>
-      <w:pPr>
-        <w:shd w:val="clear" w:color="auto" w:fill="F2F2F2" w:themeFill="background1" w:themeFillShade="F2"/>
-        <w:spacing w:after="0"/>
-      </w:pPr>
-    </w:p>
-    <w:p>
-      <w:pPr>
-        <w:shd w:val="clear" w:color="auto" w:fill="F2F2F2" w:themeFill="background1" w:themeFillShade="F2"/>
-        <w:spacing w:after="0"/>
-      </w:pPr>
-      <w:r>
-        <w:t xml:space="preserve">    </w:t>
-      </w:r>
-      <w:proofErr w:type="spellStart"/>
-      <w:r>
-        <w:t>public</w:t>
-      </w:r>
-      <w:proofErr w:type="spellEnd"/>
-      <w:r>
-        <w:t xml:space="preserve"> </w:t>
-      </w:r>
-      <w:proofErr w:type="spellStart"/>
-      <w:r>
-        <w:t>ProductoOferta</w:t>
-      </w:r>
-      <w:proofErr w:type="spellEnd"/>
-      <w:r>
-        <w:t>(</w:t>
-      </w:r>
-      <w:proofErr w:type="spellStart"/>
-      <w:r>
-        <w:t>double</w:t>
-      </w:r>
-      <w:proofErr w:type="spellEnd"/>
-      <w:r>
-        <w:t xml:space="preserve"> precio) {</w:t>
-      </w:r>
-    </w:p>
-    <w:p>
-      <w:pPr>
-        <w:shd w:val="clear" w:color="auto" w:fill="F2F2F2" w:themeFill="background1" w:themeFillShade="F2"/>
-        <w:spacing w:after="0"/>
-      </w:pPr>
-      <w:r>
-        <w:t xml:space="preserve">        </w:t>
-      </w:r>
-      <w:proofErr w:type="spellStart"/>
-      <w:r>
-        <w:t>this.precio</w:t>
-      </w:r>
-      <w:proofErr w:type="spellEnd"/>
-      <w:r>
-        <w:t xml:space="preserve"> = precio;</w:t>
-      </w:r>
-    </w:p>
-    <w:p>
-      <w:pPr>
-        <w:shd w:val="clear" w:color="auto" w:fill="F2F2F2" w:themeFill="background1" w:themeFillShade="F2"/>
-        <w:spacing w:after="0"/>
-      </w:pPr>
-      <w:r>
-        <w:t xml:space="preserve">    }</w:t>
-      </w:r>
-    </w:p>
-    <w:p>
-      <w:pPr>
-        <w:shd w:val="clear" w:color="auto" w:fill="F2F2F2" w:themeFill="background1" w:themeFillShade="F2"/>
-        <w:spacing w:after="0"/>
-      </w:pPr>
-    </w:p>
-    <w:p>
-      <w:pPr>
-        <w:shd w:val="clear" w:color="auto" w:fill="F2F2F2" w:themeFill="background1" w:themeFillShade="F2"/>
-        <w:spacing w:after="0"/>
-      </w:pPr>
-      <w:r>
-        <w:t xml:space="preserve">    @Override</w:t>
-      </w:r>
-    </w:p>
-    <w:p>
-      <w:pPr>
-        <w:shd w:val="clear" w:color="auto" w:fill="F2F2F2" w:themeFill="background1" w:themeFillShade="F2"/>
-        <w:spacing w:after="0"/>
-      </w:pPr>
-      <w:r>
-        <w:t xml:space="preserve">    </w:t>
-      </w:r>
-      <w:proofErr w:type="spellStart"/>
-      <w:r>
-        <w:t>public</w:t>
-      </w:r>
-      <w:proofErr w:type="spellEnd"/>
-      <w:r>
-        <w:t xml:space="preserve"> </w:t>
-      </w:r>
-      <w:proofErr w:type="spellStart"/>
-      <w:r>
-        <w:t>double</w:t>
-      </w:r>
-      <w:proofErr w:type="spellEnd"/>
-      <w:r>
-        <w:t xml:space="preserve"> </w:t>
-      </w:r>
-      <w:proofErr w:type="spellStart"/>
-      <w:r>
-        <w:t>aplicarDescuento</w:t>
-      </w:r>
-      <w:proofErr w:type="spellEnd"/>
-      <w:r>
-        <w:t>() {</w:t>
-      </w:r>
-    </w:p>
-    <w:p>
-      <w:pPr>
-        <w:shd w:val="clear" w:color="auto" w:fill="F2F2F2" w:themeFill="background1" w:themeFillShade="F2"/>
-        <w:spacing w:after="0"/>
-      </w:pPr>
-      <w:r>
-        <w:t xml:space="preserve">        </w:t>
-      </w:r>
-      <w:proofErr w:type="spellStart"/>
-      <w:r>
-        <w:t>return</w:t>
-      </w:r>
-      <w:proofErr w:type="spellEnd"/>
-      <w:r>
-        <w:t xml:space="preserve"> precio * 0.7; // 30% descuento</w:t>
-      </w:r>
-    </w:p>
-    <w:p>
-      <w:pPr>
-        <w:shd w:val="clear" w:color="auto" w:fill="F2F2F2" w:themeFill="background1" w:themeFillShade="F2"/>
-        <w:spacing w:after="0"/>
-      </w:pPr>
-      <w:r>
-        <w:t xml:space="preserve">    }</w:t>
-      </w:r>
-    </w:p>
-    <w:p>
-      <w:pPr>
-        <w:shd w:val="clear" w:color="auto" w:fill="F2F2F2" w:themeFill="background1" w:themeFillShade="F2"/>
-        <w:spacing w:after="0"/>
-      </w:pPr>
-      <w:r>
-        <w:t>}</w:t>
-      </w:r>
-    </w:p>
-    <w:p>
-      <w:pPr>
-        <w:spacing w:after="0"/>
-      </w:pPr>
-      <w:r>
-        <w:pict w14:anchorId="5DB434F8">
-          <v:rect id="_x0000_i1061" style="width:0;height:1.5pt" o:hralign="center" o:hrstd="t" o:hr="t" fillcolor="#a0a0a0" stroked="f"/>
-        </w:pict>
-      </w:r>
-    </w:p>
-    <w:p>
-      <w:pPr>
-        <w:spacing w:after="0"/>
-        <w:rPr>
-          <w:b/>
-          <w:bCs/>
           <w:lang w:val="en-GB"/>
         </w:rPr>
       </w:pPr>
@@ -10698,7 +10713,7 @@
       </w:pPr>
       <w:r>
         <w:pict w14:anchorId="65610527">
-          <v:rect id="_x0000_i1062" style="width:0;height:1.5pt" o:hralign="center" o:hrstd="t" o:hr="t" fillcolor="#a0a0a0" stroked="f"/>
+          <v:rect id="_x0000_i1060" style="width:0;height:1.5pt" o:hralign="center" o:hrstd="t" o:hr="t" fillcolor="#a0a0a0" stroked="f"/>
         </w:pict>
       </w:r>
     </w:p>
